--- a/articles/2026-08-20.docx
+++ b/articles/2026-08-20.docx
@@ -3065,7 +3065,7 @@
           <w:b/>
           <w:sz w:val="22"/>
         </w:rPr>
-        <w:t>1. 加西亚一家为什么要在早上六点出发？</w:t>
+        <w:t>1. ¿Por qué la familia García decide salir a las seis de la mañana?</w:t>
       </w:r>
     </w:p>
     <w:p>
@@ -3076,7 +3076,7 @@
         <w:rPr>
           <w:sz w:val="20"/>
         </w:rPr>
-        <w:t>A. 因为他们喜欢早起</w:t>
+        <w:t>A. Porque les gusta madrugar.</w:t>
       </w:r>
     </w:p>
     <w:p>
@@ -3087,7 +3087,7 @@
         <w:rPr>
           <w:sz w:val="20"/>
         </w:rPr>
-        <w:t>B. 因为爸爸要上班</w:t>
+        <w:t>B. Porque el padre tiene que trabajar.</w:t>
       </w:r>
     </w:p>
     <w:p>
@@ -3099,7 +3099,7 @@
           <w:color w:val="16A34A"/>
           <w:sz w:val="20"/>
         </w:rPr>
-        <w:t>C. 为了避开八月拥堵的交通  ✔</w:t>
+        <w:t>C. Para evitar el tráfico de agosto.  ✔</w:t>
       </w:r>
     </w:p>
     <w:p>
@@ -3110,7 +3110,7 @@
         <w:rPr>
           <w:sz w:val="20"/>
         </w:rPr>
-        <w:t>D. 因为海滩很远</w:t>
+        <w:t>D. Porque la playa está muy lejos.</w:t>
       </w:r>
     </w:p>
     <w:p>
@@ -3122,7 +3122,7 @@
           <w:color w:val="16A34A"/>
           <w:sz w:val="18"/>
         </w:rPr>
-        <w:t>✅ 答案：C  |  El texto dice que “decide salir muy temprano... para evitar el tráfico”.  |  原文说“决定很早出发……以避开交通拥堵”，故选 C。</w:t>
+        <w:t>✅ 答案：C  |  El texto dice (párrafo 5): “La familia decide salir muy temprano... para evitar el tráfico”.  |  原文第 5 段说“一家人决定很早出发……以避开交通拥堵”，故选 C（Para evitar el tráfico de agosto = 为了避开八月的交通）。此题考查直接定位。</w:t>
       </w:r>
     </w:p>
     <w:p/>
@@ -3132,7 +3132,7 @@
           <w:b/>
           <w:sz w:val="22"/>
         </w:rPr>
-        <w:t>2. 妈妈卡门往行李箱里放了什么？</w:t>
+        <w:t>2. ¿Qué mete Carmen en las maletas?</w:t>
       </w:r>
     </w:p>
     <w:p>
@@ -3143,7 +3143,7 @@
         <w:rPr>
           <w:sz w:val="20"/>
         </w:rPr>
-        <w:t>A. 书和笔记本</w:t>
+        <w:t>A. Libros y cuadernos.</w:t>
       </w:r>
     </w:p>
     <w:p>
@@ -3155,7 +3155,7 @@
           <w:color w:val="16A34A"/>
           <w:sz w:val="20"/>
         </w:rPr>
-        <w:t>B. 轻便衣服、毛巾、防晒霜和泳衣  ✔</w:t>
+        <w:t>B. Ropa ligera, toallas, protector solar y bañadores.  ✔</w:t>
       </w:r>
     </w:p>
     <w:p>
@@ -3166,7 +3166,7 @@
         <w:rPr>
           <w:sz w:val="20"/>
         </w:rPr>
-        <w:t>C. 雨伞和外套</w:t>
+        <w:t>C. Paraguas y abrigos.</w:t>
       </w:r>
     </w:p>
     <w:p>
@@ -3177,7 +3177,7 @@
         <w:rPr>
           <w:sz w:val="20"/>
         </w:rPr>
-        <w:t>D. 玩具和游戏机</w:t>
+        <w:t>D. Juguetes y videojuegos.</w:t>
       </w:r>
     </w:p>
     <w:p>
@@ -3189,7 +3189,7 @@
           <w:color w:val="16A34A"/>
           <w:sz w:val="18"/>
         </w:rPr>
-        <w:t>✅ 答案：B  |  Carmen mete “ropa ligera, toallas, protector solar y los bañadores”.  |  卡门放入“轻便衣服、毛巾、防晒霜和泳衣”，故选 B。</w:t>
+        <w:t>✅ 答案：B  |  El texto dice (párrafo 3) que Carmen mete “ropa ligera, toallas, protector solar y los bañadores de los niños”.  |  原文第 3 段说卡门放入“轻便衣服、毛巾、防晒霜和孩子们的泳衣”，故选 B。此题考查直接定位。</w:t>
       </w:r>
     </w:p>
     <w:p/>
@@ -3199,7 +3199,7 @@
           <w:b/>
           <w:sz w:val="22"/>
         </w:rPr>
-        <w:t>3. 爸爸路易斯检查了汽车的哪些部分？</w:t>
+        <w:t>3. ¿Qué partes del coche revisa Luis?</w:t>
       </w:r>
     </w:p>
     <w:p>
@@ -3210,7 +3210,7 @@
         <w:rPr>
           <w:sz w:val="20"/>
         </w:rPr>
-        <w:t>A. 车灯和喇叭</w:t>
+        <w:t>A. Las luces y el claxon.</w:t>
       </w:r>
     </w:p>
     <w:p>
@@ -3221,7 +3221,7 @@
         <w:rPr>
           <w:sz w:val="20"/>
         </w:rPr>
-        <w:t>B. 音乐和空调</w:t>
+        <w:t>B. La música y el aire acondicionado.</w:t>
       </w:r>
     </w:p>
     <w:p>
@@ -3233,7 +3233,7 @@
           <w:color w:val="16A34A"/>
           <w:sz w:val="20"/>
         </w:rPr>
-        <w:t>C. 机油、水和轮胎气压  ✔</w:t>
+        <w:t>C. El aceite, el agua y la presión de las ruedas.  ✔</w:t>
       </w:r>
     </w:p>
     <w:p>
@@ -3244,7 +3244,7 @@
         <w:rPr>
           <w:sz w:val="20"/>
         </w:rPr>
-        <w:t>D. 玻璃和后视镜</w:t>
+        <w:t>D. Las ventanas y los espejos.</w:t>
       </w:r>
     </w:p>
     <w:p>
@@ -3256,7 +3256,7 @@
           <w:color w:val="16A34A"/>
           <w:sz w:val="18"/>
         </w:rPr>
-        <w:t>✅ 答案：C  |  Luis “mira el aceite, el agua y la presión de las ruedas”.  |  路易斯“查看了机油、水和轮胎气压”，故选 C。</w:t>
+        <w:t>✅ 答案：C  |  El texto dice (párrafo 6) que Luis “mira el aceite, el agua y la presión de las ruedas”.  |  原文第 6 段说路易斯“查看了机油、水和轮胎气压”，故选 C（aceite=机油, agua=水, presión de las ruedas=轮胎气压）。此题考查直接定位。</w:t>
       </w:r>
     </w:p>
     <w:p/>
@@ -3266,7 +3266,7 @@
           <w:b/>
           <w:sz w:val="22"/>
         </w:rPr>
-        <w:t>4. 孩子们为什么睡不着觉？</w:t>
+        <w:t>4. ¿Por qué los niños no quieren dormir?</w:t>
       </w:r>
     </w:p>
     <w:p>
@@ -3277,7 +3277,7 @@
         <w:rPr>
           <w:sz w:val="20"/>
         </w:rPr>
-        <w:t>A. 因为天太热了</w:t>
+        <w:t>A. Porque hace mucho calor.</w:t>
       </w:r>
     </w:p>
     <w:p>
@@ -3289,7 +3289,7 @@
           <w:color w:val="16A34A"/>
           <w:sz w:val="20"/>
         </w:rPr>
-        <w:t>B. 因为他们很兴奋，想着大海和沙滩  ✔</w:t>
+        <w:t>B. Porque están nerviosos y piensan en el mar, la arena y los helados.  ✔</w:t>
       </w:r>
     </w:p>
     <w:p>
@@ -3300,7 +3300,7 @@
         <w:rPr>
           <w:sz w:val="20"/>
         </w:rPr>
-        <w:t>C. 因为明天要上学</w:t>
+        <w:t>C. Porque mañana tienen colegio.</w:t>
       </w:r>
     </w:p>
     <w:p>
@@ -3311,7 +3311,7 @@
         <w:rPr>
           <w:sz w:val="20"/>
         </w:rPr>
-        <w:t>D. 因为他们肚子饿了</w:t>
+        <w:t>D. Porque tienen hambre.</w:t>
       </w:r>
     </w:p>
     <w:p>
@@ -3323,7 +3323,7 @@
           <w:color w:val="16A34A"/>
           <w:sz w:val="18"/>
         </w:rPr>
-        <w:t>✅ 答案：B  |  Los niños están “nerviosos” y “piensan en el mar, en la arena y en los helados”.  |  孩子们很“兴奋”，“想着大海、沙滩和冰淇淋”，故选 B。</w:t>
+        <w:t>✅ 答案：B  |  El texto dice (párrafo 8) que los niños están “nerviosos” y “piensan en el mar, en la arena y en los helados”.  |  原文第 8 段说孩子们很“兴奋”，“想着大海、沙滩和冰淇淋”，故选 B（están nerviosos = 他们很兴奋）。此题考查直接定位。</w:t>
       </w:r>
     </w:p>
     <w:p/>
@@ -3333,7 +3333,7 @@
           <w:b/>
           <w:sz w:val="22"/>
         </w:rPr>
-        <w:t>5. 如果六点出发，他们预计几点到达？</w:t>
+        <w:t>5. Si salen a las seis, ¿a qué hora llegan?</w:t>
       </w:r>
     </w:p>
     <w:p>
@@ -3345,7 +3345,7 @@
           <w:color w:val="16A34A"/>
           <w:sz w:val="20"/>
         </w:rPr>
-        <w:t>A. 十点前  ✔</w:t>
+        <w:t>A. Antes de las diez.  ✔</w:t>
       </w:r>
     </w:p>
     <w:p>
@@ -3356,7 +3356,7 @@
         <w:rPr>
           <w:sz w:val="20"/>
         </w:rPr>
-        <w:t>B. 中午十二点</w:t>
+        <w:t>B. A las doce del mediodía.</w:t>
       </w:r>
     </w:p>
     <w:p>
@@ -3367,7 +3367,7 @@
         <w:rPr>
           <w:sz w:val="20"/>
         </w:rPr>
-        <w:t>C. 下午三点</w:t>
+        <w:t>C. A las tres de la tarde.</w:t>
       </w:r>
     </w:p>
     <w:p>
@@ -3378,7 +3378,7 @@
         <w:rPr>
           <w:sz w:val="20"/>
         </w:rPr>
-        <w:t>D. 晚上八点</w:t>
+        <w:t>D. A las ocho de la noche.</w:t>
       </w:r>
     </w:p>
     <w:p>
@@ -3390,7 +3390,7 @@
           <w:color w:val="16A34A"/>
           <w:sz w:val="18"/>
         </w:rPr>
-        <w:t>✅ 答案：A  |  Luis dice: “Si salimos a las seis, llegamos antes de las diez”.  |  路易斯说“如果六点出发，我们十点前就能到”，故选 A。</w:t>
+        <w:t>✅ 答案：A  |  El texto dice (párrafo 9): “Si salimos a las seis, llegamos antes de las diez”.  |  原文第 9 段路易斯说“如果六点出发，我们十点前就能到”，故选 A（Antes de las diez = 十点前）。此题考查直接定位。</w:t>
       </w:r>
     </w:p>
     <w:p/>
@@ -3913,7 +3913,7 @@
           <w:b/>
           <w:sz w:val="22"/>
         </w:rPr>
-        <w:t>1. 毕尔巴鄂的“大周”（Aste Nagusia）是为了纪念什么而举行？</w:t>
+        <w:t>1. ¿En honor de qué se celebra la Aste Nagusia en Bilbao?</w:t>
       </w:r>
     </w:p>
     <w:p>
@@ -3924,7 +3924,7 @@
         <w:rPr>
           <w:sz w:val="20"/>
         </w:rPr>
-        <w:t>A. 城市的建立</w:t>
+        <w:t>A. De la fundación de la ciudad.</w:t>
       </w:r>
     </w:p>
     <w:p>
@@ -3936,7 +3936,7 @@
           <w:color w:val="16A34A"/>
           <w:sz w:val="20"/>
         </w:rPr>
-        <w:t>B. 贝戈尼亚圣母  ✔</w:t>
+        <w:t>B. De la Virgen de Begoña.  ✔</w:t>
       </w:r>
     </w:p>
     <w:p>
@@ -3947,7 +3947,7 @@
         <w:rPr>
           <w:sz w:val="20"/>
         </w:rPr>
-        <w:t>C. 夏天到来</w:t>
+        <w:t>C. De la llegada del verano.</w:t>
       </w:r>
     </w:p>
     <w:p>
@@ -3958,7 +3958,7 @@
         <w:rPr>
           <w:sz w:val="20"/>
         </w:rPr>
-        <w:t>D. 收获季节</w:t>
+        <w:t>D. De la temporada de cosecha.</w:t>
       </w:r>
     </w:p>
     <w:p>
@@ -3970,7 +3970,7 @@
           <w:color w:val="16A34A"/>
           <w:sz w:val="18"/>
         </w:rPr>
-        <w:t>✅ 答案：B  |  La Aste Nagusia “se celebra... en honor a la Virgen de Begoña”.  |  “大周”“是为了纪念贝戈尼亚圣母而庆祝”，故选 B。</w:t>
+        <w:t>✅ 答案：B  |  El texto dice (párrafo 3) que la Aste Nagusia “se celebra... en honor a la Virgen de Begoña”.  |  原文第 3 段说“大周”“是为了纪念贝戈尼亚圣母而庆祝”，故选 B（la Virgen de Begoña = 贝戈尼亚圣母）。此题考查直接定位。</w:t>
       </w:r>
     </w:p>
     <w:p/>
@@ -3980,7 +3980,7 @@
           <w:b/>
           <w:sz w:val="22"/>
         </w:rPr>
-        <w:t>2. 马拉加集市分为哪两部分？</w:t>
+        <w:t>2. ¿En qué dos partes se divide la feria de Málaga?</w:t>
       </w:r>
     </w:p>
     <w:p>
@@ -3992,7 +3992,7 @@
           <w:color w:val="16A34A"/>
           <w:sz w:val="20"/>
         </w:rPr>
-        <w:t>A. 日间集市和夜间集市  ✔</w:t>
+        <w:t>A. La feria de día y la feria de noche.  ✔</w:t>
       </w:r>
     </w:p>
     <w:p>
@@ -4003,7 +4003,7 @@
         <w:rPr>
           <w:sz w:val="20"/>
         </w:rPr>
-        <w:t>B. 市中心集市和海边集市</w:t>
+        <w:t>B. La feria del centro y la de la playa.</w:t>
       </w:r>
     </w:p>
     <w:p>
@@ -4014,7 +4014,7 @@
         <w:rPr>
           <w:sz w:val="20"/>
         </w:rPr>
-        <w:t>C. 儿童区和成人区</w:t>
+        <w:t>C. La zona infantil y la de adultos.</w:t>
       </w:r>
     </w:p>
     <w:p>
@@ -4025,7 +4025,7 @@
         <w:rPr>
           <w:sz w:val="20"/>
         </w:rPr>
-        <w:t>D. 音乐会和展览</w:t>
+        <w:t>D. Los conciertos y las exposiciones.</w:t>
       </w:r>
     </w:p>
     <w:p>
@@ -4037,7 +4037,7 @@
           <w:color w:val="16A34A"/>
           <w:sz w:val="18"/>
         </w:rPr>
-        <w:t>✅ 答案：A  |  “La feria de día en el centro y la feria de noche en el recinto ferial”.  |  “市中心的日间集市和展览场地上的夜间集市”，故选 A。</w:t>
+        <w:t>✅ 答案：A  |  El texto dice (párrafo 6): “la feria de día en el centro y la feria de noche en el recinto ferial”.  |  原文第 6 段说“市中心的日间集市和展览场地上的夜间集市”，故选 A（feria de día y feria de noche = 日间集市和夜间集市）。此题考查直接定位。</w:t>
       </w:r>
     </w:p>
     <w:p/>
@@ -4047,7 +4047,7 @@
           <w:b/>
           <w:sz w:val="22"/>
         </w:rPr>
-        <w:t>3. 在马拉加的日间集市，人们通常吃什么？</w:t>
+        <w:t>3. ¿Qué come la gente en la feria de día de Málaga?</w:t>
       </w:r>
     </w:p>
     <w:p>
@@ -4058,7 +4058,7 @@
         <w:rPr>
           <w:sz w:val="20"/>
         </w:rPr>
-        <w:t>A. 披萨和啤酒</w:t>
+        <w:t>A. Pizza y cerveza.</w:t>
       </w:r>
     </w:p>
     <w:p>
@@ -4070,7 +4070,7 @@
           <w:color w:val="16A34A"/>
           <w:sz w:val="20"/>
         </w:rPr>
-        <w:t>B. 炸鱼和甜酒  ✔</w:t>
+        <w:t>B. Pescado frito y vino dulce.  ✔</w:t>
       </w:r>
     </w:p>
     <w:p>
@@ -4081,7 +4081,7 @@
         <w:rPr>
           <w:sz w:val="20"/>
         </w:rPr>
-        <w:t>C. 汉堡和可乐</w:t>
+        <w:t>C. Hamburguesas y refrescos.</w:t>
       </w:r>
     </w:p>
     <w:p>
@@ -4092,7 +4092,7 @@
         <w:rPr>
           <w:sz w:val="20"/>
         </w:rPr>
-        <w:t>D. 海鲜饭</w:t>
+        <w:t>D. Paella.</w:t>
       </w:r>
     </w:p>
     <w:p>
@@ -4104,7 +4104,7 @@
           <w:color w:val="16A34A"/>
           <w:sz w:val="18"/>
         </w:rPr>
-        <w:t>✅ 答案：B  |  “En la feria de día, la gente come pescado frito y bebe vino dulce”.  |  “日间集市上，人们吃炸鱼、喝甜酒”，故选 B。</w:t>
+        <w:t>✅ 答案：B  |  El texto dice (párrafo 7): “En la feria de día, la gente come pescado frito y bebe vino dulce”.  |  原文第 7 段说“日间集市上，人们吃炸鱼、喝甜酒”，故选 B（pescado frito=炸鱼, vino dulce=甜酒）。此题考查直接定位。</w:t>
       </w:r>
     </w:p>
     <w:p/>
@@ -4114,7 +4114,7 @@
           <w:b/>
           <w:sz w:val="22"/>
         </w:rPr>
-        <w:t>4. 节日期间有哪些活动？</w:t>
+        <w:t>4. ¿Qué actividades hay durante las fiestas?</w:t>
       </w:r>
     </w:p>
     <w:p>
@@ -4125,7 +4125,7 @@
         <w:rPr>
           <w:sz w:val="20"/>
         </w:rPr>
-        <w:t>A. 只有宗教仪式</w:t>
+        <w:t>A. Solo ceremonias religiosas.</w:t>
       </w:r>
     </w:p>
     <w:p>
@@ -4137,7 +4137,7 @@
           <w:color w:val="16A34A"/>
           <w:sz w:val="20"/>
         </w:rPr>
-        <w:t>B. 音乐会、烟花、体育比赛和传统游戏  ✔</w:t>
+        <w:t>B. Conciertos, fuegos artificiales, competiciones y juegos tradicionales.  ✔</w:t>
       </w:r>
     </w:p>
     <w:p>
@@ -4148,7 +4148,7 @@
         <w:rPr>
           <w:sz w:val="20"/>
         </w:rPr>
-        <w:t>C. 只有购物活动</w:t>
+        <w:t>C. Solo actividades de compras.</w:t>
       </w:r>
     </w:p>
     <w:p>
@@ -4159,7 +4159,7 @@
         <w:rPr>
           <w:sz w:val="20"/>
         </w:rPr>
-        <w:t>D. 只有电影放映</w:t>
+        <w:t>D. Solo proyecciones de cine.</w:t>
       </w:r>
     </w:p>
     <w:p>
@@ -4171,7 +4171,7 @@
           <w:color w:val="16A34A"/>
           <w:sz w:val="18"/>
         </w:rPr>
-        <w:t>✅ 答案：B  |  “conciertos al aire libre, fuegos artificiales, competiciones deportivas y juegos tradicionales”.  |  “露天音乐会、烟花、体育比赛和传统游戏”，故选 B。</w:t>
+        <w:t>✅ 答案：B  |  El texto dice (párrafo 4): “conciertos al aire libre, fuegos artificiales, competiciones deportivas y juegos tradicionales vascos”.  |  原文第 4 段说“露天音乐会、烟花、体育比赛和巴斯克传统游戏”，故选 B。此题考查直接定位。</w:t>
       </w:r>
     </w:p>
     <w:p/>
@@ -4181,7 +4181,7 @@
           <w:b/>
           <w:sz w:val="22"/>
         </w:rPr>
-        <w:t>5. 为什么八月西班牙的酒店预订量会上涨？</w:t>
+        <w:t>5. ¿Por qué suben mucho las reservas de hoteles en agosto?</w:t>
       </w:r>
     </w:p>
     <w:p>
@@ -4192,7 +4192,7 @@
         <w:rPr>
           <w:sz w:val="20"/>
         </w:rPr>
-        <w:t>A. 因为天气变冷</w:t>
+        <w:t>A. Porque el tiempo se vuelve frío.</w:t>
       </w:r>
     </w:p>
     <w:p>
@@ -4204,7 +4204,7 @@
           <w:color w:val="16A34A"/>
           <w:sz w:val="20"/>
         </w:rPr>
-        <w:t>B. 因为许多游客专程来体验节日  ✔</w:t>
+        <w:t>B. Porque muchos turistas viajan solo para vivir estas fiestas.  ✔</w:t>
       </w:r>
     </w:p>
     <w:p>
@@ -4215,7 +4215,7 @@
         <w:rPr>
           <w:sz w:val="20"/>
         </w:rPr>
-        <w:t>C. 因为酒店打折</w:t>
+        <w:t>C. Porque los hoteles hacen descuentos.</w:t>
       </w:r>
     </w:p>
     <w:p>
@@ -4226,7 +4226,7 @@
         <w:rPr>
           <w:sz w:val="20"/>
         </w:rPr>
-        <w:t>D. 因为学校开学</w:t>
+        <w:t>D. Porque empieza el curso escolar.</w:t>
       </w:r>
     </w:p>
     <w:p>
@@ -4238,7 +4238,7 @@
           <w:color w:val="16A34A"/>
           <w:sz w:val="18"/>
         </w:rPr>
-        <w:t>✅ 答案：B  |  “Muchos turistas viajan... solo para vivir estas fiestas. Las reservas de hoteles suben mucho”.  |  “许多游客专程来体验节日，酒店预订量大增”，故选 B。</w:t>
+        <w:t>✅ 答案：B  |  El texto dice (párrafo 8): “Muchos turistas viajan... solo para vivir estas fiestas. Las reservas de hoteles suben mucho”.  |  原文第 8 段说“许多游客专程来体验节日，酒店预订量大增”，故选 B（viajan solo para vivir estas fiestas = 专程来体验节日）。此题考查直接定位。</w:t>
       </w:r>
     </w:p>
     <w:p/>
@@ -5083,6 +5083,218 @@
           </w:p>
         </w:tc>
       </w:tr>
+      <w:tr>
+        <w:tc>
+          <w:tcPr>
+            <w:tcW w:type="dxa" w:w="3009"/>
+            <w:shd w:fill="F8FAFC"/>
+          </w:tcPr>
+          <w:p>
+            <w:r>
+              <w:rPr>
+                <w:rFonts w:ascii="Calibri" w:hAnsi="Calibri" w:eastAsia="Microsoft YaHei"/>
+                <w:b w:val="0"/>
+                <w:i/>
+                <w:sz w:val="20"/>
+              </w:rPr>
+              <w:t>fotovoltaica</w:t>
+            </w:r>
+          </w:p>
+        </w:tc>
+        <w:tc>
+          <w:tcPr>
+            <w:tcW w:type="dxa" w:w="3009"/>
+          </w:tcPr>
+          <w:p>
+            <w:r>
+              <w:rPr>
+                <w:rFonts w:ascii="Calibri" w:hAnsi="Calibri" w:eastAsia="Microsoft YaHei"/>
+                <w:b w:val="0"/>
+                <w:i w:val="0"/>
+                <w:sz w:val="20"/>
+              </w:rPr>
+              <w:t>光伏的（太阳能发电）</w:t>
+            </w:r>
+          </w:p>
+        </w:tc>
+        <w:tc>
+          <w:tcPr>
+            <w:tcW w:type="dxa" w:w="3009"/>
+          </w:tcPr>
+          <w:p>
+            <w:r>
+              <w:rPr>
+                <w:rFonts w:ascii="Calibri" w:hAnsi="Calibri" w:eastAsia="Microsoft YaHei"/>
+                <w:b w:val="0"/>
+                <w:i w:val="0"/>
+                <w:sz w:val="18"/>
+              </w:rPr>
+              <w:t>例句：en su mayoría fotovoltaica, al sistema eléctrico español.</w:t>
+              <w:br/>
+              <w:t>分析：由 foto-（光，源自希腊语 phōs）+ voltaica（伏打的）构成，指“利用光能直接发电”。常见搭配 energía fotovoltaica（光伏能源）、panel fotovoltaico（光伏板）、planta fotovoltaica（光伏电站）。这是能源领域的专业形容词。语境义：本文指西班牙新增的可再生发电能力“大部分是光伏”。DELE B1 科技阅读高频词，常与 solar（太阳能的）、térmica（热力的）辨析。</w:t>
+            </w:r>
+          </w:p>
+        </w:tc>
+      </w:tr>
+      <w:tr>
+        <w:tc>
+          <w:tcPr>
+            <w:tcW w:type="dxa" w:w="3009"/>
+            <w:shd w:fill="F8FAFC"/>
+          </w:tcPr>
+          <w:p>
+            <w:r>
+              <w:rPr>
+                <w:rFonts w:ascii="Calibri" w:hAnsi="Calibri" w:eastAsia="Microsoft YaHei"/>
+                <w:b w:val="0"/>
+                <w:i/>
+                <w:sz w:val="20"/>
+              </w:rPr>
+              <w:t>financiar</w:t>
+            </w:r>
+          </w:p>
+        </w:tc>
+        <w:tc>
+          <w:tcPr>
+            <w:tcW w:type="dxa" w:w="3009"/>
+          </w:tcPr>
+          <w:p>
+            <w:r>
+              <w:rPr>
+                <w:rFonts w:ascii="Calibri" w:hAnsi="Calibri" w:eastAsia="Microsoft YaHei"/>
+                <w:b w:val="0"/>
+                <w:i w:val="0"/>
+                <w:sz w:val="20"/>
+              </w:rPr>
+              <w:t>资助；提供资金</w:t>
+            </w:r>
+          </w:p>
+        </w:tc>
+        <w:tc>
+          <w:tcPr>
+            <w:tcW w:type="dxa" w:w="3009"/>
+          </w:tcPr>
+          <w:p>
+            <w:r>
+              <w:rPr>
+                <w:rFonts w:ascii="Calibri" w:hAnsi="Calibri" w:eastAsia="Microsoft YaHei"/>
+                <w:b w:val="0"/>
+                <w:i w:val="0"/>
+                <w:sz w:val="18"/>
+              </w:rPr>
+              <w:t>例句：financiado con los fondos europeos Next Generation.</w:t>
+              <w:br/>
+              <w:t>分析：源自法语 financer，词根 finance（财政，源自拉丁语 finis“终结、结算”）。常见搭配 financiar un proyecto（资助项目）、financiación pública/privada（公共/私人融资）、fondos para financiar（用于资助的资金）。语法上为规则 -ar 动词。语境义：本文指 RENOINN 2 计划“由欧洲下一代基金资助”。易混淆词：financiar（提供资金）vs invertir（投资，期望回报）vs subvencionar（补贴，无需偿还）。</w:t>
+            </w:r>
+          </w:p>
+        </w:tc>
+      </w:tr>
+      <w:tr>
+        <w:tc>
+          <w:tcPr>
+            <w:tcW w:type="dxa" w:w="3009"/>
+            <w:shd w:fill="F8FAFC"/>
+          </w:tcPr>
+          <w:p>
+            <w:r>
+              <w:rPr>
+                <w:rFonts w:ascii="Calibri" w:hAnsi="Calibri" w:eastAsia="Microsoft YaHei"/>
+                <w:b w:val="0"/>
+                <w:i/>
+                <w:sz w:val="20"/>
+              </w:rPr>
+              <w:t>infraestructura</w:t>
+            </w:r>
+          </w:p>
+        </w:tc>
+        <w:tc>
+          <w:tcPr>
+            <w:tcW w:type="dxa" w:w="3009"/>
+          </w:tcPr>
+          <w:p>
+            <w:r>
+              <w:rPr>
+                <w:rFonts w:ascii="Calibri" w:hAnsi="Calibri" w:eastAsia="Microsoft YaHei"/>
+                <w:b w:val="0"/>
+                <w:i w:val="0"/>
+                <w:sz w:val="20"/>
+              </w:rPr>
+              <w:t>基础设施</w:t>
+            </w:r>
+          </w:p>
+        </w:tc>
+        <w:tc>
+          <w:tcPr>
+            <w:tcW w:type="dxa" w:w="3009"/>
+          </w:tcPr>
+          <w:p>
+            <w:r>
+              <w:rPr>
+                <w:rFonts w:ascii="Calibri" w:hAnsi="Calibri" w:eastAsia="Microsoft YaHei"/>
+                <w:b w:val="0"/>
+                <w:i w:val="0"/>
+                <w:sz w:val="18"/>
+              </w:rPr>
+              <w:t>例句：integran energías renovables en infraestructuras ya existentes.</w:t>
+              <w:br/>
+              <w:t>分析：由前缀 infra-（在下、基础）+ estructura（结构）构成，指“支撑经济/社会运转的基础设施”。常见搭配 infraestructura energética（能源基础设施）、infraestructuras públicas（公共基础设施）、construir infraestructuras（建设基础设施）。语法上为阴性名词。语境义：本文指污水处理厂、旧矿区等“现有基础设施”，在其上整合可再生能源。DELE B1 经济/城市话题高频词。</w:t>
+            </w:r>
+          </w:p>
+        </w:tc>
+      </w:tr>
+      <w:tr>
+        <w:tc>
+          <w:tcPr>
+            <w:tcW w:type="dxa" w:w="3009"/>
+            <w:shd w:fill="F8FAFC"/>
+          </w:tcPr>
+          <w:p>
+            <w:r>
+              <w:rPr>
+                <w:rFonts w:ascii="Calibri" w:hAnsi="Calibri" w:eastAsia="Microsoft YaHei"/>
+                <w:b w:val="0"/>
+                <w:i/>
+                <w:sz w:val="20"/>
+              </w:rPr>
+              <w:t>vulnerable</w:t>
+            </w:r>
+          </w:p>
+        </w:tc>
+        <w:tc>
+          <w:tcPr>
+            <w:tcW w:type="dxa" w:w="3009"/>
+          </w:tcPr>
+          <w:p>
+            <w:r>
+              <w:rPr>
+                <w:rFonts w:ascii="Calibri" w:hAnsi="Calibri" w:eastAsia="Microsoft YaHei"/>
+                <w:b w:val="0"/>
+                <w:i w:val="0"/>
+                <w:sz w:val="20"/>
+              </w:rPr>
+              <w:t>弱势的；易受伤害的</w:t>
+            </w:r>
+          </w:p>
+        </w:tc>
+        <w:tc>
+          <w:tcPr>
+            <w:tcW w:type="dxa" w:w="3009"/>
+          </w:tcPr>
+          <w:p>
+            <w:r>
+              <w:rPr>
+                <w:rFonts w:ascii="Calibri" w:hAnsi="Calibri" w:eastAsia="Microsoft YaHei"/>
+                <w:b w:val="0"/>
+                <w:i w:val="0"/>
+                <w:sz w:val="18"/>
+              </w:rPr>
+              <w:t>例句：beneficiarán a más de 9.000 consumidores vulnerables.</w:t>
+              <w:br/>
+              <w:t>分析：源自拉丁语 vulnerabilis（可受伤的），词根 vulnus（伤口）。常见搭配 consumidores vulnerables（弱势消费者）、grupos vulnerables（弱势群体）、situación vulnerable（脆弱的处境）。语法上为形容词，阴阳同形（vulnerable）。语境义：本文指“经济上脆弱的能源消费者”，即难以负担电费的人群。DELE B1 社会议题常考，与 pobre（贫穷）、desfavorecido（处于不利地位的）辨析。</w:t>
+            </w:r>
+          </w:p>
+        </w:tc>
+      </w:tr>
     </w:tbl>
     <w:p/>
     <w:p>
@@ -5099,7 +5311,7 @@
           <w:b/>
           <w:sz w:val="22"/>
         </w:rPr>
-        <w:t>1. RENOINN 2 计划最终发放了多少补贴？</w:t>
+        <w:t>1. ¿Cuánto dinero concedió finalmente el programa RENOINN 2?</w:t>
       </w:r>
     </w:p>
     <w:p>
@@ -5110,7 +5322,7 @@
         <w:rPr>
           <w:sz w:val="20"/>
         </w:rPr>
-        <w:t>A. 202,5 百万欧元</w:t>
+        <w:t>A. 202,5 millones de euros.</w:t>
       </w:r>
     </w:p>
     <w:p>
@@ -5122,7 +5334,7 @@
           <w:color w:val="16A34A"/>
           <w:sz w:val="20"/>
         </w:rPr>
-        <w:t>B. 433,44 百万欧元  ✔</w:t>
+        <w:t>B. 433,44 millones de euros.  ✔</w:t>
       </w:r>
     </w:p>
     <w:p>
@@ -5133,7 +5345,7 @@
         <w:rPr>
           <w:sz w:val="20"/>
         </w:rPr>
-        <w:t>C. 882 百万欧元</w:t>
+        <w:t>C. 882 millones de euros.</w:t>
       </w:r>
     </w:p>
     <w:p>
@@ -5144,7 +5356,7 @@
         <w:rPr>
           <w:sz w:val="20"/>
         </w:rPr>
-        <w:t>D. 110 百万欧元</w:t>
+        <w:t>D. 110 millones de euros.</w:t>
       </w:r>
     </w:p>
     <w:p>
@@ -5156,7 +5368,7 @@
           <w:color w:val="16A34A"/>
           <w:sz w:val="18"/>
         </w:rPr>
-        <w:t>✅ 答案：B  |  El texto indica que se han concedido “433,44 millones de euros a 524 proyectos”.  |  原文明确说“向 524 个项目发放了 4.3344 亿欧元”，故选 B。此题考查直接定位。</w:t>
+        <w:t>✅ 答案：B  |  El texto dice (párrafo 2) que se han concedido “433,44 millones de euros a 524 proyectos innovadores”.  |  原文第 2 段明确说“向 524 个创新项目发放了 4.3344 亿欧元”，故选 B。此题考查直接定位。</w:t>
       </w:r>
     </w:p>
     <w:p/>
@@ -5166,7 +5378,7 @@
           <w:b/>
           <w:sz w:val="22"/>
         </w:rPr>
-        <w:t>2. 根据原文，为什么当局要把 RENOINN 2 的预算提高 110%？（难题：推理判断）</w:t>
+        <w:t>2. Según el texto, ¿por qué las autoridades aumentaron el presupuesto un 110%?</w:t>
       </w:r>
     </w:p>
     <w:p>
@@ -5177,7 +5389,7 @@
         <w:rPr>
           <w:sz w:val="20"/>
         </w:rPr>
-        <w:t>A. 因为项目成本上涨</w:t>
+        <w:t>A. Porque subió el coste de los proyectos.</w:t>
       </w:r>
     </w:p>
     <w:p>
@@ -5189,7 +5401,7 @@
           <w:color w:val="16A34A"/>
           <w:sz w:val="20"/>
         </w:rPr>
-        <w:t>B. 因为申请数量远超预期，接近第一期的三倍  ✔</w:t>
+        <w:t>B. Porque el número de solicitudes superó con creces lo esperado, casi el triple de la primera edición.  ✔</w:t>
       </w:r>
     </w:p>
     <w:p>
@@ -5200,7 +5412,7 @@
         <w:rPr>
           <w:sz w:val="20"/>
         </w:rPr>
-        <w:t>C. 因为欧盟强制要求</w:t>
+        <w:t>C. Porque la Unión Europea lo exigió.</w:t>
       </w:r>
     </w:p>
     <w:p>
@@ -5211,7 +5423,7 @@
         <w:rPr>
           <w:sz w:val="20"/>
         </w:rPr>
-        <w:t>D. 因为油价下跌</w:t>
+        <w:t>D. Porque bajó el precio del petróleo.</w:t>
       </w:r>
     </w:p>
     <w:p>
@@ -5223,7 +5435,7 @@
           <w:color w:val="16A34A"/>
           <w:sz w:val="18"/>
         </w:rPr>
-        <w:t>✅ 答案：B  |  El texto dice que IDAE recibió 882 solicitudes, “casi el triple que en la primera edición”, y por eso “decidieron aumentar el presupuesto en un 110%”. Hay que relacionar la alta demanda con la decisión.  |  原文说 IDAE 收到 882 份申请，“几乎是第一期的三倍”，因此“决定将预算提高 110%”。需要把“高需求”与“增加预算”这一因果关系联系起来推理，故选 B。此题考查因果推理，非字面定位。</w:t>
+        <w:t>✅ 答案：B  |  El texto (párrafos 7-8) dice que IDAE recibió 882 solicitudes, “casi el triple que en la primera edición”, y por eso “decidieron aumentar el presupuesto en un 110%”. Hay que relacionar la alta demanda con la decisión.  |  原文第 7-8 段说 IDAE 收到 882 份申请，“几乎是第一期的三倍”，因此“决定将预算提高 110%”。需要把“高需求”与“增加预算”这一因果关系联系起来推理，故选 B。此题考查因果推理，非字面定位。</w:t>
       </w:r>
     </w:p>
     <w:p/>
@@ -5233,7 +5445,7 @@
           <w:b/>
           <w:sz w:val="22"/>
         </w:rPr>
-        <w:t>3. 漂浮太阳能项目大多建在哪里？（难题：词汇深度）</w:t>
+        <w:t>3. ¿Dónde se ubican la mayoría de los proyectos de energía solar flotante?</w:t>
       </w:r>
     </w:p>
     <w:p>
@@ -5244,7 +5456,7 @@
         <w:rPr>
           <w:sz w:val="20"/>
         </w:rPr>
-        <w:t>A. 海洋上</w:t>
+        <w:t>A. En el mar.</w:t>
       </w:r>
     </w:p>
     <w:p>
@@ -5256,7 +5468,7 @@
           <w:color w:val="16A34A"/>
           <w:sz w:val="20"/>
         </w:rPr>
-        <w:t>B. 农业灌溉水库上  ✔</w:t>
+        <w:t>B. En embalses de riego agrícola.  ✔</w:t>
       </w:r>
     </w:p>
     <w:p>
@@ -5267,7 +5479,7 @@
         <w:rPr>
           <w:sz w:val="20"/>
         </w:rPr>
-        <w:t>C. 屋顶上</w:t>
+        <w:t>C. En los tejados.</w:t>
       </w:r>
     </w:p>
     <w:p>
@@ -5278,7 +5490,7 @@
         <w:rPr>
           <w:sz w:val="20"/>
         </w:rPr>
-        <w:t>D. 沙漠中</w:t>
+        <w:t>D. En el desierto.</w:t>
       </w:r>
     </w:p>
     <w:p>
@@ -5290,7 +5502,7 @@
           <w:color w:val="16A34A"/>
           <w:sz w:val="18"/>
         </w:rPr>
-        <w:t>✅ 答案：B  |  El texto menciona “energía solar flotante, la mayoría ubicados en embalses de riego agrícola”. Hay que entender que embalse = 水库（非普通水面）。  |  原文提到“漂浮太阳能……大部分位于农业灌溉水库上”。需理解 embalse 意为“水库”，且 riego 意为“灌溉”，从而锁定“农业灌溉水库”，故选 B。此题考查 embalse/riego 等词汇的语境义。</w:t>
+        <w:t>✅ 答案：B  |  El texto (párrafo 11) menciona “energía solar flotante, la mayoría ubicados en embalses de riego agrícola”. Hay que entender que embalse = 水库（非普通水面）y riego = 灌溉.  |  原文第 11 段提到“漂浮太阳能……大部分位于农业灌溉水库上”。需理解 embalse 意为“水库”，riego 意为“灌溉”，从而锁定“农业灌溉水库”，故选 B。此题考查 embalse/riego 等词汇的语境义。</w:t>
       </w:r>
     </w:p>
     <w:p/>
@@ -5300,7 +5512,7 @@
           <w:b/>
           <w:sz w:val="22"/>
         </w:rPr>
-        <w:t>4. 农业光伏项目是如何实现“板上发电、板下种田”的？（难题：长句理解）</w:t>
+        <w:t>4. ¿Cómo logran los proyectos agrivoltaicos combinar energía y agricultura?</w:t>
       </w:r>
     </w:p>
     <w:p>
@@ -5311,7 +5523,7 @@
         <w:rPr>
           <w:sz w:val="20"/>
         </w:rPr>
-        <w:t>A. 把农田改成工厂</w:t>
+        <w:t>A. Convirtiendo los campos en fábricas.</w:t>
       </w:r>
     </w:p>
     <w:p>
@@ -5323,7 +5535,7 @@
           <w:color w:val="16A34A"/>
           <w:sz w:val="20"/>
         </w:rPr>
-        <w:t>B. 把太阳能板架在四米以上高度，让作物在下方继续生长  ✔</w:t>
+        <w:t>B. Instalando los paneles a más de cuatro metros de altura para que los cultivos sigan creciendo debajo.  ✔</w:t>
       </w:r>
     </w:p>
     <w:p>
@@ -5334,7 +5546,7 @@
         <w:rPr>
           <w:sz w:val="20"/>
         </w:rPr>
-        <w:t>C. 只在水面上发电</w:t>
+        <w:t>C. Generando electricidad solo sobre el agua.</w:t>
       </w:r>
     </w:p>
     <w:p>
@@ -5345,7 +5557,7 @@
         <w:rPr>
           <w:sz w:val="20"/>
         </w:rPr>
-        <w:t>D. 把作物种在太阳能板上</w:t>
+        <w:t>D. Plantando cultivos sobre los paneles.</w:t>
       </w:r>
     </w:p>
     <w:p>
@@ -5357,7 +5569,7 @@
           <w:color w:val="16A34A"/>
           <w:sz w:val="18"/>
         </w:rPr>
-        <w:t>✅ 答案：B  |  La frase “los paneles solares se instalan a más de cuatro metros de altura, de modo que los cultivos puedan seguir creciendo debajo” contiene una cláusula de finalidad con subjuntivo (para que/de modo que + subjuntivo).  |  原句“太阳能板安装在四米以上高度，这样下面的农作物就能继续生长”中，de modo que + 虚拟式（puedan）表达目的，需理解这一复杂结构才能选出正确答案，故选 B。此题考查目的从句中的虚拟式理解。</w:t>
+        <w:t>✅ 答案：B  |  La frase (párrafo 10) “los paneles solares se instalan a más de cuatro metros de altura, de modo que los cultivos puedan seguir creciendo debajo” contiene una cláusula de finalidad con subjuntivo (de modo que + puedan).  |  原句（第 10 段）“太阳能板安装在四米以上高度，这样下面的农作物就能继续生长”中，de modo que + 虚拟式（puedan）表达目的，需理解这一复杂结构才能选出正确答案，故选 B。此题考查目的从句中的虚拟式理解。</w:t>
       </w:r>
     </w:p>
     <w:p/>
@@ -5367,7 +5579,7 @@
           <w:b/>
           <w:sz w:val="22"/>
         </w:rPr>
-        <w:t>5. 集体自用项目将惠及多少人？</w:t>
+        <w:t>5. ¿A cuántas personas beneficiarán los proyectos de autoconsumo colectivo?</w:t>
       </w:r>
     </w:p>
     <w:p>
@@ -5379,7 +5591,7 @@
           <w:color w:val="16A34A"/>
           <w:sz w:val="20"/>
         </w:rPr>
-        <w:t>A. 9.000 多个弱势消费者  ✔</w:t>
+        <w:t>A. A más de 9.000 consumidores vulnerables.  ✔</w:t>
       </w:r>
     </w:p>
     <w:p>
@@ -5390,7 +5602,7 @@
         <w:rPr>
           <w:sz w:val="20"/>
         </w:rPr>
-        <w:t>B. 274 人</w:t>
+        <w:t>B. A 274 personas.</w:t>
       </w:r>
     </w:p>
     <w:p>
@@ -5401,7 +5613,7 @@
         <w:rPr>
           <w:sz w:val="20"/>
         </w:rPr>
-        <w:t>C. 47 个家庭</w:t>
+        <w:t>C. A 47 familias.</w:t>
       </w:r>
     </w:p>
     <w:p>
@@ -5412,7 +5624,7 @@
         <w:rPr>
           <w:sz w:val="20"/>
         </w:rPr>
-        <w:t>D. 882 人</w:t>
+        <w:t>D. A 882 personas.</w:t>
       </w:r>
     </w:p>
     <w:p>
@@ -5424,7 +5636,7 @@
           <w:color w:val="16A34A"/>
           <w:sz w:val="18"/>
         </w:rPr>
-        <w:t>✅ 答案：A  |  El texto dice que 274 instalaciones “beneficiarán a más de 9.000 consumidores vulnerables”.  |  原文说 274 个设施“将惠及 9000 多名弱势消费者”，故选 A。此题考查直接定位。</w:t>
+        <w:t>✅ 答案：A  |  El texto dice (párrafo 13) que 274 instalaciones “beneficiarán a más de 9.000 consumidores vulnerables”.  |  原文第 13 段说 274 个设施“将惠及 9000 多名弱势消费者”，故选 A。此题考查直接定位。</w:t>
       </w:r>
     </w:p>
     <w:p/>
@@ -5434,7 +5646,7 @@
           <w:b/>
           <w:sz w:val="22"/>
         </w:rPr>
-        <w:t>6. 文章认为储能对西班牙电力系统最重要的作用是什么？（难题：跨段落综合）</w:t>
+        <w:t>6. Según el artículo, ¿cuál es la función más importante del almacenamiento para el sistema eléctrico español?</w:t>
       </w:r>
     </w:p>
     <w:p>
@@ -5445,7 +5657,7 @@
         <w:rPr>
           <w:sz w:val="20"/>
         </w:rPr>
-        <w:t>A. 让太阳能板更便宜</w:t>
+        <w:t>A. Hacer los paneles solares más baratos.</w:t>
       </w:r>
     </w:p>
     <w:p>
@@ -5457,7 +5669,7 @@
           <w:color w:val="16A34A"/>
           <w:sz w:val="20"/>
         </w:rPr>
-        <w:t>B. 捕捉正午多余电力并在傍晚需求高时释放，稳定电网并降低长期电费  ✔</w:t>
+        <w:t>B. Captar el excedente del mediodía y liberarlo por la tarde, estabilizando la red y abaratando la factura a largo plazo.  ✔</w:t>
       </w:r>
     </w:p>
     <w:p>
@@ -5468,7 +5680,7 @@
         <w:rPr>
           <w:sz w:val="20"/>
         </w:rPr>
-        <w:t>C. 取代所有火电站</w:t>
+        <w:t>C. Sustituir todas las centrales térmicas.</w:t>
       </w:r>
     </w:p>
     <w:p>
@@ -5479,7 +5691,7 @@
         <w:rPr>
           <w:sz w:val="20"/>
         </w:rPr>
-        <w:t>D. 让核电站更安全</w:t>
+        <w:t>D. Hacer las centrales nucleares más seguras.</w:t>
       </w:r>
     </w:p>
     <w:p>
@@ -5491,7 +5703,7 @@
           <w:color w:val="16A34A"/>
           <w:sz w:val="18"/>
         </w:rPr>
-        <w:t>✅ 答案：B  |  需要综合第 6、15、16、17 段：第 6 段说太阳能只在有太阳时产生，第 15-16 段说“captar el excedente del mediodía y liberarlo por la tarde”，第 17 段总结“mejora la estabilidad de la red” y “abarata la factura”。  |  需综合第 6、15、16、17 段：第 6 段说太阳能只在有太阳时产生，第 15-16 段说“捕捉正午盈余并在傍晚释放”，第 17 段总结“提高电网稳定性”并“降低电费”。整合这些信息才能得出完整答案，故选 B。此题考查跨段落综合。</w:t>
+        <w:t>✅ 答案：B  |  Hay que integrar los párrafos 6, 15, 16 y 17: el 6 dice que la solar solo se produce con sol, el 15-16 dice “captar el excedente del mediodía y liberarlo por la tarde”, y el 17 concluye que “mejora la estabilidad de la red” y “abarata la factura”.  |  需综合第 6、15、16、17 段：第 6 段说太阳能只在有太阳时产生，第 15-16 段说“捕捉正午盈余并在傍晚释放”，第 17 段总结“提高电网稳定性”并“降低电费”。整合这些信息才能得出完整答案，故选 B。此题考查跨段落综合。</w:t>
       </w:r>
     </w:p>
     <w:p/>
@@ -5501,7 +5713,7 @@
           <w:b/>
           <w:sz w:val="22"/>
         </w:rPr>
-        <w:t>7. 获批项目最多的自治区是哪一个？</w:t>
+        <w:t>7. ¿Qué comunidad autónoma obtuvo más proyectos aprobados?</w:t>
       </w:r>
     </w:p>
     <w:p>
@@ -5512,7 +5724,7 @@
         <w:rPr>
           <w:sz w:val="20"/>
         </w:rPr>
-        <w:t>A. 瓦伦西亚自治区</w:t>
+        <w:t>A. La Comunidad Valenciana.</w:t>
       </w:r>
     </w:p>
     <w:p>
@@ -5523,7 +5735,7 @@
         <w:rPr>
           <w:sz w:val="20"/>
         </w:rPr>
-        <w:t>B. 安达卢西亚</w:t>
+        <w:t>B. Andalucía.</w:t>
       </w:r>
     </w:p>
     <w:p>
@@ -5535,7 +5747,7 @@
           <w:color w:val="16A34A"/>
           <w:sz w:val="20"/>
         </w:rPr>
-        <w:t>C. 加泰罗尼亚  ✔</w:t>
+        <w:t>C. Cataluña.  ✔</w:t>
       </w:r>
     </w:p>
     <w:p>
@@ -5546,7 +5758,7 @@
         <w:rPr>
           <w:sz w:val="20"/>
         </w:rPr>
-        <w:t>D. 埃斯特雷马杜拉</w:t>
+        <w:t>D. Extremadura.</w:t>
       </w:r>
     </w:p>
     <w:p>
@@ -5558,7 +5770,7 @@
           <w:color w:val="16A34A"/>
           <w:sz w:val="18"/>
         </w:rPr>
-        <w:t>✅ 答案：C  |  El texto dice que “Cataluña fue la comunidad con más proyectos aprobados, con 189”.  |  原文说“加泰罗尼亚是获批项目最多的自治区，有 189 个”，故选 C。此题考查直接定位。</w:t>
+        <w:t>✅ 答案：C  |  El texto dice (párrafo 18) que “Cataluña fue la comunidad con más proyectos aprobados, con 189”.  |  原文第 18 段说“加泰罗尼亚是获批项目最多的自治区，有 189 个”，故选 C。此题考查直接定位。</w:t>
       </w:r>
     </w:p>
     <w:p/>
@@ -5568,7 +5780,7 @@
           <w:b/>
           <w:sz w:val="22"/>
         </w:rPr>
-        <w:t>8. 从文章可以推断出，西班牙能源政策的主要趋势是什么？（难题：推理判断）</w:t>
+        <w:t>8. ¿Qué tendencia principal de la política energética española se puede deducir del artículo?</w:t>
       </w:r>
     </w:p>
     <w:p>
@@ -5579,7 +5791,7 @@
         <w:rPr>
           <w:sz w:val="20"/>
         </w:rPr>
-        <w:t>A. 彻底放弃核能</w:t>
+        <w:t>A. Abandonar por completo la energía nuclear.</w:t>
       </w:r>
     </w:p>
     <w:p>
@@ -5591,7 +5803,7 @@
           <w:color w:val="16A34A"/>
           <w:sz w:val="20"/>
         </w:rPr>
-        <w:t>B. 太阳能必须与储能配套发展，能源转型走向精细化  ✔</w:t>
+        <w:t>B. La energía solar debe ir acompañada de almacenamiento, hacia una transición más refinada.  ✔</w:t>
       </w:r>
     </w:p>
     <w:p>
@@ -5602,7 +5814,7 @@
         <w:rPr>
           <w:sz w:val="20"/>
         </w:rPr>
-        <w:t>C. 只发展风能</w:t>
+        <w:t>C. Desarrollar solo la energía eólica.</w:t>
       </w:r>
     </w:p>
     <w:p>
@@ -5613,7 +5825,7 @@
         <w:rPr>
           <w:sz w:val="20"/>
         </w:rPr>
-        <w:t>D. 停止使用可再生能源</w:t>
+        <w:t>D. Dejar de usar energías renovables.</w:t>
       </w:r>
     </w:p>
     <w:p>
@@ -5625,7 +5837,7 @@
           <w:color w:val="16A34A"/>
           <w:sz w:val="18"/>
         </w:rPr>
-        <w:t>✅ 答案：B  |  综合第 15 段“ya no financia la energía solar sola, sino siempre acompañada de baterías”及全文对储能的反复强调，可推断政策趋势是“太阳能+储能”的精细化转型，而非字面直接陈述。  |  综合第 15 段“不再单独资助太阳能，而是始终配套电池”以及全文对储能的反复强调，可推断出政策趋势是“太阳能+储能”的精细化转型。这是需要归纳推断的结论，故选 B。此题考查态度/趋势推断。</w:t>
+        <w:t>✅ 答案：B  |  Integrando el párrafo 15 (“ya no financia la energía solar sola, sino siempre acompañada de baterías”) y el énfasis repetido en el almacenamiento, se deduce una transición “solar + almacenamiento”, no una afirmación literal.  |  综合第 15 段“不再单独资助太阳能，而是始终配套电池”以及全文对储能的反复强调，可推断出政策趋势是“太阳能+储能”的精细化转型。这是需要归纳推断的结论，故选 B。此题考查态度/趋势推断。</w:t>
       </w:r>
     </w:p>
     <w:p/>
@@ -6514,6 +6726,218 @@
           </w:p>
         </w:tc>
       </w:tr>
+      <w:tr>
+        <w:tc>
+          <w:tcPr>
+            <w:tcW w:type="dxa" w:w="3009"/>
+            <w:shd w:fill="F8FAFC"/>
+          </w:tcPr>
+          <w:p>
+            <w:r>
+              <w:rPr>
+                <w:rFonts w:ascii="Calibri" w:hAnsi="Calibri" w:eastAsia="Microsoft YaHei"/>
+                <w:b w:val="0"/>
+                <w:i/>
+                <w:sz w:val="20"/>
+              </w:rPr>
+              <w:t>reavivar</w:t>
+            </w:r>
+          </w:p>
+        </w:tc>
+        <w:tc>
+          <w:tcPr>
+            <w:tcW w:type="dxa" w:w="3009"/>
+          </w:tcPr>
+          <w:p>
+            <w:r>
+              <w:rPr>
+                <w:rFonts w:ascii="Calibri" w:hAnsi="Calibri" w:eastAsia="Microsoft YaHei"/>
+                <w:b w:val="0"/>
+                <w:i w:val="0"/>
+                <w:sz w:val="20"/>
+              </w:rPr>
+              <w:t>重新点燃；再度激起</w:t>
+            </w:r>
+          </w:p>
+        </w:tc>
+        <w:tc>
+          <w:tcPr>
+            <w:tcW w:type="dxa" w:w="3009"/>
+          </w:tcPr>
+          <w:p>
+            <w:r>
+              <w:rPr>
+                <w:rFonts w:ascii="Calibri" w:hAnsi="Calibri" w:eastAsia="Microsoft YaHei"/>
+                <w:b w:val="0"/>
+                <w:i w:val="0"/>
+                <w:sz w:val="18"/>
+              </w:rPr>
+              <w:t>例句：un apagón masivo... y la subida de los precios... reavivaron el debate.</w:t>
+              <w:br/>
+              <w:t>分析：由前缀 re-（再次）+ avivar（点燃、使活跃）构成，指“使已沉寂的事物重新活跃起来”。常见搭配 reavivar el debate（重新点燃辩论）、reavivar la polémica（再度引发争议）、reavivar el interés（重燃兴趣）。语法上为规则 -ar 动词。语境义：本文指停电和涨价“重新引发了”关于核电关停的辩论。易混淆词：reavivar（重新激起）vs revivir（复活、重现）vs renovar（更新）。</w:t>
+            </w:r>
+          </w:p>
+        </w:tc>
+      </w:tr>
+      <w:tr>
+        <w:tc>
+          <w:tcPr>
+            <w:tcW w:type="dxa" w:w="3009"/>
+            <w:shd w:fill="F8FAFC"/>
+          </w:tcPr>
+          <w:p>
+            <w:r>
+              <w:rPr>
+                <w:rFonts w:ascii="Calibri" w:hAnsi="Calibri" w:eastAsia="Microsoft YaHei"/>
+                <w:b w:val="0"/>
+                <w:i/>
+                <w:sz w:val="20"/>
+              </w:rPr>
+              <w:t>mitigar</w:t>
+            </w:r>
+          </w:p>
+        </w:tc>
+        <w:tc>
+          <w:tcPr>
+            <w:tcW w:type="dxa" w:w="3009"/>
+          </w:tcPr>
+          <w:p>
+            <w:r>
+              <w:rPr>
+                <w:rFonts w:ascii="Calibri" w:hAnsi="Calibri" w:eastAsia="Microsoft YaHei"/>
+                <w:b w:val="0"/>
+                <w:i w:val="0"/>
+                <w:sz w:val="20"/>
+              </w:rPr>
+              <w:t>减轻；缓和</w:t>
+            </w:r>
+          </w:p>
+        </w:tc>
+        <w:tc>
+          <w:tcPr>
+            <w:tcW w:type="dxa" w:w="3009"/>
+          </w:tcPr>
+          <w:p>
+            <w:r>
+              <w:rPr>
+                <w:rFonts w:ascii="Calibri" w:hAnsi="Calibri" w:eastAsia="Microsoft YaHei"/>
+                <w:b w:val="0"/>
+                <w:i w:val="0"/>
+                <w:sz w:val="18"/>
+              </w:rPr>
+              <w:t>例句：la prórroga... mitiga la exposición del sistema eléctrico.</w:t>
+              <w:br/>
+              <w:t>分析：源自拉丁语 mitigare（使柔和），词根 mitis（温和的）。常见搭配 mitigar el impacto（减轻影响）、mitigar los efectos（缓解后果）、mitigar el riesgo（降低风险）。语法上为规则 -ar 动词，其名词形式为 mitigación（缓解）。语境义：本文指延期“减轻”了电力系统面临电价上涨的风险。DELE B2 常考其与 reducir（减少）、aliviar（缓解）的辨析：mitigar 更正式，多用于书面语。</w:t>
+            </w:r>
+          </w:p>
+        </w:tc>
+      </w:tr>
+      <w:tr>
+        <w:tc>
+          <w:tcPr>
+            <w:tcW w:type="dxa" w:w="3009"/>
+            <w:shd w:fill="F8FAFC"/>
+          </w:tcPr>
+          <w:p>
+            <w:r>
+              <w:rPr>
+                <w:rFonts w:ascii="Calibri" w:hAnsi="Calibri" w:eastAsia="Microsoft YaHei"/>
+                <w:b w:val="0"/>
+                <w:i/>
+                <w:sz w:val="20"/>
+              </w:rPr>
+              <w:t>impensado</w:t>
+            </w:r>
+          </w:p>
+        </w:tc>
+        <w:tc>
+          <w:tcPr>
+            <w:tcW w:type="dxa" w:w="3009"/>
+          </w:tcPr>
+          <w:p>
+            <w:r>
+              <w:rPr>
+                <w:rFonts w:ascii="Calibri" w:hAnsi="Calibri" w:eastAsia="Microsoft YaHei"/>
+                <w:b w:val="0"/>
+                <w:i w:val="0"/>
+                <w:sz w:val="20"/>
+              </w:rPr>
+              <w:t>未预料到的；意外的</w:t>
+            </w:r>
+          </w:p>
+        </w:tc>
+        <w:tc>
+          <w:tcPr>
+            <w:tcW w:type="dxa" w:w="3009"/>
+          </w:tcPr>
+          <w:p>
+            <w:r>
+              <w:rPr>
+                <w:rFonts w:ascii="Calibri" w:hAnsi="Calibri" w:eastAsia="Microsoft YaHei"/>
+                <w:b w:val="0"/>
+                <w:i w:val="0"/>
+                <w:sz w:val="18"/>
+              </w:rPr>
+              <w:t>例句：a subidas de precios imprevistas.</w:t>
+              <w:br/>
+              <w:t>分析：（注：原文用 imprevistas）源自拉丁语 improvisus，由 in-（否定）+ providere（预见）构成，形容词形式为 imprevisto/previsto，本义“没有预先看到的”。常见搭配 subida imprevista（意外上涨）、gasto imprevisto（意外开支）、situación imprevista（意外情况）。语法上 imprevisto 的阴性为 imprevista。语境义：本文指“不可预见的电价上涨”。易混淆词：imprevisto（意外的）vs improvisado（即兴的、临时拼凑的）vs imprevisible（无法预测的）。</w:t>
+            </w:r>
+          </w:p>
+        </w:tc>
+      </w:tr>
+      <w:tr>
+        <w:tc>
+          <w:tcPr>
+            <w:tcW w:type="dxa" w:w="3009"/>
+            <w:shd w:fill="F8FAFC"/>
+          </w:tcPr>
+          <w:p>
+            <w:r>
+              <w:rPr>
+                <w:rFonts w:ascii="Calibri" w:hAnsi="Calibri" w:eastAsia="Microsoft YaHei"/>
+                <w:b w:val="0"/>
+                <w:i/>
+                <w:sz w:val="20"/>
+              </w:rPr>
+              <w:t>despoblada</w:t>
+            </w:r>
+          </w:p>
+        </w:tc>
+        <w:tc>
+          <w:tcPr>
+            <w:tcW w:type="dxa" w:w="3009"/>
+          </w:tcPr>
+          <w:p>
+            <w:r>
+              <w:rPr>
+                <w:rFonts w:ascii="Calibri" w:hAnsi="Calibri" w:eastAsia="Microsoft YaHei"/>
+                <w:b w:val="0"/>
+                <w:i w:val="0"/>
+                <w:sz w:val="20"/>
+              </w:rPr>
+              <w:t>人口稀少的；荒芜的</w:t>
+            </w:r>
+          </w:p>
+        </w:tc>
+        <w:tc>
+          <w:tcPr>
+            <w:tcW w:type="dxa" w:w="3009"/>
+          </w:tcPr>
+          <w:p>
+            <w:r>
+              <w:rPr>
+                <w:rFonts w:ascii="Calibri" w:hAnsi="Calibri" w:eastAsia="Microsoft YaHei"/>
+                <w:b w:val="0"/>
+                <w:i w:val="0"/>
+                <w:sz w:val="18"/>
+              </w:rPr>
+              <w:t>例句：en la Extremadura rural y despoblada.</w:t>
+              <w:br/>
+              <w:t>分析：由前缀 des-（去除、否定）+ poblada（有人居住的，源自 poblar“使有人居住”）构成，指“人口稀少、居民流失”。常见搭配 zona despoblada（人口稀少地区）、España despoblada（西班牙空心化地区）、despoblación rural（农村人口流失）。语境义：本文指埃斯特雷马杜拉农村地区“人口流失严重”。DELE B2 社会议题高频词，常与 la España vaciada（“被掏空的西班牙”，指人口外流的农村地区）这一时事概念配套考查。</w:t>
+            </w:r>
+          </w:p>
+        </w:tc>
+      </w:tr>
     </w:tbl>
     <w:p/>
     <w:p>
@@ -6530,7 +6954,7 @@
           <w:b/>
           <w:sz w:val="22"/>
         </w:rPr>
-        <w:t>1. 阿尔马拉斯核电站原定于哪一年关闭？</w:t>
+        <w:t>1. ¿En qué año estaba previsto cerrar la central nuclear de Almaraz?</w:t>
       </w:r>
     </w:p>
     <w:p>
@@ -6541,7 +6965,7 @@
         <w:rPr>
           <w:sz w:val="20"/>
         </w:rPr>
-        <w:t>A. 2030 年</w:t>
+        <w:t>A. En 2030.</w:t>
       </w:r>
     </w:p>
     <w:p>
@@ -6553,7 +6977,7 @@
           <w:color w:val="16A34A"/>
           <w:sz w:val="20"/>
         </w:rPr>
-        <w:t>B. 2028 年  ✔</w:t>
+        <w:t>B. En 2028.  ✔</w:t>
       </w:r>
     </w:p>
     <w:p>
@@ -6564,7 +6988,7 @@
         <w:rPr>
           <w:sz w:val="20"/>
         </w:rPr>
-        <w:t>C. 2035 年</w:t>
+        <w:t>C. En 2035.</w:t>
       </w:r>
     </w:p>
     <w:p>
@@ -6575,7 +6999,7 @@
         <w:rPr>
           <w:sz w:val="20"/>
         </w:rPr>
-        <w:t>D. 2026 年</w:t>
+        <w:t>D. En 2026.</w:t>
       </w:r>
     </w:p>
     <w:p>
@@ -6587,7 +7011,7 @@
           <w:color w:val="16A34A"/>
           <w:sz w:val="18"/>
         </w:rPr>
-        <w:t>✅ 答案：B  |  El texto dice que Almaraz “estaba prevista para cerrar en 2028”.  |  原文说阿尔马拉斯“原定于 2028 年关闭”，故选 B。此题考查直接定位。</w:t>
+        <w:t>✅ 答案：B  |  El texto dice (párrafo 2) que Almaraz “estaba prevista para cerrar en 2028”.  |  原文第 2 段说阿尔马拉斯“原定于 2028 年关闭”，故选 B。此题考查直接定位。</w:t>
       </w:r>
     </w:p>
     <w:p/>
@@ -6597,7 +7021,7 @@
           <w:b/>
           <w:sz w:val="22"/>
         </w:rPr>
-        <w:t>2. 根据文章，促使政府重新考虑核电关停计划的直接导火索是什么？（难题：推理判断）</w:t>
+        <w:t>2. Según el artículo, ¿cuál fue el detonante directo que llevó al Gobierno a reconsiderar el cierre nuclear?</w:t>
       </w:r>
     </w:p>
     <w:p>
@@ -6608,7 +7032,7 @@
         <w:rPr>
           <w:sz w:val="20"/>
         </w:rPr>
-        <w:t>A. 欧盟的强制要求</w:t>
+        <w:t>A. Una exigencia de la Unión Europea.</w:t>
       </w:r>
     </w:p>
     <w:p>
@@ -6620,7 +7044,7 @@
           <w:color w:val="16A34A"/>
           <w:sz w:val="20"/>
         </w:rPr>
-        <w:t>B. 去年的大规模停电和中东战争引发的能源涨价  ✔</w:t>
+        <w:t>B. El apagón masivo del año pasado y la subida de precios causada por la guerra en Oriente Medio.  ✔</w:t>
       </w:r>
     </w:p>
     <w:p>
@@ -6631,7 +7055,7 @@
         <w:rPr>
           <w:sz w:val="20"/>
         </w:rPr>
-        <w:t>C. 企业的游说</w:t>
+        <w:t>C. La presión de las empresas.</w:t>
       </w:r>
     </w:p>
     <w:p>
@@ -6642,7 +7066,7 @@
         <w:rPr>
           <w:sz w:val="20"/>
         </w:rPr>
-        <w:t>D. 气候变化</w:t>
+        <w:t>D. El cambio climático.</w:t>
       </w:r>
     </w:p>
     <w:p>
@@ -6654,7 +7078,7 @@
           <w:color w:val="16A34A"/>
           <w:sz w:val="18"/>
         </w:rPr>
-        <w:t>✅ 答案：B  |  第 4 段指出“un apagón masivo... y la subida de los precios... reavivaron el debate”。需理解 reavivar（重新点燃）这一因果暗示，推断出停电+涨价是导火索。  |  第 4 段指出“大规模停电……和能源价格上涨……重新点燃了辩论”。需理解 reavivar（重新点燃）所暗示的因果关系，推断出停电与涨价是导火索，故选 B。此题考查因果推理。</w:t>
+        <w:t>✅ 答案：B  |  El párrafo 4 señala que “un apagón masivo... y la subida de los precios... reavivaron el debate”. Hay que entender reavivar（重新点燃）como indicio causal para deducir que el apagón y la subida de precios fueron el detonante.  |  第 4 段指出“大规模停电……和能源价格上涨……重新点燃了辩论”。需理解 reavivar（重新点燃）所暗示的因果关系，推断出停电与涨价是导火索，故选 B。此题考查因果推理。</w:t>
       </w:r>
     </w:p>
     <w:p/>
@@ -6664,7 +7088,7 @@
           <w:b/>
           <w:sz w:val="22"/>
         </w:rPr>
-        <w:t>3. 苏马尔党（Sumar）对延期决定的核心批评是什么？（难题：观点辨析）</w:t>
+        <w:t>3. ¿Cuál es la crítica central de Sumar a la decisión de prorrogar Almaraz?</w:t>
       </w:r>
     </w:p>
     <w:p>
@@ -6675,7 +7099,7 @@
         <w:rPr>
           <w:sz w:val="20"/>
         </w:rPr>
-        <w:t>A. 延期太短了</w:t>
+        <w:t>A. Que la prórroga es demasiado corta.</w:t>
       </w:r>
     </w:p>
     <w:p>
@@ -6687,7 +7111,7 @@
           <w:color w:val="16A34A"/>
           <w:sz w:val="20"/>
         </w:rPr>
-        <w:t>B. 决定是基于企业施压而非技术/环境/经济理由，会推迟真正的脱碳  ✔</w:t>
+        <w:t>B. Que se basa en presión empresarial y no en razones técnicas, ambientales o económicas, y que retrasa la descarbonización real.  ✔</w:t>
       </w:r>
     </w:p>
     <w:p>
@@ -6698,7 +7122,7 @@
         <w:rPr>
           <w:sz w:val="20"/>
         </w:rPr>
-        <w:t>C. 核电站太旧了</w:t>
+        <w:t>C. Que la central es demasiado antigua.</w:t>
       </w:r>
     </w:p>
     <w:p>
@@ -6709,7 +7133,7 @@
         <w:rPr>
           <w:sz w:val="20"/>
         </w:rPr>
-        <w:t>D. 应该关闭更多核电站但保留阿尔马拉斯</w:t>
+        <w:t>D. Que deberían cerrarse más centrales pero conservar Almaraz.</w:t>
       </w:r>
     </w:p>
     <w:p>
@@ -6721,7 +7145,7 @@
           <w:color w:val="16A34A"/>
           <w:sz w:val="18"/>
         </w:rPr>
-        <w:t>✅ 答案：B  |  需区分不同主体的观点：第 10-11 段明确指出 Sumar 认为决定基于“presión empresarial”、会“retrasa la descarbonización real”。这是对反方论点的辨析。  |  需区分不同主体的观点：第 10-11 段明确指出苏马尔党认为决定基于“企业施压”、会“推迟真正的脱碳”。这是对反方（政府）论点的辨析，故选 B。此题考查观点辨析。</w:t>
+        <w:t>✅ 答案：B  |  Hay que distinguir las posturas de distintos actores: los párrafos 10-11 muestran que Sumar cree que la decisión se basa en “presión empresarial” y que “retrasa la descarbonización real”. Es un ejercicio de discernimiento del contraargumento.  |  需区分不同主体的观点：第 10-11 段明确指出苏马尔党认为决定基于“企业施压”、会“推迟真正的脱碳”。这是对反方（政府）论点的辨析，故选 B。此题考查观点辨析。</w:t>
       </w:r>
     </w:p>
     <w:p/>
@@ -6731,7 +7155,7 @@
           <w:b/>
           <w:sz w:val="22"/>
         </w:rPr>
-        <w:t>4. 政府为延期决定提出的主要理由是？（难题：长句理解）</w:t>
+        <w:t>4. ¿Cuál es la razón principal que el Gobierno dio para justificar la prórroga?</w:t>
       </w:r>
     </w:p>
     <w:p>
@@ -6742,7 +7166,7 @@
         <w:rPr>
           <w:sz w:val="20"/>
         </w:rPr>
-        <w:t>A. 核电站能赚更多钱</w:t>
+        <w:t>A. Que la central genera más beneficios.</w:t>
       </w:r>
     </w:p>
     <w:p>
@@ -6754,7 +7178,7 @@
           <w:color w:val="16A34A"/>
           <w:sz w:val="20"/>
         </w:rPr>
-        <w:t>B. 有限延期可减轻电力系统和消费者面临电价飙升的风险敞口  ✔</w:t>
+        <w:t>B. Que una prórroga limitada mitiga la exposición del sistema y de los consumidores a subidas de precios imprevistas.  ✔</w:t>
       </w:r>
     </w:p>
     <w:p>
@@ -6765,7 +7189,7 @@
         <w:rPr>
           <w:sz w:val="20"/>
         </w:rPr>
-        <w:t>C. 核电站没有任何风险</w:t>
+        <w:t>C. Que la central no tiene ningún riesgo.</w:t>
       </w:r>
     </w:p>
     <w:p>
@@ -6776,7 +7200,7 @@
         <w:rPr>
           <w:sz w:val="20"/>
         </w:rPr>
-        <w:t>D. 为了讨好企业</w:t>
+        <w:t>D. Para complacer a las empresas.</w:t>
       </w:r>
     </w:p>
     <w:p>
@@ -6788,7 +7212,7 @@
           <w:color w:val="16A34A"/>
           <w:sz w:val="18"/>
         </w:rPr>
-        <w:t>✅ 答案：B  |  第 6 段官方文件的引语“mitiga la exposición del sistema eléctrico y de los consumidores a subidas de precios imprevistas”是一个含专业词汇（exposición）的复合句，需理解其完整语义。  |  第 6 段官方引语“减轻电力系统和消费者面临不可预见电价上涨的风险敞口”是含专业词 exposición 的复合句，需完整理解其语义才能作答，故选 B。此题考查长句理解与词汇深度。</w:t>
+        <w:t>✅ 答案：B  |  La cita oficial del párrafo 6 “mitiga la exposición del sistema eléctrico y de los consumidores a subidas de precios imprevistas” es una oración compleja con léxico técnico (exposición, imprevistas), cuyo sentido completo hay que desentrañar.  |  第 6 段官方引语“减轻电力系统和消费者面临不可预见电价上涨的风险敞口”是含专业词 exposición、imprevistas 的复合句，需完整理解其语义才能作答，故选 B。此题考查长句理解与词汇深度。</w:t>
       </w:r>
     </w:p>
     <w:p/>
@@ -6798,7 +7222,7 @@
           <w:b/>
           <w:sz w:val="22"/>
         </w:rPr>
-        <w:t>5. 阿尔马拉斯核电站对埃斯特雷马杜拉地区的重要性体现在哪些方面？</w:t>
+        <w:t>5. ¿En qué aspectos es importante la central de Almaraz para Extremadura?</w:t>
       </w:r>
     </w:p>
     <w:p>
@@ -6810,7 +7234,7 @@
           <w:color w:val="16A34A"/>
           <w:sz w:val="20"/>
         </w:rPr>
-        <w:t>A. 提供约 7% 的全国电力，是当地农村产业和就业的关键来源  ✔</w:t>
+        <w:t>A. Aporta cerca del 7% de la electricidad nacional y es clave para la industria y el empleo rural.  ✔</w:t>
       </w:r>
     </w:p>
     <w:p>
@@ -6821,7 +7245,7 @@
         <w:rPr>
           <w:sz w:val="20"/>
         </w:rPr>
-        <w:t>B. 是当地唯一的旅游景点</w:t>
+        <w:t>B. Es la única atracción turística de la región.</w:t>
       </w:r>
     </w:p>
     <w:p>
@@ -6832,7 +7256,7 @@
         <w:rPr>
           <w:sz w:val="20"/>
         </w:rPr>
-        <w:t>C. 只提供就业</w:t>
+        <w:t>C. Solo genera empleo.</w:t>
       </w:r>
     </w:p>
     <w:p>
@@ -6843,7 +7267,7 @@
         <w:rPr>
           <w:sz w:val="20"/>
         </w:rPr>
-        <w:t>D. 只发电，没有其他作用</w:t>
+        <w:t>D. Solo produce electricidad, sin otro efecto.</w:t>
       </w:r>
     </w:p>
     <w:p>
@@ -6855,7 +7279,7 @@
           <w:color w:val="16A34A"/>
           <w:sz w:val="18"/>
         </w:rPr>
-        <w:t>✅ 答案：A  |  第 14 段指出“aporta alrededor del 7% de la producción eléctrica” y “es una fuente clave de industria y empleo”。  |  第 14 段指出“贡献约 7% 的电力生产”且“是产业和就业的关键来源”，故选 A。此题考查直接定位。</w:t>
+        <w:t>✅ 答案：A  |  El párrafo 14 señala que “aporta alrededor del 7% de la producción eléctrica” y que “es una fuente clave de industria y empleo”.  |  第 14 段指出“贡献约 7% 的电力生产”且“是产业和就业的关键来源”，故选 A。此题考查直接定位。</w:t>
       </w:r>
     </w:p>
     <w:p/>
@@ -6865,7 +7289,7 @@
           <w:b/>
           <w:sz w:val="22"/>
         </w:rPr>
-        <w:t>6. 地区领导人 María Guardiola 对延期决定持什么态度？</w:t>
+        <w:t>6. ¿Qué actitud mostró la presidenta regional María Guardiola ante la prórroga?</w:t>
       </w:r>
     </w:p>
     <w:p>
@@ -6876,7 +7300,7 @@
         <w:rPr>
           <w:sz w:val="20"/>
         </w:rPr>
-        <w:t>A. 反对</w:t>
+        <w:t>A. De oposición.</w:t>
       </w:r>
     </w:p>
     <w:p>
@@ -6888,7 +7312,7 @@
           <w:color w:val="16A34A"/>
           <w:sz w:val="20"/>
         </w:rPr>
-        <w:t>B. 欢迎，认为它带来确定性并保护当地产业  ✔</w:t>
+        <w:t>B. De bienvenida, porque aporta certeza y protege la actividad local.  ✔</w:t>
       </w:r>
     </w:p>
     <w:p>
@@ -6899,7 +7323,7 @@
         <w:rPr>
           <w:sz w:val="20"/>
         </w:rPr>
-        <w:t>C. 中立</w:t>
+        <w:t>C. Neutral.</w:t>
       </w:r>
     </w:p>
     <w:p>
@@ -6910,7 +7334,7 @@
         <w:rPr>
           <w:sz w:val="20"/>
         </w:rPr>
-        <w:t>D. 没有表态</w:t>
+        <w:t>D. No se pronunció.</w:t>
       </w:r>
     </w:p>
     <w:p>
@@ -6922,7 +7346,7 @@
           <w:color w:val="16A34A"/>
           <w:sz w:val="18"/>
         </w:rPr>
-        <w:t>✅ 答案：B  |  第 15 段说她“celebró la decisión”，称其为“una decisión que aporta certeza”。  |  第 15 段说她“对这一决定表示欢迎”，称其“带来确定性”，故选 B。此题考查直接定位。</w:t>
+        <w:t>✅ 答案：B  |  El párrafo 15 dice que ella “celebró la decisión” y la calificó de “una decisión que aporta certeza”.  |  第 15 段说她“对这一决定表示欢迎”，称其“带来确定性”，故选 B。此题考查直接定位。</w:t>
       </w:r>
     </w:p>
     <w:p/>
@@ -6932,7 +7356,7 @@
           <w:b/>
           <w:sz w:val="22"/>
         </w:rPr>
-        <w:t>7. 文章最后认为，阿尔马拉斯延期本质上是对什么的考验？（难题：跨段落综合）</w:t>
+        <w:t>7. Según el final del artículo, ¿de qué es, en esencia, una prueba la prórroga de Almaraz?</w:t>
       </w:r>
     </w:p>
     <w:p>
@@ -6943,7 +7367,7 @@
         <w:rPr>
           <w:sz w:val="20"/>
         </w:rPr>
-        <w:t>A. 核电站是否安全</w:t>
+        <w:t>A. De si la central es segura.</w:t>
       </w:r>
     </w:p>
     <w:p>
@@ -6955,7 +7379,7 @@
           <w:color w:val="16A34A"/>
           <w:sz w:val="20"/>
         </w:rPr>
-        <w:t>B. 能否兼顾气候紧迫性与稳定、可负担的电力供应  ✔</w:t>
+        <w:t>B. De si es posible combinar la urgencia climática con un suministro eléctrico estable y asequible.  ✔</w:t>
       </w:r>
     </w:p>
     <w:p>
@@ -6966,7 +7390,7 @@
         <w:rPr>
           <w:sz w:val="20"/>
         </w:rPr>
-        <w:t>C. 政府是否受欢迎</w:t>
+        <w:t>C. De si el Gobierno es popular.</w:t>
       </w:r>
     </w:p>
     <w:p>
@@ -6977,7 +7401,7 @@
         <w:rPr>
           <w:sz w:val="20"/>
         </w:rPr>
-        <w:t>D. 企业能否盈利</w:t>
+        <w:t>D. De si las empresas pueden obtener beneficios.</w:t>
       </w:r>
     </w:p>
     <w:p>
@@ -6989,7 +7413,7 @@
           <w:color w:val="16A34A"/>
           <w:sz w:val="18"/>
         </w:rPr>
-        <w:t>✅ 答案：B  |  需综合第 19、20 段的论述：第 19 段提出“能源安全、脱碳与经济可行性之间的平衡”是复杂难题，第 20 段总结延期是考验“能否将气候紧迫性与稳定可负担的电力供应结合起来”。  |  需综合第 19、20 段：第 19 段提出“能源安全、脱碳与经济可行性之间的平衡”是复杂难题，第 20 段总结延期是考验“能否将气候紧迫性与稳定、可负担的电力供应结合起来”。整合两段才能得出完整答案，故选 B。此题考查跨段落综合。</w:t>
+        <w:t>✅ 答案：B  |  Hay que integrar los párrafos 19 y 20: el 19 plantea el “equilibrio entre seguridad energética, descarbonización y viabilidad económica” como dilema complejo, y el 20 concluye que la prórroga es una prueba de “combinar la urgencia climática con... un suministro estable y asequible”.  |  需综合第 19、20 段：第 19 段提出“能源安全、脱碳与经济可行性之间的平衡”是复杂难题，第 20 段总结延期是考验“能否将气候紧迫性与稳定、可负担的电力供应结合起来”。整合两段才能得出完整答案，故选 B。此题考查跨段落综合。</w:t>
       </w:r>
     </w:p>
     <w:p/>
@@ -6999,7 +7423,7 @@
           <w:b/>
           <w:sz w:val="22"/>
         </w:rPr>
-        <w:t>8. 从全文可以推断，作者对西班牙核电延期这一现象的整体态度更接近哪一种？（难题：观点辨析/推理）</w:t>
+        <w:t>8. ¿Qué actitud general del autor hacia la prórroga nuclear en España se puede inferir del conjunto del texto?</w:t>
       </w:r>
     </w:p>
     <w:p>
@@ -7010,7 +7434,7 @@
         <w:rPr>
           <w:sz w:val="20"/>
         </w:rPr>
-        <w:t>A. 完全支持政府</w:t>
+        <w:t>A. Apoya plenamente al Gobierno.</w:t>
       </w:r>
     </w:p>
     <w:p>
@@ -7022,7 +7446,7 @@
           <w:color w:val="16A34A"/>
           <w:sz w:val="20"/>
         </w:rPr>
-        <w:t>B. 客观呈现多方争议，视其为欧洲能源转型的普遍难题  ✔</w:t>
+        <w:t>B. Presenta de forma objetiva la controversia entre múltiples partes y la sitúa como un dilema general de la transición energética europea.  ✔</w:t>
       </w:r>
     </w:p>
     <w:p>
@@ -7033,7 +7457,7 @@
         <w:rPr>
           <w:sz w:val="20"/>
         </w:rPr>
-        <w:t>C. 强烈反对核能</w:t>
+        <w:t>C. Se opone firmemente a la energía nuclear.</w:t>
       </w:r>
     </w:p>
     <w:p>
@@ -7044,7 +7468,7 @@
         <w:rPr>
           <w:sz w:val="20"/>
         </w:rPr>
-        <w:t>D. 只关心企业利益</w:t>
+        <w:t>D. Solo le interesan los beneficios empresariales.</w:t>
       </w:r>
     </w:p>
     <w:p>
@@ -7056,7 +7480,7 @@
           <w:color w:val="16A34A"/>
           <w:sz w:val="18"/>
         </w:rPr>
-        <w:t>✅ 答案：B  |  全文以客观视角呈现政府、Sumar、地区领导人、企业等多方观点（第 6-15 段），并在结尾将其上升到“欧洲更广泛的转向”（第 16 段）和“当代欧洲政治最复杂的难题”（第 19 段），未明确站队。  |  全文客观呈现政府、苏马尔党、地区领导人、企业等多方观点（第 6-15 段），并在结尾将其上升为“欧洲更广泛的转向”（第 16 段）和“当代欧洲政治最复杂的难题”（第 19 段），未明确站队。综合推断，作者态度是客观呈现争议，故选 B。此题考查作者态度推断与观点辨析。</w:t>
+        <w:t>✅ 答案：B  |  El texto presenta con objetividad las posturas del Gobierno, Sumar, la presidenta regional y las empresas (párrafos 6-15), y al final lo eleva a un “giro más amplio en Europa” (párrafo 16) y a “uno de los dilemas más complejos de la política europea” (párrafo 19), sin tomar partido explícito.  |  全文客观呈现政府、苏马尔党、地区领导人、企业等多方观点（第 6-15 段），并在结尾将其上升为“欧洲更广泛的转向”（第 16 段）和“当代欧洲政治最复杂的难题”（第 19 段），未明确站队。综合推断，作者态度是客观呈现争议，故选 B。此题考查作者态度推断与观点辨析。</w:t>
       </w:r>
     </w:p>
     <w:p/>

--- a/articles/2026-08-20.docx
+++ b/articles/2026-08-20.docx
@@ -5859,7 +5859,7 @@
         <w:pStyle w:val="Heading2"/>
       </w:pPr>
       <w:r>
-        <w:t>La prórroga de la central nuclear de Almaraz: un debate europeo</w:t>
+        <w:t>La prórroga de Almaraz dejará en manos de un futuro Gobierno la decisión sobre su cierre</w:t>
       </w:r>
     </w:p>
     <w:p>
@@ -5869,7 +5869,7 @@
           <w:color w:val="99AABB"/>
           <w:sz w:val="18"/>
         </w:rPr>
-        <w:t>来源：Japan Times</w:t>
+        <w:t>来源：El País</w:t>
       </w:r>
     </w:p>
     <w:p/>
@@ -5881,7 +5881,7 @@
           <w:color w:val="1A56DB"/>
           <w:sz w:val="22"/>
         </w:rPr>
-        <w:t>[1] La decisión del Gobierno español de prolongar la vida de la central nuclear de Almaraz ha reabierto un viejo debate: ¿cuál es el papel de la energía nuclear en la transición energética?</w:t>
+        <w:t>[1] El Gobierno ha dado una patada hacia adelante con la prórroga de la central nuclear de Almaraz, anunciada por el Ministerio para la Transición Ecológica.</w:t>
       </w:r>
     </w:p>
     <w:p>
@@ -5891,7 +5891,7 @@
           <w:color w:val="556677"/>
           <w:sz w:val="20"/>
         </w:rPr>
-        <w:t>西班牙政府决定延长阿尔马拉斯核电站的使用寿命，重新引发了一场旧有的争论：核能在能源转型中究竟应扮演什么角色？</w:t>
+        <w:t>政府通过生态转型部宣布的阿尔马拉斯核电站延期，实际上是把问题“往后踢了一脚”。</w:t>
       </w:r>
     </w:p>
     <w:p/>
@@ -5903,7 +5903,7 @@
           <w:color w:val="1A56DB"/>
           <w:sz w:val="22"/>
         </w:rPr>
-        <w:t>[2] Almaraz, situada en la región occidental de Extremadura, estaba prevista para cerrar en 2028, dentro del plan oficial de apagar todos los reactores nucleares en 2035.</w:t>
+        <w:t>[2] La instalación, que produce en sus dos reactores en torno al 7% de la energía eléctrica que consume España, seguirá abierta hasta junio de 2030.</w:t>
       </w:r>
     </w:p>
     <w:p>
@@ -5913,7 +5913,7 @@
           <w:color w:val="556677"/>
           <w:sz w:val="20"/>
         </w:rPr>
-        <w:t>位于西部埃斯特雷马杜拉地区的阿尔马拉斯核电站，原定于 2028 年关闭，这是到 2035 年关停所有核反应堆的官方计划的一部分。</w:t>
+        <w:t>该设施的两个反应堆生产着西班牙约 7% 的电力，将继续运行到 2030 年 6 月。</w:t>
       </w:r>
     </w:p>
     <w:p/>
@@ -5925,7 +5925,7 @@
           <w:color w:val="1A56DB"/>
           <w:sz w:val="22"/>
         </w:rPr>
-        <w:t>[3] Sin embargo, las tres empresas propietarias de la central — Iberdrola, Endesa y Naturgy — pidieron al Gobierno mantenerla en funcionamiento dos años más.</w:t>
+        <w:t>[3] Con esta decisión, se incumple el calendario de clausura pactado entre los socios de la coalición del Gobierno.</w:t>
       </w:r>
     </w:p>
     <w:p>
@@ -5935,7 +5935,7 @@
           <w:color w:val="556677"/>
           <w:sz w:val="20"/>
         </w:rPr>
-        <w:t>然而，该核电站的三家业主公司——伊维尔德罗拉、恩德萨和纳图尔吉——请求政府让其再运行两年。</w:t>
+        <w:t>这一决定违反了执政联盟各政党之间达成的关闭时间表。</w:t>
       </w:r>
     </w:p>
     <w:p/>
@@ -5947,7 +5947,7 @@
           <w:color w:val="1A56DB"/>
           <w:sz w:val="22"/>
         </w:rPr>
-        <w:t>[4] El año pasado, un apagón masivo sin precedentes y la subida de los precios de la energía causada por la guerra en Oriente Medio reavivaron el debate sobre el cierre nuclear.</w:t>
+        <w:t>[4] Aunque el Ejecutivo asegura que el impacto es limitado, lo cierto es que el primer cierre queda ahora fijado para una nueva legislatura, con una nueva administración en La Moncloa.</w:t>
       </w:r>
     </w:p>
     <w:p>
@@ -5957,7 +5957,7 @@
           <w:color w:val="556677"/>
           <w:sz w:val="20"/>
         </w:rPr>
-        <w:t>去年，一场史无前例的大规模停电，以及中东战争引发的能源价格上涨，重新点燃了关于核电关停的辩论。</w:t>
+        <w:t>尽管政府保证影响有限，但事实上第一次关闭现在被推迟到了新一届议会任期，届时蒙克洛亚宫（首相府）将是新的执政班子。</w:t>
       </w:r>
     </w:p>
     <w:p/>
@@ -5969,7 +5969,7 @@
           <w:color w:val="1A56DB"/>
           <w:sz w:val="22"/>
         </w:rPr>
-        <w:t>[5] Finalmente, una orden ministerial publicada el miércoles autorizó la prórroga de Almaraz hasta el 8 de junio de 2030.</w:t>
+        <w:t>[5] El Partido Popular dejó claro que la moratoria es “insuficiente” y fue un paso más allá al insistir en que debe “cancelarse” el calendario de cierres.</w:t>
       </w:r>
     </w:p>
     <w:p>
@@ -5979,7 +5979,7 @@
           <w:color w:val="556677"/>
           <w:sz w:val="20"/>
         </w:rPr>
-        <w:t>最终，周三公布的一项部长令批准将阿尔马拉斯核电站延期至 2030 年 6 月 8 日。</w:t>
+        <w:t>人民党明确表示，这次“暂停关闭”是“不够的”，并进一步坚持应该“取消”整个关闭时间表。</w:t>
       </w:r>
     </w:p>
     <w:p/>
@@ -5991,7 +5991,7 @@
           <w:color w:val="1A56DB"/>
           <w:sz w:val="22"/>
         </w:rPr>
-        <w:t>[6] En el texto oficial, el Gobierno justificó la medida asegurando que “la prórroga limitada... mitiga la exposición del sistema eléctrico y de los consumidores a subidas de precios imprevistas”.</w:t>
+        <w:t>[6] Fuentes del sector eléctrico aseguran que parte de la estrategia de las compañías y de la propia central pasaba por ganar tiempo y conseguir una revisión de la política nuclear.</w:t>
       </w:r>
     </w:p>
     <w:p>
@@ -6001,7 +6001,7 @@
           <w:color w:val="556677"/>
           <w:sz w:val="20"/>
         </w:rPr>
-        <w:t>在官方文件中，政府为这一措施辩解，称“有限的延期……减轻了电力系统和消费者面临不可预见的电价上涨的风险敞口”。</w:t>
+        <w:t>电力行业消息人士称，各公司和核电站本身的策略之一，就是争取时间，并推动对核电政策的重新审查。</w:t>
       </w:r>
     </w:p>
     <w:p/>
@@ -6013,7 +6013,7 @@
           <w:color w:val="1A56DB"/>
           <w:sz w:val="22"/>
         </w:rPr>
-        <w:t>[7] El Ejecutivo insistió en que las renovables y el almacenamiento seguirán siendo “las soluciones estructurales” frente a la dependencia de los combustibles fósiles.</w:t>
+        <w:t>[7] Aspiran a llevar la clausura de la central hasta 2060, mucho más allá del calendario actual.</w:t>
       </w:r>
     </w:p>
     <w:p>
@@ -6023,7 +6023,7 @@
           <w:color w:val="556677"/>
           <w:sz w:val="20"/>
         </w:rPr>
-        <w:t>政府坚称，可再生能源和储能仍将是应对化石燃料依赖的“结构性解决方案”。</w:t>
+        <w:t>它们希望把核电站的关闭推迟到 2060 年，远超当前的时间表。</w:t>
       </w:r>
     </w:p>
     <w:p/>
@@ -6035,7 +6035,7 @@
           <w:color w:val="1A56DB"/>
           <w:sz w:val="22"/>
         </w:rPr>
-        <w:t>[8] También aseguró que la extensión “tiene un impacto muy limitado” en la política energética y “no altera el resto del calendario”, incluida la eliminación total de la energía nuclear en 2035.</w:t>
+        <w:t>[8] Para el PSOE, que en octubre de 2023 pactó con Sumar un cierre “planificado, seguro, ordenado y justo socialmente” entre 2027 y 2035, la cuestión tampoco es sencilla.</w:t>
       </w:r>
     </w:p>
     <w:p>
@@ -6045,7 +6045,7 @@
           <w:color w:val="556677"/>
           <w:sz w:val="20"/>
         </w:rPr>
-        <w:t>政府还保证，这次延期对能源政策“影响非常有限”，且“不会改变其余时间表”，包括 2035 年彻底淘汰核电。</w:t>
+        <w:t>对工人社会党（PSOE）来说，这也不是个简单的问题——它曾在 2023 年 10 月与苏马尔党商定，在 2027 至 2035 年间“有计划、安全、有序且社会公正地”关闭核电站。</w:t>
       </w:r>
     </w:p>
     <w:p/>
@@ -6057,7 +6057,7 @@
           <w:color w:val="1A56DB"/>
           <w:sz w:val="22"/>
         </w:rPr>
-        <w:t>[9] Sin embargo, la decisión no ha sido bien recibida por todos. Sumar, el socio menor de la coalición de Gobierno, la criticó con dureza.</w:t>
+        <w:t>[9] Con la última decisión, el Gobierno no solo cede a las presiones de los municipios cercanos y de las energéticas dueñas de la central (Iberdrola, Endesa y Naturgy), sino también a las de los partidos políticos de la región.</w:t>
       </w:r>
     </w:p>
     <w:p>
@@ -6067,7 +6067,7 @@
           <w:color w:val="556677"/>
           <w:sz w:val="20"/>
         </w:rPr>
-        <w:t>然而，这一决定并未得到所有人的认可。执政联盟中的小党“苏马尔”对其进行了严厉批评。</w:t>
+        <w:t>通过这项最新决定，政府不仅屈服于核电站周边市镇和业主公司（伊维尔德罗拉、恩德萨、纳图尔吉）的压力，也屈服于当地政党的压力。</w:t>
       </w:r>
     </w:p>
     <w:p/>
@@ -6079,7 +6079,7 @@
           <w:color w:val="1A56DB"/>
           <w:sz w:val="22"/>
         </w:rPr>
-        <w:t>[10] Sumar calificó la decisión de basarse en “presión empresarial” y no en “necesidades técnicas y ambientales o en la competitividad económica”.</w:t>
+        <w:t>[10] El propio PSOE extremeño celebró la decisión en un comunicado, calificándola de “una muy buena noticia para Extremadura, para el Campo Arañuelo, para Almaraz y para España en su conjunto”.</w:t>
       </w:r>
     </w:p>
     <w:p>
@@ -6089,7 +6089,7 @@
           <w:color w:val="556677"/>
           <w:sz w:val="20"/>
         </w:rPr>
-        <w:t>苏马尔党指责该决定是基于“企业施压”，而非“技术和环境需求或经济竞争力”。</w:t>
+        <w:t>埃斯特雷马杜拉的工人社会党在一份声明中对这一决定表示欢迎，称这是“对埃斯特雷马杜拉、对阿拉纽埃洛地区、对阿尔马拉斯乃至对整个西班牙都非常好的消息”。</w:t>
       </w:r>
     </w:p>
     <w:p/>
@@ -6101,7 +6101,7 @@
           <w:color w:val="1A56DB"/>
           <w:sz w:val="22"/>
         </w:rPr>
-        <w:t>[11] En un comunicado, Sumar afirmó que “seguir superando la vida útil de esta infraestructura retrasa la descarbonización real basada en renovables e impone costes y riesgos inaceptables a la sociedad”.</w:t>
+        <w:t>[11] El Ministerio de Transición Ecológica defendió la decisión argumentando que la prórroga es segura, no compromete el suministro y no supondrá un coste extra.</w:t>
       </w:r>
     </w:p>
     <w:p>
@@ -6111,7 +6111,7 @@
           <w:color w:val="556677"/>
           <w:sz w:val="20"/>
         </w:rPr>
-        <w:t>在一份声明中，苏马尔党表示“继续超期运行这一基础设施，会推迟基于可再生能源的真正脱碳，并给社会带来不可接受的成本和风险”。</w:t>
+        <w:t>生态转型部为这一决定辩护，称延期是安全的、不会危及电力供应，也不会带来额外成本。</w:t>
       </w:r>
     </w:p>
     <w:p/>
@@ -6123,7 +6123,7 @@
           <w:color w:val="1A56DB"/>
           <w:sz w:val="22"/>
         </w:rPr>
-        <w:t>[12] También sostuvo que la medida “encarece el precio de la energía”, contradiciendo así el principal argumento del Gobierno.</w:t>
+        <w:t>[12] Cabe recordar que la instalación está valorada en 15.000 millones de euros.</w:t>
       </w:r>
     </w:p>
     <w:p>
@@ -6133,7 +6133,7 @@
           <w:color w:val="556677"/>
           <w:sz w:val="20"/>
         </w:rPr>
-        <w:t>该党还认为，这一措施“推高了能源价格”，从而与政府的主要论点相矛盾。</w:t>
+        <w:t>需要提醒的是，该设施估值高达 150 亿欧元。</w:t>
       </w:r>
     </w:p>
     <w:p/>
@@ -6145,7 +6145,7 @@
           <w:color w:val="1A56DB"/>
           <w:sz w:val="22"/>
         </w:rPr>
-        <w:t>[13] El Gobierno, por su parte, había advertido previamente que cualquier prórroga dependería de que la central cumpliera todos los estándares de seguridad y no impusiera costes adicionales a los contribuyentes.</w:t>
+        <w:t>[13] Además, el Ministerio resaltó que el escenario geopolítico actual ha generado “una volatilidad de precios” en la energía.</w:t>
       </w:r>
     </w:p>
     <w:p>
@@ -6155,7 +6155,7 @@
           <w:color w:val="556677"/>
           <w:sz w:val="20"/>
         </w:rPr>
-        <w:t>政府方面此前曾警告说，任何延期都将取决于该核电站是否满足所有安全标准，且不给纳税人带来额外成本。</w:t>
+        <w:t>此外，该部强调，当前的地缘政治局势造成了能源“价格波动”。</w:t>
       </w:r>
     </w:p>
     <w:p/>
@@ -6167,7 +6167,7 @@
           <w:color w:val="1A56DB"/>
           <w:sz w:val="22"/>
         </w:rPr>
-        <w:t>[14] La central de Almaraz aporta alrededor del 7% de la producción eléctrica de España y es una fuente clave de industria y empleo en la Extremadura rural y despoblada.</w:t>
+        <w:t>[14] Según el Gobierno, “la prórroga, coyuntural, puede contribuir a moderar la exposición de los consumidores a unos picos de precios de los combustibles fósiles no previstos anteriormente”.</w:t>
       </w:r>
     </w:p>
     <w:p>
@@ -6177,7 +6177,7 @@
           <w:color w:val="556677"/>
           <w:sz w:val="20"/>
         </w:rPr>
-        <w:t>阿尔马拉斯核电站贡献了西班牙约 7% 的电力生产，是人口稀少的埃斯特雷马杜拉农村地区重要的产业和就业来源。</w:t>
+        <w:t>据政府称，“这一临时性的延期有助于减轻消费者面临化石燃料价格此前未预见的飙升的风险敞口”。</w:t>
       </w:r>
     </w:p>
     <w:p/>
@@ -6189,7 +6189,7 @@
           <w:color w:val="1A56DB"/>
           <w:sz w:val="22"/>
         </w:rPr>
-        <w:t>[15] La presidenta regional, María Guardiola, celebró la decisión en las redes sociales, calificándola de “una decisión que aporta certeza” y que protege “una actividad esencial para la vida de tantos pueblos y familias”.</w:t>
+        <w:t>[15] “España no puede permitirse el lujo de cerrar las nucleares”, aseguraba hace tan solo un par de meses el consejero delegado de Iberdrola España, Mario Ruiz-Tagle.</w:t>
       </w:r>
     </w:p>
     <w:p>
@@ -6199,7 +6199,7 @@
           <w:color w:val="556677"/>
           <w:sz w:val="20"/>
         </w:rPr>
-        <w:t>该地区领导人玛丽亚·瓜迪奥拉在社交媒体上对这一决定表示欢迎，称这是“一项带来确定性的决定”，并保护了“对众多村镇和家庭生活至关重要的产业”。</w:t>
+        <w:t>“西班牙承受不起关闭核电站的代价”，伊维尔德罗拉西班牙公司首席执行官马里奥·鲁伊斯-塔格莱就在两个月前还这样表示。</w:t>
       </w:r>
     </w:p>
     <w:p/>
@@ -6211,7 +6211,7 @@
           <w:color w:val="1A56DB"/>
           <w:sz w:val="22"/>
         </w:rPr>
-        <w:t>[16] El caso español refleja un giro más amplio en Europa, donde varios países están reevaluando el cierre de sus centrales nucleares ante la crisis energética.</w:t>
+        <w:t>[16] Estas declaraciones se produjeron poco antes de conocerse el informe del Consejo de Seguridad Nuclear, que daba luz verde a la prórroga hasta 2030 con ciertas condiciones.</w:t>
       </w:r>
     </w:p>
     <w:p>
@@ -6221,7 +6221,7 @@
           <w:color w:val="556677"/>
           <w:sz w:val="20"/>
         </w:rPr>
-        <w:t>西班牙的这一案例反映了欧洲更广泛的转向：在能源危机面前，多个国家正在重新评估其核电站的关停计划。</w:t>
+        <w:t>这些表态发表后不久，核安全委员会的报告出炉，为延至 2030 年开绿灯，但附带一定条件。</w:t>
       </w:r>
     </w:p>
     <w:p/>
@@ -6233,7 +6233,7 @@
           <w:color w:val="1A56DB"/>
           <w:sz w:val="22"/>
         </w:rPr>
-        <w:t>[17] Los defensores de la prórroga argumentan que la energía nuclear ofrece una base estable y libre de emisiones, esencial mientras las renovables maduran.</w:t>
+        <w:t>[17] Dicho informe respondía a la petición formal que las energéticas habían hecho en octubre del año pasado.</w:t>
       </w:r>
     </w:p>
     <w:p>
@@ -6243,7 +6243,7 @@
           <w:color w:val="556677"/>
           <w:sz w:val="20"/>
         </w:rPr>
-        <w:t>延期的支持者认为，核能提供了一种稳定且零排放的基础负荷，这在可再生能源成熟之前至关重要。</w:t>
+        <w:t>该报告是对电力公司去年 10 月提出的正式申请的回应。</w:t>
       </w:r>
     </w:p>
     <w:p/>
@@ -6255,7 +6255,7 @@
           <w:color w:val="1A56DB"/>
           <w:sz w:val="22"/>
         </w:rPr>
-        <w:t>[18] Los críticos, en cambio, advierten que prolongar las centrales retrasa la inversión en renovables y mantiene vivos los riesgos de seguridad y de residuos radiactivos.</w:t>
+        <w:t>[18] “A los extremeños nos pusieron la central nuclear de Almaraz porque nadie la quería y ahora que la queremos nos la van a quitar”, dijo el presidente de la plataforma Sí a Almaraz, Sí al futuro, Fernando Sánchez.</w:t>
       </w:r>
     </w:p>
     <w:p>
@@ -6265,7 +6265,7 @@
           <w:color w:val="556677"/>
           <w:sz w:val="20"/>
         </w:rPr>
-        <w:t>相反，批评者警告说，延长核电站运行会推迟对可再生能源的投资，并使安全风险和放射性废料问题持续存在。</w:t>
+        <w:t>“当年把阿尔马拉斯核电站塞给我们埃斯特雷马杜拉人，是因为没人要；如今我们想要了，却又来把它夺走”，“支持阿尔马拉斯、支持未来”平台主席费尔南多·桑切斯这样说道。</w:t>
       </w:r>
     </w:p>
     <w:p/>
@@ -6277,7 +6277,7 @@
           <w:color w:val="1A56DB"/>
           <w:sz w:val="22"/>
         </w:rPr>
-        <w:t>[19] El equilibrio entre seguridad energética, descarbonización y viabilidad económica se ha convertido en uno de los dilemas más complejos de la política europea contemporánea.</w:t>
+        <w:t>[19] A esta organización la han apoyado partidos políticos de todo color en la región, incluido el propio PSOE, donde este asunto ha generado una clara discrepancia entre la dirección nacional y la regional.</w:t>
       </w:r>
     </w:p>
     <w:p>
@@ -6287,7 +6287,7 @@
           <w:color w:val="556677"/>
           <w:sz w:val="20"/>
         </w:rPr>
-        <w:t>能源安全、脱碳与经济可行性之间的平衡，已成为当代欧洲政治中最复杂的难题之一。</w:t>
+        <w:t>这个组织得到了当地各党派的支持，包括工人社会党本身；在这个问题上，该党全国领导层与地区领导层之间出现了明显的分歧。</w:t>
       </w:r>
     </w:p>
     <w:p/>
@@ -6299,7 +6299,7 @@
           <w:color w:val="1A56DB"/>
           <w:sz w:val="22"/>
         </w:rPr>
-        <w:t>[20] La prórroga de Almaraz es, en el fondo, una prueba de si es posible combinar la urgencia climática con la necesidad de mantener un suministro eléctrico estable y asequible.</w:t>
+        <w:t>[20] En este contexto, la continuidad de Almaraz ayudará a descomprimir la difícil situación del PSOE en la región, castigado en las últimas elecciones autonómicas.</w:t>
       </w:r>
     </w:p>
     <w:p>
@@ -6309,7 +6309,7 @@
           <w:color w:val="556677"/>
           <w:sz w:val="20"/>
         </w:rPr>
-        <w:t>从本质上说，阿尔马拉斯核电站的延期是一场考验：能否将气候紧迫性与维持稳定且可负担的电力供应的需求结合起来。</w:t>
+        <w:t>在此背景下，让阿尔马拉斯继续运行，将有助于缓解工人社会党在该地区的困境——该党在最近的自治区选举中遭到重创。</w:t>
       </w:r>
     </w:p>
     <w:p/>
@@ -6328,7 +6328,7 @@
           <w:color w:val="667788"/>
           <w:sz w:val="20"/>
         </w:rPr>
-        <w:t>B2 考点：虚拟式与条件式的综合运用（si es posible combinar...; dependería de que la central cumpliera）。被动与无人称（estaba prevista, fue publicada, se ha convertido）。间接引语与官方引语（el Gobierno justificó... asegurando que; Sumar afirmó que...）。让步与转折连词（sin embargo, en cambio, por su parte）。动词短语（reavivar el debate, imponer costes, retrasar la descarbonización）。正式学术语体（viabilidad, exposición, descarbonización, prórroga）。观点辨析（政府 vs Sumar vs 地区领导人 vs 企业）。复杂复合句（关系从句 + 目的从句 + 条件从句叠加）。</w:t>
+        <w:t>B2 考点：虚拟式与条件式（puede contribuir a moderar; dependería de...）。间接引语与官方引语（el Gobierno defendió... argumentando que; aseguraba...; dijo...）。让步与转折（Aunque...; Sin embargo...; no solo... sino también...）。被动与无人称（queda fijado, fue anunciada, se produce）。正式学术语体（prórroga, moratoria, clausura, exposición, volatilidad, discrepancia）。观点辨析（政府 vs PP vs PSOE vs Sumar vs 电力公司 vs 地方平台）。复杂复合句（关系从句 + 引语从句 + 让步从句叠加）。数据引用（7%, 15.000 millones, 2027-2035, 2060）。</w:t>
       </w:r>
     </w:p>
     <w:p/>
@@ -6422,6 +6422,59 @@
                 <w:i/>
                 <w:sz w:val="20"/>
               </w:rPr>
+              <w:t>patada hacia adelante</w:t>
+            </w:r>
+          </w:p>
+        </w:tc>
+        <w:tc>
+          <w:tcPr>
+            <w:tcW w:type="dxa" w:w="3009"/>
+          </w:tcPr>
+          <w:p>
+            <w:r>
+              <w:rPr>
+                <w:rFonts w:ascii="Calibri" w:hAnsi="Calibri" w:eastAsia="Microsoft YaHei"/>
+                <w:b w:val="0"/>
+                <w:i w:val="0"/>
+                <w:sz w:val="20"/>
+              </w:rPr>
+              <w:t>把问题往后拖；踢皮球</w:t>
+            </w:r>
+          </w:p>
+        </w:tc>
+        <w:tc>
+          <w:tcPr>
+            <w:tcW w:type="dxa" w:w="3009"/>
+          </w:tcPr>
+          <w:p>
+            <w:r>
+              <w:rPr>
+                <w:rFonts w:ascii="Calibri" w:hAnsi="Calibri" w:eastAsia="Microsoft YaHei"/>
+                <w:b w:val="0"/>
+                <w:i w:val="0"/>
+                <w:sz w:val="18"/>
+              </w:rPr>
+              <w:t>例句：El Gobierno ha dado una patada hacia adelante con la prórroga.</w:t>
+              <w:br/>
+              <w:t>分析：字面义为“向前踢一脚”，是西班牙语中表示“把难题推迟到以后、逃避当下解决”的惯用表达。常见搭配 dar una patada hacia adelante（把问题往后拖）。语境义：本文指政府用延期的方式回避了核电站关闭这一棘手决定，把它推给下一届政府。DELE B2 常考这类习语/惯用表达的语境义，不能按字面理解。</w:t>
+            </w:r>
+          </w:p>
+        </w:tc>
+      </w:tr>
+      <w:tr>
+        <w:tc>
+          <w:tcPr>
+            <w:tcW w:type="dxa" w:w="3009"/>
+            <w:shd w:fill="F8FAFC"/>
+          </w:tcPr>
+          <w:p>
+            <w:r>
+              <w:rPr>
+                <w:rFonts w:ascii="Calibri" w:hAnsi="Calibri" w:eastAsia="Microsoft YaHei"/>
+                <w:b w:val="0"/>
+                <w:i/>
+                <w:sz w:val="20"/>
+              </w:rPr>
               <w:t>prórroga</w:t>
             </w:r>
           </w:p>
@@ -6454,9 +6507,168 @@
                 <w:i w:val="0"/>
                 <w:sz w:val="18"/>
               </w:rPr>
-              <w:t>例句：una orden ministerial... autorizó la prórroga de Almaraz hasta el 8 de junio de 2030.</w:t>
+              <w:t>例句：la prórroga de la central nuclear de Almaraz.</w:t>
               <w:br/>
-              <w:t>分析：源自拉丁语 prorogare（延长），由 pro-（向前）+ rogare（请求）构成，本义“请求延期”。常见搭配 prórroga de un contrato（合同延期）、solicitar una prórroga（申请延期）、conceder una prórroga（批准延期）。语法上为阴性名词。语境义：本文特指核电站“运行寿命的延长”。DELE B2 常考查其与 ampliación（扩大/延期）、extensión（延长）在正式语体中的细微差别：prórroga 更侧重“在期限届满前的续期”。</w:t>
+              <w:t>分析：源自拉丁语 prorogare（延长），由 pro-（向前）+ rogare（请求）构成。常见搭配 prórroga de un contrato（合同延期）、conceder una prórroga（批准延期）、solicitar una prórroga（申请延期）。语法上为阴性名词。语境义：本文特指核电站运行许可的续期。DELE B2 常考其与 ampliación、extensión 的辨析：prórroga 侧重“期限届满前的续期”。</w:t>
+            </w:r>
+          </w:p>
+        </w:tc>
+      </w:tr>
+      <w:tr>
+        <w:tc>
+          <w:tcPr>
+            <w:tcW w:type="dxa" w:w="3009"/>
+            <w:shd w:fill="F8FAFC"/>
+          </w:tcPr>
+          <w:p>
+            <w:r>
+              <w:rPr>
+                <w:rFonts w:ascii="Calibri" w:hAnsi="Calibri" w:eastAsia="Microsoft YaHei"/>
+                <w:b w:val="0"/>
+                <w:i/>
+                <w:sz w:val="20"/>
+              </w:rPr>
+              <w:t>clausura</w:t>
+            </w:r>
+          </w:p>
+        </w:tc>
+        <w:tc>
+          <w:tcPr>
+            <w:tcW w:type="dxa" w:w="3009"/>
+          </w:tcPr>
+          <w:p>
+            <w:r>
+              <w:rPr>
+                <w:rFonts w:ascii="Calibri" w:hAnsi="Calibri" w:eastAsia="Microsoft YaHei"/>
+                <w:b w:val="0"/>
+                <w:i w:val="0"/>
+                <w:sz w:val="20"/>
+              </w:rPr>
+              <w:t>关闭；停运</w:t>
+            </w:r>
+          </w:p>
+        </w:tc>
+        <w:tc>
+          <w:tcPr>
+            <w:tcW w:type="dxa" w:w="3009"/>
+          </w:tcPr>
+          <w:p>
+            <w:r>
+              <w:rPr>
+                <w:rFonts w:ascii="Calibri" w:hAnsi="Calibri" w:eastAsia="Microsoft YaHei"/>
+                <w:b w:val="0"/>
+                <w:i w:val="0"/>
+                <w:sz w:val="18"/>
+              </w:rPr>
+              <w:t>例句：se incumple el calendario de clausura pactado.</w:t>
+              <w:br/>
+              <w:t>分析：源自拉丁语 clausura（封闭），词根 claudere（关闭）。常见搭配 clausura de una central（核电站关闭）、calendario de clausura（关闭时间表）、acto de clausura（闭幕式）。语境义：本文指核电站的“退役关闭”。易混淆词：clausura（关闭/闭幕）vs cierre（关闭，更通用）vs cese（停止/终止）。在核电语境中 clausura 更正式、更常用于“永久关闭”。</w:t>
+            </w:r>
+          </w:p>
+        </w:tc>
+      </w:tr>
+      <w:tr>
+        <w:tc>
+          <w:tcPr>
+            <w:tcW w:type="dxa" w:w="3009"/>
+            <w:shd w:fill="F8FAFC"/>
+          </w:tcPr>
+          <w:p>
+            <w:r>
+              <w:rPr>
+                <w:rFonts w:ascii="Calibri" w:hAnsi="Calibri" w:eastAsia="Microsoft YaHei"/>
+                <w:b w:val="0"/>
+                <w:i/>
+                <w:sz w:val="20"/>
+              </w:rPr>
+              <w:t>moratoria</w:t>
+            </w:r>
+          </w:p>
+        </w:tc>
+        <w:tc>
+          <w:tcPr>
+            <w:tcW w:type="dxa" w:w="3009"/>
+          </w:tcPr>
+          <w:p>
+            <w:r>
+              <w:rPr>
+                <w:rFonts w:ascii="Calibri" w:hAnsi="Calibri" w:eastAsia="Microsoft YaHei"/>
+                <w:b w:val="0"/>
+                <w:i w:val="0"/>
+                <w:sz w:val="20"/>
+              </w:rPr>
+              <w:t>暂停；延期偿付</w:t>
+            </w:r>
+          </w:p>
+        </w:tc>
+        <w:tc>
+          <w:tcPr>
+            <w:tcW w:type="dxa" w:w="3009"/>
+          </w:tcPr>
+          <w:p>
+            <w:r>
+              <w:rPr>
+                <w:rFonts w:ascii="Calibri" w:hAnsi="Calibri" w:eastAsia="Microsoft YaHei"/>
+                <w:b w:val="0"/>
+                <w:i w:val="0"/>
+                <w:sz w:val="18"/>
+              </w:rPr>
+              <w:t>例句：el Partido Popular dejó claro que la moratoria es “insuficiente”.</w:t>
+              <w:br/>
+              <w:t>分析：源自拉丁语 moratorius（延迟的），词根 mora（延迟）。指“正式宣布的暂停或延期”。常见搭配 moratoria nuclear（核电暂停）、declarar una moratoria（宣布暂停）、moratoria de pagos（延期偿付）。语境义：本文中 PP 用 moratoria 指代政府“暂停关闭核电站”的决定，并认为它不够彻底。DELE B2 政治/经济语篇高频词。</w:t>
+            </w:r>
+          </w:p>
+        </w:tc>
+      </w:tr>
+      <w:tr>
+        <w:tc>
+          <w:tcPr>
+            <w:tcW w:type="dxa" w:w="3009"/>
+            <w:shd w:fill="F8FAFC"/>
+          </w:tcPr>
+          <w:p>
+            <w:r>
+              <w:rPr>
+                <w:rFonts w:ascii="Calibri" w:hAnsi="Calibri" w:eastAsia="Microsoft YaHei"/>
+                <w:b w:val="0"/>
+                <w:i/>
+                <w:sz w:val="20"/>
+              </w:rPr>
+              <w:t>volatilidad</w:t>
+            </w:r>
+          </w:p>
+        </w:tc>
+        <w:tc>
+          <w:tcPr>
+            <w:tcW w:type="dxa" w:w="3009"/>
+          </w:tcPr>
+          <w:p>
+            <w:r>
+              <w:rPr>
+                <w:rFonts w:ascii="Calibri" w:hAnsi="Calibri" w:eastAsia="Microsoft YaHei"/>
+                <w:b w:val="0"/>
+                <w:i w:val="0"/>
+                <w:sz w:val="20"/>
+              </w:rPr>
+              <w:t>波动性；不稳定性</w:t>
+            </w:r>
+          </w:p>
+        </w:tc>
+        <w:tc>
+          <w:tcPr>
+            <w:tcW w:type="dxa" w:w="3009"/>
+          </w:tcPr>
+          <w:p>
+            <w:r>
+              <w:rPr>
+                <w:rFonts w:ascii="Calibri" w:hAnsi="Calibri" w:eastAsia="Microsoft YaHei"/>
+                <w:b w:val="0"/>
+                <w:i w:val="0"/>
+                <w:sz w:val="18"/>
+              </w:rPr>
+              <w:t>例句：el escenario geopolítico actual ha generado “una volatilidad de precios”.</w:t>
+              <w:br/>
+              <w:t>分析：源自拉丁语 volatilis（会飞的、易变的），词根 volare（飞）。指“价格或市场剧烈、频繁变动的特性”。常见搭配 volatilidad de precios（价格波动）、volatilidad del mercado（市场波动）、alta volatilidad（高波动性）。语境义：本文指中东局势导致的能源价格剧烈波动，是政府为延期辩护的核心论据。DELE B2 经济类阅读高频词。</w:t>
             </w:r>
           </w:p>
         </w:tc>
@@ -6507,115 +6719,9 @@
                 <w:i w:val="0"/>
                 <w:sz w:val="18"/>
               </w:rPr>
-              <w:t>例句：mitiga la exposición del sistema eléctrico y de los consumidores a subidas de precios.</w:t>
+              <w:t>例句：moderar la exposición de los consumidores a unos picos de precios.</w:t>
               <w:br/>
-              <w:t>分析：源自拉丁语 expositio，由 ex-（向外）+ ponere（放置）构成，本义“摆出、暴露”。一词多义：①暴露（exposición al sol 日晒）②风险敞口（exposición al riesgo 风险敞口，金融/能源语境）③展览（exposición de arte 艺术展）。语境义：本文取“风险敞口”这一专业义，指电力系统面临电价上涨风险的程度。DELE B2 常考其多义辨析，需结合上下文判断。易混淆词：exposición（暴露/展览）vs explosión（爆炸，词形相近）。</w:t>
-            </w:r>
-          </w:p>
-        </w:tc>
-      </w:tr>
-      <w:tr>
-        <w:tc>
-          <w:tcPr>
-            <w:tcW w:type="dxa" w:w="3009"/>
-            <w:shd w:fill="F8FAFC"/>
-          </w:tcPr>
-          <w:p>
-            <w:r>
-              <w:rPr>
-                <w:rFonts w:ascii="Calibri" w:hAnsi="Calibri" w:eastAsia="Microsoft YaHei"/>
-                <w:b w:val="0"/>
-                <w:i/>
-                <w:sz w:val="20"/>
-              </w:rPr>
-              <w:t>descarbonización</w:t>
-            </w:r>
-          </w:p>
-        </w:tc>
-        <w:tc>
-          <w:tcPr>
-            <w:tcW w:type="dxa" w:w="3009"/>
-          </w:tcPr>
-          <w:p>
-            <w:r>
-              <w:rPr>
-                <w:rFonts w:ascii="Calibri" w:hAnsi="Calibri" w:eastAsia="Microsoft YaHei"/>
-                <w:b w:val="0"/>
-                <w:i w:val="0"/>
-                <w:sz w:val="20"/>
-              </w:rPr>
-              <w:t>脱碳</w:t>
-            </w:r>
-          </w:p>
-        </w:tc>
-        <w:tc>
-          <w:tcPr>
-            <w:tcW w:type="dxa" w:w="3009"/>
-          </w:tcPr>
-          <w:p>
-            <w:r>
-              <w:rPr>
-                <w:rFonts w:ascii="Calibri" w:hAnsi="Calibri" w:eastAsia="Microsoft YaHei"/>
-                <w:b w:val="0"/>
-                <w:i w:val="0"/>
-                <w:sz w:val="18"/>
-              </w:rPr>
-              <w:t>例句：retrasa la descarbonización real basada en renovables.</w:t>
-              <w:br/>
-              <w:t>分析：由前缀 des-（去除）+ carbono（碳）+ 后缀 -ización（……化）构成，指“减少碳排放、摆脱对碳基能源依赖的过程”。常见搭配 descarbonización de la economía（经济脱碳）、proceso de descarbonización（脱碳进程）、objetivos de descarbonización（脱碳目标）。这是气候变化领域的学术词汇。语境义：本文指通过发展可再生能源实现“真正”的脱碳。DELE B2 学术阅读中高频出现，常与 transición energética（能源转型）、neutralidad climática（气候中和）配套考查。</w:t>
-            </w:r>
-          </w:p>
-        </w:tc>
-      </w:tr>
-      <w:tr>
-        <w:tc>
-          <w:tcPr>
-            <w:tcW w:type="dxa" w:w="3009"/>
-            <w:shd w:fill="F8FAFC"/>
-          </w:tcPr>
-          <w:p>
-            <w:r>
-              <w:rPr>
-                <w:rFonts w:ascii="Calibri" w:hAnsi="Calibri" w:eastAsia="Microsoft YaHei"/>
-                <w:b w:val="0"/>
-                <w:i/>
-                <w:sz w:val="20"/>
-              </w:rPr>
-              <w:t>apagón</w:t>
-            </w:r>
-          </w:p>
-        </w:tc>
-        <w:tc>
-          <w:tcPr>
-            <w:tcW w:type="dxa" w:w="3009"/>
-          </w:tcPr>
-          <w:p>
-            <w:r>
-              <w:rPr>
-                <w:rFonts w:ascii="Calibri" w:hAnsi="Calibri" w:eastAsia="Microsoft YaHei"/>
-                <w:b w:val="0"/>
-                <w:i w:val="0"/>
-                <w:sz w:val="20"/>
-              </w:rPr>
-              <w:t>停电；大停电</w:t>
-            </w:r>
-          </w:p>
-        </w:tc>
-        <w:tc>
-          <w:tcPr>
-            <w:tcW w:type="dxa" w:w="3009"/>
-          </w:tcPr>
-          <w:p>
-            <w:r>
-              <w:rPr>
-                <w:rFonts w:ascii="Calibri" w:hAnsi="Calibri" w:eastAsia="Microsoft YaHei"/>
-                <w:b w:val="0"/>
-                <w:i w:val="0"/>
-                <w:sz w:val="18"/>
-              </w:rPr>
-              <w:t>例句：un apagón masivo sin precedentes... reavivaron el debate.</w:t>
-              <w:br/>
-              <w:t>分析：由动词 apagar（关、熄灭）+ 增义后缀 -ón 构成，-ón 在此表“突然、强烈”的意味。常见搭配 apagón eléctrico（停电）、apagón masivo/general（大规模停电）、sufrir un apagón（遭遇停电）。语法上为阳性名词。语境义：本文指“去年史无前例的大规模停电”这一具体事件，是引发核电辩论的导火索。易混淆词：apagón（停电）vs corte（中断/断电，更口语）vs avería（故障）。DELE B2 时事阅读中常见。</w:t>
+              <w:t>分析：源自拉丁语 expositio，由 ex-（向外）+ ponere（放置）构成。一词多义：①暴露（exposición al sol）②风险敞口（exposición al riesgo，金融/能源语境）③展览（exposición de arte）。语境义：本文取“风险敞口”这一专业义，指消费者面临价格飙升风险的程度。DELE B2 常考多义辨析。易混淆词：exposición vs explosión（爆炸，词形相近）。</w:t>
             </w:r>
           </w:p>
         </w:tc>
@@ -6666,9 +6772,9 @@
                 <w:i w:val="0"/>
                 <w:sz w:val="18"/>
               </w:rPr>
-              <w:t>例句：Sumar, el socio menor de la coalición de Gobierno, la criticó.</w:t>
+              <w:t>例句：el calendario pactado entre los socios de la coalición del Gobierno.</w:t>
               <w:br/>
-              <w:t>分析：源自拉丁语 coalitio（联合），由 co-（共同）+ alere（滋养、生长）演变而来，指“政党或团体为共同目标组成的联盟”。常见搭配 coalición de Gobierno（执政联盟）、formar una coalición（组建联盟）、socio de coalición（联盟伙伴）。语法上为阴性名词。语境义：本文指西班牙执政的左翼联合政府，其中苏马尔党是小党。DELE B2 政治语篇常考，需辨析 coalición（联盟）vs alianza（同盟，更宽泛）vs pacto（协议）。</w:t>
+              <w:t>分析：源自拉丁语 coalitio（联合）。指“政党为共同执政组成的联盟”。常见搭配 coalición de Gobierno（执政联盟）、socio de coalición（联盟伙伴）、formar una coalición（组建联盟）。语法上为阴性名词。语境义：本文指西班牙 PSOE 与 Sumar 组成的左翼执政联盟。DELE B2 政治语篇常考，与 alianza（同盟）、pacto（协议）辨析。</w:t>
             </w:r>
           </w:p>
         </w:tc>
@@ -6687,7 +6793,7 @@
                 <w:i/>
                 <w:sz w:val="20"/>
               </w:rPr>
-              <w:t>viabilidad</w:t>
+              <w:t>discrepancia</w:t>
             </w:r>
           </w:p>
         </w:tc>
@@ -6703,7 +6809,7 @@
                 <w:i w:val="0"/>
                 <w:sz w:val="20"/>
               </w:rPr>
-              <w:t>可行性；可持续性</w:t>
+              <w:t>分歧；不一致</w:t>
             </w:r>
           </w:p>
         </w:tc>
@@ -6719,9 +6825,9 @@
                 <w:i w:val="0"/>
                 <w:sz w:val="18"/>
               </w:rPr>
-              <w:t>例句：El equilibrio entre seguridad energética, descarbonización y viabilidad económica...</w:t>
+              <w:t>例句：este asunto ha generado una clara discrepancia entre la dirección nacional y la regional.</w:t>
               <w:br/>
-              <w:t>分析：源自拉丁语 via（道路）+ 形容词后缀 -bilis，本义“可通行的”，引申为“可行的、可维持的”。常见搭配 viabilidad económica（经济可行性）、viabilidad técnica（技术可行性）、estudiar la viabilidad（研究可行性）。语法上为阴性名词，形容词形式为 viable（可行的）。语境义：本文指核能延期在经济上是否“划算、可持续”。DELE B2 议论文写作高频词，常与 factible、sostenible 辨析：viable 侧重“可行”，sostenible 侧重“可持续”。</w:t>
+              <w:t>分析：源自拉丁语 discrepantia，由 dis-（分离）+ crepare（发出声响）构成，本义“声音不协调”，引申为“意见分歧”。常见搭配 discrepancia entre（……之间的分歧）、discrepancia de opiniones（意见分歧）、surgir una discrepancia（出现分歧）。语法上为阴性名词。语境义：本文指 PSOE 全国领导层与埃斯特雷马杜拉地区领导层在核电问题上的立场分歧。DELE B2 常考其与 diferencia（差异）、conflicto（冲突）的辨析。</w:t>
             </w:r>
           </w:p>
         </w:tc>
@@ -6740,7 +6846,7 @@
                 <w:i/>
                 <w:sz w:val="20"/>
               </w:rPr>
-              <w:t>reavivar</w:t>
+              <w:t>descomprimir</w:t>
             </w:r>
           </w:p>
         </w:tc>
@@ -6756,7 +6862,7 @@
                 <w:i w:val="0"/>
                 <w:sz w:val="20"/>
               </w:rPr>
-              <w:t>重新点燃；再度激起</w:t>
+              <w:t>缓解；减压</w:t>
             </w:r>
           </w:p>
         </w:tc>
@@ -6772,9 +6878,9 @@
                 <w:i w:val="0"/>
                 <w:sz w:val="18"/>
               </w:rPr>
-              <w:t>例句：un apagón masivo... y la subida de los precios... reavivaron el debate.</w:t>
+              <w:t>例句：la continuidad de Almaraz ayudará a descomprimir la difícil situación del PSOE.</w:t>
               <w:br/>
-              <w:t>分析：由前缀 re-（再次）+ avivar（点燃、使活跃）构成，指“使已沉寂的事物重新活跃起来”。常见搭配 reavivar el debate（重新点燃辩论）、reavivar la polémica（再度引发争议）、reavivar el interés（重燃兴趣）。语法上为规则 -ar 动词。语境义：本文指停电和涨价“重新引发了”关于核电关停的辩论。易混淆词：reavivar（重新激起）vs revivir（复活、重现）vs renovar（更新）。</w:t>
+              <w:t>分析：由前缀 des-（去除）+ comprimir（压缩）构成，本义“减压”，引申为“缓解紧张/压力”。常见搭配 descomprimir la situación（缓解局势）、descomprimir la tensión（缓解紧张）、descomprimir un archivo（解压文件，计算机义）。语境义：本文用比喻义，指核电站延期能“缓解” PSOE 在当地的选举困境。DELE B2 常考其引申义（政治/社会语境）vs 本义（技术语境）的区分。</w:t>
             </w:r>
           </w:p>
         </w:tc>
@@ -6793,7 +6899,7 @@
                 <w:i/>
                 <w:sz w:val="20"/>
               </w:rPr>
-              <w:t>mitigar</w:t>
+              <w:t>castigado</w:t>
             </w:r>
           </w:p>
         </w:tc>
@@ -6809,7 +6915,7 @@
                 <w:i w:val="0"/>
                 <w:sz w:val="20"/>
               </w:rPr>
-              <w:t>减轻；缓和</w:t>
+              <w:t>受惩罚的；受重创的</w:t>
             </w:r>
           </w:p>
         </w:tc>
@@ -6825,115 +6931,9 @@
                 <w:i w:val="0"/>
                 <w:sz w:val="18"/>
               </w:rPr>
-              <w:t>例句：la prórroga... mitiga la exposición del sistema eléctrico.</w:t>
+              <w:t>例句：el PSOE en la región, castigado en las últimas elecciones autonómicas.</w:t>
               <w:br/>
-              <w:t>分析：源自拉丁语 mitigare（使柔和），词根 mitis（温和的）。常见搭配 mitigar el impacto（减轻影响）、mitigar los efectos（缓解后果）、mitigar el riesgo（降低风险）。语法上为规则 -ar 动词，其名词形式为 mitigación（缓解）。语境义：本文指延期“减轻”了电力系统面临电价上涨的风险。DELE B2 常考其与 reducir（减少）、aliviar（缓解）的辨析：mitigar 更正式，多用于书面语。</w:t>
-            </w:r>
-          </w:p>
-        </w:tc>
-      </w:tr>
-      <w:tr>
-        <w:tc>
-          <w:tcPr>
-            <w:tcW w:type="dxa" w:w="3009"/>
-            <w:shd w:fill="F8FAFC"/>
-          </w:tcPr>
-          <w:p>
-            <w:r>
-              <w:rPr>
-                <w:rFonts w:ascii="Calibri" w:hAnsi="Calibri" w:eastAsia="Microsoft YaHei"/>
-                <w:b w:val="0"/>
-                <w:i/>
-                <w:sz w:val="20"/>
-              </w:rPr>
-              <w:t>impensado</w:t>
-            </w:r>
-          </w:p>
-        </w:tc>
-        <w:tc>
-          <w:tcPr>
-            <w:tcW w:type="dxa" w:w="3009"/>
-          </w:tcPr>
-          <w:p>
-            <w:r>
-              <w:rPr>
-                <w:rFonts w:ascii="Calibri" w:hAnsi="Calibri" w:eastAsia="Microsoft YaHei"/>
-                <w:b w:val="0"/>
-                <w:i w:val="0"/>
-                <w:sz w:val="20"/>
-              </w:rPr>
-              <w:t>未预料到的；意外的</w:t>
-            </w:r>
-          </w:p>
-        </w:tc>
-        <w:tc>
-          <w:tcPr>
-            <w:tcW w:type="dxa" w:w="3009"/>
-          </w:tcPr>
-          <w:p>
-            <w:r>
-              <w:rPr>
-                <w:rFonts w:ascii="Calibri" w:hAnsi="Calibri" w:eastAsia="Microsoft YaHei"/>
-                <w:b w:val="0"/>
-                <w:i w:val="0"/>
-                <w:sz w:val="18"/>
-              </w:rPr>
-              <w:t>例句：a subidas de precios imprevistas.</w:t>
-              <w:br/>
-              <w:t>分析：（注：原文用 imprevistas）源自拉丁语 improvisus，由 in-（否定）+ providere（预见）构成，形容词形式为 imprevisto/previsto，本义“没有预先看到的”。常见搭配 subida imprevista（意外上涨）、gasto imprevisto（意外开支）、situación imprevista（意外情况）。语法上 imprevisto 的阴性为 imprevista。语境义：本文指“不可预见的电价上涨”。易混淆词：imprevisto（意外的）vs improvisado（即兴的、临时拼凑的）vs imprevisible（无法预测的）。</w:t>
-            </w:r>
-          </w:p>
-        </w:tc>
-      </w:tr>
-      <w:tr>
-        <w:tc>
-          <w:tcPr>
-            <w:tcW w:type="dxa" w:w="3009"/>
-            <w:shd w:fill="F8FAFC"/>
-          </w:tcPr>
-          <w:p>
-            <w:r>
-              <w:rPr>
-                <w:rFonts w:ascii="Calibri" w:hAnsi="Calibri" w:eastAsia="Microsoft YaHei"/>
-                <w:b w:val="0"/>
-                <w:i/>
-                <w:sz w:val="20"/>
-              </w:rPr>
-              <w:t>despoblada</w:t>
-            </w:r>
-          </w:p>
-        </w:tc>
-        <w:tc>
-          <w:tcPr>
-            <w:tcW w:type="dxa" w:w="3009"/>
-          </w:tcPr>
-          <w:p>
-            <w:r>
-              <w:rPr>
-                <w:rFonts w:ascii="Calibri" w:hAnsi="Calibri" w:eastAsia="Microsoft YaHei"/>
-                <w:b w:val="0"/>
-                <w:i w:val="0"/>
-                <w:sz w:val="20"/>
-              </w:rPr>
-              <w:t>人口稀少的；荒芜的</w:t>
-            </w:r>
-          </w:p>
-        </w:tc>
-        <w:tc>
-          <w:tcPr>
-            <w:tcW w:type="dxa" w:w="3009"/>
-          </w:tcPr>
-          <w:p>
-            <w:r>
-              <w:rPr>
-                <w:rFonts w:ascii="Calibri" w:hAnsi="Calibri" w:eastAsia="Microsoft YaHei"/>
-                <w:b w:val="0"/>
-                <w:i w:val="0"/>
-                <w:sz w:val="18"/>
-              </w:rPr>
-              <w:t>例句：en la Extremadura rural y despoblada.</w:t>
-              <w:br/>
-              <w:t>分析：由前缀 des-（去除、否定）+ poblada（有人居住的，源自 poblar“使有人居住”）构成，指“人口稀少、居民流失”。常见搭配 zona despoblada（人口稀少地区）、España despoblada（西班牙空心化地区）、despoblación rural（农村人口流失）。语境义：本文指埃斯特雷马杜拉农村地区“人口流失严重”。DELE B2 社会议题高频词，常与 la España vaciada（“被掏空的西班牙”，指人口外流的农村地区）这一时事概念配套考查。</w:t>
+              <w:t>分析：源自动词 castigar（惩罚，源自拉丁语 castigare），此处用过去分词作形容词，指“在选举中遭受挫败、被选民惩罚”。常见搭配 partido castigado（受挫的政党）、castigar en las urnas（在投票中惩罚）、castigo electoral（选举惩罚）。语境义：本文指 PSOE 在埃斯特雷马杜拉自治区选举中得票大跌、被选民“惩罚”。DELE B2 政治语篇常考 castigado 的比喻义（非字面“体罚”）。</w:t>
             </w:r>
           </w:p>
         </w:tc>
@@ -6954,7 +6954,7 @@
           <w:b/>
           <w:sz w:val="22"/>
         </w:rPr>
-        <w:t>1. ¿En qué año estaba previsto cerrar la central nuclear de Almaraz?</w:t>
+        <w:t>1. ¿Qué porcentaje de la electricidad que consume España produce la central de Almaraz?</w:t>
       </w:r>
     </w:p>
     <w:p>
@@ -6965,7 +6965,7 @@
         <w:rPr>
           <w:sz w:val="20"/>
         </w:rPr>
-        <w:t>A. En 2030.</w:t>
+        <w:t>A. Alrededor del 3%.</w:t>
       </w:r>
     </w:p>
     <w:p>
@@ -6977,7 +6977,7 @@
           <w:color w:val="16A34A"/>
           <w:sz w:val="20"/>
         </w:rPr>
-        <w:t>B. En 2028.  ✔</w:t>
+        <w:t>B. En torno al 7%.  ✔</w:t>
       </w:r>
     </w:p>
     <w:p>
@@ -6988,7 +6988,7 @@
         <w:rPr>
           <w:sz w:val="20"/>
         </w:rPr>
-        <w:t>C. En 2035.</w:t>
+        <w:t>C. Cerca del 15%.</w:t>
       </w:r>
     </w:p>
     <w:p>
@@ -6999,7 +6999,7 @@
         <w:rPr>
           <w:sz w:val="20"/>
         </w:rPr>
-        <w:t>D. En 2026.</w:t>
+        <w:t>D. Más del 20%.</w:t>
       </w:r>
     </w:p>
     <w:p>
@@ -7011,7 +7011,7 @@
           <w:color w:val="16A34A"/>
           <w:sz w:val="18"/>
         </w:rPr>
-        <w:t>✅ 答案：B  |  El texto dice (párrafo 2) que Almaraz “estaba prevista para cerrar en 2028”.  |  原文第 2 段说阿尔马拉斯“原定于 2028 年关闭”，故选 B。此题考查直接定位。</w:t>
+        <w:t>✅ 答案：B  |  El texto dice (párrafo 2) que Almaraz produce “en torno al 7% de la energía eléctrica que consume España”.  |  原文第 2 段说阿尔马拉斯生产“西班牙约 7% 的电力”，故选 B（En torno al 7% = 约 7%）。此题考查直接定位。</w:t>
       </w:r>
     </w:p>
     <w:p/>
@@ -7021,7 +7021,7 @@
           <w:b/>
           <w:sz w:val="22"/>
         </w:rPr>
-        <w:t>2. Según el artículo, ¿cuál fue el detonante directo que llevó al Gobierno a reconsiderar el cierre nuclear?</w:t>
+        <w:t>2. ¿Qué postura adoptó el Partido Popular ante la moratoria?</w:t>
       </w:r>
     </w:p>
     <w:p>
@@ -7032,7 +7032,7 @@
         <w:rPr>
           <w:sz w:val="20"/>
         </w:rPr>
-        <w:t>A. Una exigencia de la Unión Europea.</w:t>
+        <w:t>A. La consideró suficiente.</w:t>
       </w:r>
     </w:p>
     <w:p>
@@ -7044,7 +7044,7 @@
           <w:color w:val="16A34A"/>
           <w:sz w:val="20"/>
         </w:rPr>
-        <w:t>B. El apagón masivo del año pasado y la subida de precios causada por la guerra en Oriente Medio.  ✔</w:t>
+        <w:t>B. La consideró insuficiente y pidió cancelar el calendario de cierres.  ✔</w:t>
       </w:r>
     </w:p>
     <w:p>
@@ -7055,7 +7055,7 @@
         <w:rPr>
           <w:sz w:val="20"/>
         </w:rPr>
-        <w:t>C. La presión de las empresas.</w:t>
+        <w:t>C. Se opuso a la energía nuclear.</w:t>
       </w:r>
     </w:p>
     <w:p>
@@ -7066,7 +7066,7 @@
         <w:rPr>
           <w:sz w:val="20"/>
         </w:rPr>
-        <w:t>D. El cambio climático.</w:t>
+        <w:t>D. No se pronunció.</w:t>
       </w:r>
     </w:p>
     <w:p>
@@ -7078,7 +7078,7 @@
           <w:color w:val="16A34A"/>
           <w:sz w:val="18"/>
         </w:rPr>
-        <w:t>✅ 答案：B  |  El párrafo 4 señala que “un apagón masivo... y la subida de los precios... reavivaron el debate”. Hay que entender reavivar（重新点燃）como indicio causal para deducir que el apagón y la subida de precios fueron el detonante.  |  第 4 段指出“大规模停电……和能源价格上涨……重新点燃了辩论”。需理解 reavivar（重新点燃）所暗示的因果关系，推断出停电与涨价是导火索，故选 B。此题考查因果推理。</w:t>
+        <w:t>✅ 答案：B  |  El párrafo 5 muestra que el PP calificó la moratoria de “insuficiente” y pidió “cancelar” el calendario de cierres. Hay que identificar la postura específica de este actor político frente a la del Gobierno.  |  第 5 段显示人民党认为这次暂停“不够”，并要求“取消”关闭时间表。需识别这一政治主体的具体立场（与政府立场相区别），故选 B。此题考查观点辨析。</w:t>
       </w:r>
     </w:p>
     <w:p/>
@@ -7088,7 +7088,7 @@
           <w:b/>
           <w:sz w:val="22"/>
         </w:rPr>
-        <w:t>3. ¿Cuál es la crítica central de Sumar a la decisión de prorrogar Almaraz?</w:t>
+        <w:t>3. ¿Hasta qué año aspiran a llevar la clausura de la central las compañías eléctricas?</w:t>
       </w:r>
     </w:p>
     <w:p>
@@ -7099,7 +7099,18 @@
         <w:rPr>
           <w:sz w:val="20"/>
         </w:rPr>
-        <w:t>A. Que la prórroga es demasiado corta.</w:t>
+        <w:t>A. Hasta 2030.</w:t>
+      </w:r>
+    </w:p>
+    <w:p>
+      <w:pPr>
+        <w:ind w:left="567"/>
+      </w:pPr>
+      <w:r>
+        <w:rPr>
+          <w:sz w:val="20"/>
+        </w:rPr>
+        <w:t>B. Hasta 2035.</w:t>
       </w:r>
     </w:p>
     <w:p>
@@ -7111,7 +7122,7 @@
           <w:color w:val="16A34A"/>
           <w:sz w:val="20"/>
         </w:rPr>
-        <w:t>B. Que se basa en presión empresarial y no en razones técnicas, ambientales o económicas, y que retrasa la descarbonización real.  ✔</w:t>
+        <w:t>C. Hasta 2060.  ✔</w:t>
       </w:r>
     </w:p>
     <w:p>
@@ -7122,18 +7133,7 @@
         <w:rPr>
           <w:sz w:val="20"/>
         </w:rPr>
-        <w:t>C. Que la central es demasiado antigua.</w:t>
-      </w:r>
-    </w:p>
-    <w:p>
-      <w:pPr>
-        <w:ind w:left="567"/>
-      </w:pPr>
-      <w:r>
-        <w:rPr>
-          <w:sz w:val="20"/>
-        </w:rPr>
-        <w:t>D. Que deberían cerrarse más centrales pero conservar Almaraz.</w:t>
+        <w:t>D. Hasta 2028.</w:t>
       </w:r>
     </w:p>
     <w:p>
@@ -7145,7 +7145,7 @@
           <w:color w:val="16A34A"/>
           <w:sz w:val="18"/>
         </w:rPr>
-        <w:t>✅ 答案：B  |  Hay que distinguir las posturas de distintos actores: los párrafos 10-11 muestran que Sumar cree que la decisión se basa en “presión empresarial” y que “retrasa la descarbonización real”. Es un ejercicio de discernimiento del contraargumento.  |  需区分不同主体的观点：第 10-11 段明确指出苏马尔党认为决定基于“企业施压”、会“推迟真正的脱碳”。这是对反方（政府）论点的辨析，故选 B。此题考查观点辨析。</w:t>
+        <w:t>✅ 答案：C  |  El párrafo 7 dice que las compañías “aspiran a llevar su clausura hasta 2060, mucho más allá del calendario actual”. Hay que inferir que 2060 es su objetivo a largo plazo, distinto de la fecha oficial de 2030.  |  第 7 段说电力公司“希望把关闭推迟到 2060 年，远超当前时间表”。需推断出 2060 是它们的长期目标，与官方 2030 年不同，故选 C。此题考查推理判断。</w:t>
       </w:r>
     </w:p>
     <w:p/>
@@ -7155,7 +7155,7 @@
           <w:b/>
           <w:sz w:val="22"/>
         </w:rPr>
-        <w:t>4. ¿Cuál es la razón principal que el Gobierno dio para justificar la prórroga?</w:t>
+        <w:t>4. ¿Cuál es el argumento central del Gobierno para justificar la prórroga?</w:t>
       </w:r>
     </w:p>
     <w:p>
@@ -7166,7 +7166,7 @@
         <w:rPr>
           <w:sz w:val="20"/>
         </w:rPr>
-        <w:t>A. Que la central genera más beneficios.</w:t>
+        <w:t>A. Que la central genera beneficios.</w:t>
       </w:r>
     </w:p>
     <w:p>
@@ -7178,7 +7178,7 @@
           <w:color w:val="16A34A"/>
           <w:sz w:val="20"/>
         </w:rPr>
-        <w:t>B. Que una prórroga limitada mitiga la exposición del sistema y de los consumidores a subidas de precios imprevistas.  ✔</w:t>
+        <w:t>B. Que la prórroga coyuntural puede moderar la exposición de los consumidores a picos de precios no previstos.  ✔</w:t>
       </w:r>
     </w:p>
     <w:p>
@@ -7189,7 +7189,7 @@
         <w:rPr>
           <w:sz w:val="20"/>
         </w:rPr>
-        <w:t>C. Que la central no tiene ningún riesgo.</w:t>
+        <w:t>C. Que la central no tiene riesgos.</w:t>
       </w:r>
     </w:p>
     <w:p>
@@ -7200,7 +7200,7 @@
         <w:rPr>
           <w:sz w:val="20"/>
         </w:rPr>
-        <w:t>D. Para complacer a las empresas.</w:t>
+        <w:t>D. Que es una exigencia de la UE.</w:t>
       </w:r>
     </w:p>
     <w:p>
@@ -7212,7 +7212,7 @@
           <w:color w:val="16A34A"/>
           <w:sz w:val="18"/>
         </w:rPr>
-        <w:t>✅ 答案：B  |  La cita oficial del párrafo 6 “mitiga la exposición del sistema eléctrico y de los consumidores a subidas de precios imprevistas” es una oración compleja con léxico técnico (exposición, imprevistas), cuyo sentido completo hay que desentrañar.  |  第 6 段官方引语“减轻电力系统和消费者面临不可预见电价上涨的风险敞口”是含专业词 exposición、imprevistas 的复合句，需完整理解其语义才能作答，故选 B。此题考查长句理解与词汇深度。</w:t>
+        <w:t>✅ 答案：B  |  La cita del párrafo 14 (“la prórroga, coyuntural, puede contribuir a moderar la exposición... a unos picos de precios... no previstos”) es una oración compleja con léxico técnico (exposición, picos, coyuntural), cuyo sentido completo hay que desentrañar.  |  第 14 段引语“这一临时性延期有助于减轻消费者面临……此前未预见的……价格飙升的风险敞口”是含专业词（exposición、picos、coyuntural）的复合句，需完整理解语义才能作答，故选 B。此题考查长句理解与词汇深度。</w:t>
       </w:r>
     </w:p>
     <w:p/>
@@ -7222,7 +7222,7 @@
           <w:b/>
           <w:sz w:val="22"/>
         </w:rPr>
-        <w:t>5. ¿En qué aspectos es importante la central de Almaraz para Extremadura?</w:t>
+        <w:t>5. ¿Cuánto está valorada la instalación de Almaraz?</w:t>
       </w:r>
     </w:p>
     <w:p>
@@ -7234,7 +7234,7 @@
           <w:color w:val="16A34A"/>
           <w:sz w:val="20"/>
         </w:rPr>
-        <w:t>A. Aporta cerca del 7% de la electricidad nacional y es clave para la industria y el empleo rural.  ✔</w:t>
+        <w:t>A. 15.000 millones de euros.  ✔</w:t>
       </w:r>
     </w:p>
     <w:p>
@@ -7245,7 +7245,7 @@
         <w:rPr>
           <w:sz w:val="20"/>
         </w:rPr>
-        <w:t>B. Es la única atracción turística de la región.</w:t>
+        <w:t>B. 7.000 millones de euros.</w:t>
       </w:r>
     </w:p>
     <w:p>
@@ -7256,7 +7256,7 @@
         <w:rPr>
           <w:sz w:val="20"/>
         </w:rPr>
-        <w:t>C. Solo genera empleo.</w:t>
+        <w:t>C. 1.500 millones de euros.</w:t>
       </w:r>
     </w:p>
     <w:p>
@@ -7267,7 +7267,7 @@
         <w:rPr>
           <w:sz w:val="20"/>
         </w:rPr>
-        <w:t>D. Solo produce electricidad, sin otro efecto.</w:t>
+        <w:t>D. 20.000 millones de euros.</w:t>
       </w:r>
     </w:p>
     <w:p>
@@ -7279,7 +7279,7 @@
           <w:color w:val="16A34A"/>
           <w:sz w:val="18"/>
         </w:rPr>
-        <w:t>✅ 答案：A  |  El párrafo 14 señala que “aporta alrededor del 7% de la producción eléctrica” y que “es una fuente clave de industria y empleo”.  |  第 14 段指出“贡献约 7% 的电力生产”且“是产业和就业的关键来源”，故选 A。此题考查直接定位。</w:t>
+        <w:t>✅ 答案：A  |  El texto dice (párrafo 12) que “la instalación está valorada en 15.000 millones de euros”.  |  原文第 12 段说“该设施估值高达 150 亿欧元”，故选 A。此题考查直接定位。</w:t>
       </w:r>
     </w:p>
     <w:p/>
@@ -7289,7 +7289,7 @@
           <w:b/>
           <w:sz w:val="22"/>
         </w:rPr>
-        <w:t>6. ¿Qué actitud mostró la presidenta regional María Guardiola ante la prórroga?</w:t>
+        <w:t>6. ¿Quién dijo que “España no puede permitirse el lujo de cerrar las nucleares”?</w:t>
       </w:r>
     </w:p>
     <w:p>
@@ -7300,7 +7300,7 @@
         <w:rPr>
           <w:sz w:val="20"/>
         </w:rPr>
-        <w:t>A. De oposición.</w:t>
+        <w:t>A. El ministro de Transición Ecológica.</w:t>
       </w:r>
     </w:p>
     <w:p>
@@ -7312,7 +7312,7 @@
           <w:color w:val="16A34A"/>
           <w:sz w:val="20"/>
         </w:rPr>
-        <w:t>B. De bienvenida, porque aporta certeza y protege la actividad local.  ✔</w:t>
+        <w:t>B. Mario Ruiz-Tagle, consejero delegado de Iberdrola España.  ✔</w:t>
       </w:r>
     </w:p>
     <w:p>
@@ -7323,7 +7323,7 @@
         <w:rPr>
           <w:sz w:val="20"/>
         </w:rPr>
-        <w:t>C. Neutral.</w:t>
+        <w:t>C. Fernando Sánchez.</w:t>
       </w:r>
     </w:p>
     <w:p>
@@ -7334,7 +7334,7 @@
         <w:rPr>
           <w:sz w:val="20"/>
         </w:rPr>
-        <w:t>D. No se pronunció.</w:t>
+        <w:t>D. El presidente del Partido Popular.</w:t>
       </w:r>
     </w:p>
     <w:p>
@@ -7346,7 +7346,7 @@
           <w:color w:val="16A34A"/>
           <w:sz w:val="18"/>
         </w:rPr>
-        <w:t>✅ 答案：B  |  El párrafo 15 dice que ella “celebró la decisión” y la calificó de “una decisión que aporta certeza”.  |  第 15 段说她“对这一决定表示欢迎”，称其“带来确定性”，故选 B。此题考查直接定位。</w:t>
+        <w:t>✅ 答案：B  |  El párrafo 15 atribuye esta cita a “el consejero delegado de Iberdrola España, Mario Ruiz-Tagle”.  |  第 15 段明确这句话出自“伊维尔德罗拉西班牙公司首席执行官马里奥·鲁伊斯-塔格莱”，故选 B。此题考查直接定位与引语归属。</w:t>
       </w:r>
     </w:p>
     <w:p/>
@@ -7356,7 +7356,7 @@
           <w:b/>
           <w:sz w:val="22"/>
         </w:rPr>
-        <w:t>7. Según el final del artículo, ¿de qué es, en esencia, una prueba la prórroga de Almaraz?</w:t>
+        <w:t>7. ¿Qué revela la cita de Fernando Sánchez sobre la relación de los extremeños con la central?</w:t>
       </w:r>
     </w:p>
     <w:p>
@@ -7367,7 +7367,7 @@
         <w:rPr>
           <w:sz w:val="20"/>
         </w:rPr>
-        <w:t>A. De si la central es segura.</w:t>
+        <w:t>A. Que siempre quisieron la central.</w:t>
       </w:r>
     </w:p>
     <w:p>
@@ -7379,7 +7379,7 @@
           <w:color w:val="16A34A"/>
           <w:sz w:val="20"/>
         </w:rPr>
-        <w:t>B. De si es posible combinar la urgencia climática con un suministro eléctrico estable y asequible.  ✔</w:t>
+        <w:t>B. Que antes nadie quería la central, pero ahora los extremeños defienden su continuidad.  ✔</w:t>
       </w:r>
     </w:p>
     <w:p>
@@ -7390,7 +7390,7 @@
         <w:rPr>
           <w:sz w:val="20"/>
         </w:rPr>
-        <w:t>C. De si el Gobierno es popular.</w:t>
+        <w:t>C. Que quieren cerrarla inmediatamente.</w:t>
       </w:r>
     </w:p>
     <w:p>
@@ -7401,7 +7401,7 @@
         <w:rPr>
           <w:sz w:val="20"/>
         </w:rPr>
-        <w:t>D. De si las empresas pueden obtener beneficios.</w:t>
+        <w:t>D. Que no les importa la central.</w:t>
       </w:r>
     </w:p>
     <w:p>
@@ -7413,7 +7413,7 @@
           <w:color w:val="16A34A"/>
           <w:sz w:val="18"/>
         </w:rPr>
-        <w:t>✅ 答案：B  |  Hay que integrar los párrafos 19 y 20: el 19 plantea el “equilibrio entre seguridad energética, descarbonización y viabilidad económica” como dilema complejo, y el 20 concluye que la prórroga es una prueba de “combinar la urgencia climática con... un suministro estable y asequible”.  |  需综合第 19、20 段：第 19 段提出“能源安全、脱碳与经济可行性之间的平衡”是复杂难题，第 20 段总结延期是考验“能否将气候紧迫性与稳定、可负担的电力供应结合起来”。整合两段才能得出完整答案，故选 B。此题考查跨段落综合。</w:t>
+        <w:t>✅ 答案：B  |  La cita del párrafo 18 (“nos pusieron la central... porque nadie la quería y ahora que la queremos nos la van a quitar”) revela un cambio de actitud: de rechazo inicial a defensa actual. Hay que interpretar el tono irónico y la evolución de la postura local.  |  第 18 段引语“当年没人要才塞给我们，如今我们想要了却要夺走”揭示了当地人态度的转变：从最初的排斥到现在的捍卫。需解读其中的反讽语气和立场演变，故选 B。此题考查观点辨析与推理。</w:t>
       </w:r>
     </w:p>
     <w:p/>
@@ -7423,7 +7423,7 @@
           <w:b/>
           <w:sz w:val="22"/>
         </w:rPr>
-        <w:t>8. ¿Qué actitud general del autor hacia la prórroga nuclear en España se puede inferir del conjunto del texto?</w:t>
+        <w:t>8. ¿Qué conclusión general se puede extraer del artículo sobre la política nuclear española?</w:t>
       </w:r>
     </w:p>
     <w:p>
@@ -7434,7 +7434,7 @@
         <w:rPr>
           <w:sz w:val="20"/>
         </w:rPr>
-        <w:t>A. Apoya plenamente al Gobierno.</w:t>
+        <w:t>A. La decisión está cerrada de forma definitiva.</w:t>
       </w:r>
     </w:p>
     <w:p>
@@ -7446,7 +7446,7 @@
           <w:color w:val="16A34A"/>
           <w:sz w:val="20"/>
         </w:rPr>
-        <w:t>B. Presenta de forma objetiva la controversia entre múltiples partes y la sitúa como un dilema general de la transición energética europea.  ✔</w:t>
+        <w:t>B. La prórroga traslada la decisión final a un futuro Gobierno y refleja un profundo conflicto político, económico y territorial.  ✔</w:t>
       </w:r>
     </w:p>
     <w:p>
@@ -7457,7 +7457,7 @@
         <w:rPr>
           <w:sz w:val="20"/>
         </w:rPr>
-        <w:t>C. Se opone firmemente a la energía nuclear.</w:t>
+        <w:t>C. Todas las partes están de acuerdo.</w:t>
       </w:r>
     </w:p>
     <w:p>
@@ -7468,7 +7468,7 @@
         <w:rPr>
           <w:sz w:val="20"/>
         </w:rPr>
-        <w:t>D. Solo le interesan los beneficios empresariales.</w:t>
+        <w:t>D. La energía nuclear dejará de usarse en 2026.</w:t>
       </w:r>
     </w:p>
     <w:p>
@@ -7480,7 +7480,7 @@
           <w:color w:val="16A34A"/>
           <w:sz w:val="18"/>
         </w:rPr>
-        <w:t>✅ 答案：B  |  El texto presenta con objetividad las posturas del Gobierno, Sumar, la presidenta regional y las empresas (párrafos 6-15), y al final lo eleva a un “giro más amplio en Europa” (párrafo 16) y a “uno de los dilemas más complejos de la política europea” (párrafo 19), sin tomar partido explícito.  |  全文客观呈现政府、苏马尔党、地区领导人、企业等多方观点（第 6-15 段），并在结尾将其上升为“欧洲更广泛的转向”（第 16 段）和“当代欧洲政治最复杂的难题”（第 19 段），未明确站队。综合推断，作者态度是客观呈现争议，故选 B。此题考查作者态度推断与观点辨析。</w:t>
+        <w:t>✅ 答案：B  |  Hay que integrar los párrafos 1, 4, 5, 8-10 y 20: la decisión se describe como “una patada hacia adelante”, el cierre queda para “una nueva legislatura”, y hay conflicto entre Gobierno, PP, PSOE regional, Sumar, eléctricas y plataformas locales. La conclusión es que se trata de un conflicto abierto y trasladado al futuro.  |  需综合第 1、4、5、8-10、20 段：决定被描述为“把问题往后踢”，关闭被推到“新一届议会任期”，且政府、人民党、地区工人社会党、苏马尔党、电力公司和地方平台之间存在冲突。结论是这是一个悬而未决、被推迟到未来的深层政治经济领土冲突，故选 B。此题考查跨段落综合。</w:t>
       </w:r>
     </w:p>
     <w:p/>

--- a/articles/2026-08-20.docx
+++ b/articles/2026-08-20.docx
@@ -4270,7 +4270,7 @@
           <w:color w:val="99AABB"/>
           <w:sz w:val="18"/>
         </w:rPr>
-        <w:t>来源：RTVE</w:t>
+        <w:t>来源：IDAE</w:t>
       </w:r>
     </w:p>
     <w:p/>
@@ -4282,7 +4282,7 @@
           <w:color w:val="1A56DB"/>
           <w:sz w:val="22"/>
         </w:rPr>
-        <w:t>[1] España está viviendo una auténtica revolución en el sector de la energía. Las fuentes renovables, sobre todo la solar y la eólica, crecen cada año con fuerza.</w:t>
+        <w:t>[1] España está viviendo una auténtica revolución en el sector de la energía. Las fuentes renovables, sobre todo la solar y la eólica, crecen cada año con fuerza, y el Ministerio para la Transición Ecológica ha puesto en marcha programas de ayudas para impulsar proyectos innovadores que combinan la generación limpia con el almacenamiento.</w:t>
       </w:r>
     </w:p>
     <w:p>
@@ -4292,7 +4292,7 @@
           <w:color w:val="556677"/>
           <w:sz w:val="20"/>
         </w:rPr>
-        <w:t>西班牙的能源行业正在经历一场真正的革命。可再生能源，尤其是太阳能和风能，每年都在强劲增长。</w:t>
+        <w:t>西班牙的能源行业正在经历一场真正的革命。可再生能源，尤其是太阳能和风能，每年都在强劲增长，生态转型部也已启动补贴计划，以推动将清洁发电与储能相结合的创新项目。</w:t>
       </w:r>
     </w:p>
     <w:p/>
@@ -4304,7 +4304,7 @@
           <w:color w:val="1A56DB"/>
           <w:sz w:val="22"/>
         </w:rPr>
-        <w:t>[2] El Ministerio para la Transición Ecológica ha concedido recientemente ayudas por valor de 433,44 millones de euros a 524 proyectos innovadores.</w:t>
+        <w:t>[2] El programa RENOINN 2, gestionado por el Instituto para la Diversificación y Ahorro de la Energía (IDAE), fue publicado el 18 de diciembre de 2025 con una dotación inicial de 202,5 millones de euros del Plan de Recuperación, Transformación y Resiliencia, financiado con los fondos europeos Next Generation.</w:t>
       </w:r>
     </w:p>
     <w:p>
@@ -4314,7 +4314,7 @@
           <w:color w:val="556677"/>
           <w:sz w:val="20"/>
         </w:rPr>
-        <w:t>生态转型部最近向 524 个创新项目发放了价值 4.3344 亿欧元的补助。</w:t>
+        <w:t>RENOINN 2 计划由能源多样化与节能研究所（IDAE）管理，于 2025 年 12 月 18 日公布，初始预算为 2.025 亿欧元，来自复苏、转型与韧性计划，由欧洲“下一代”基金资助。</w:t>
       </w:r>
     </w:p>
     <w:p/>
@@ -4326,7 +4326,7 @@
           <w:color w:val="1A56DB"/>
           <w:sz w:val="22"/>
         </w:rPr>
-        <w:t>[3] Estas subvenciones forman parte del programa RENOINN 2, financiado con los fondos europeos Next Generation.</w:t>
+        <w:t>[3] Debido al gran interés despertado entre los promotores, las autoridades aprobaron una ampliación del presupuesto mediante resolución del 4 de junio de 2026, elevando la dotación inicial desde los 202,5 millones hasta los 368,5 millones de euros para financiar más proyectos.</w:t>
       </w:r>
     </w:p>
     <w:p>
@@ -4336,7 +4336,7 @@
           <w:color w:val="556677"/>
           <w:sz w:val="20"/>
         </w:rPr>
-        <w:t>这些补贴属于 RENOINN 2 计划的一部分，由欧洲“下一代”基金资助。</w:t>
+        <w:t>由于在项目方中激起巨大兴趣，当局通过 2026 年 6 月 4 日的决议批准了预算扩充，将初始预算从 2.025 亿欧元提高到 3.685 亿欧元，以资助更多项目。</w:t>
       </w:r>
     </w:p>
     <w:p/>
@@ -4348,7 +4348,7 @@
           <w:color w:val="1A56DB"/>
           <w:sz w:val="22"/>
         </w:rPr>
-        <w:t>[4] Los proyectos seleccionados añadirán 1.225,66 megavatios de capacidad de generación renovable, en su mayoría fotovoltaica, al sistema eléctrico español.</w:t>
+        <w:t>[4] El objetivo principal de este programa es desplegar renovables que presentan un alto grado de innovación o un valor añadido por su capacidad de integración en el territorio y en los sectores productivos, impulsando así la transición energética y la creación de empleo.</w:t>
       </w:r>
     </w:p>
     <w:p>
@@ -4358,7 +4358,7 @@
           <w:color w:val="556677"/>
           <w:sz w:val="20"/>
         </w:rPr>
-        <w:t>入选项目将为西班牙电力系统增加 1225.66 兆瓦的可再生发电能力，其中大部分为光伏。</w:t>
+        <w:t>该计划的主要目标是部署具有高度创新性或因融入地方和生产部门而具有附加价值的可再生能源，从而推动能源转型和就业创造。</w:t>
       </w:r>
     </w:p>
     <w:p/>
@@ -4370,7 +4370,7 @@
           <w:color w:val="1A56DB"/>
           <w:sz w:val="22"/>
         </w:rPr>
-        <w:t>[5] Además, incorporarán 2.320,72 megavatios-hora de capacidad de almacenamiento de energía, un elemento cada vez más decisivo.</w:t>
+        <w:t>[5] La convocatoria se divide en cinco líneas de incentivos, cada una con sus propias condiciones técnicas: la agrivoltaica con almacenamiento, la fotovoltaica flotante en espacios artificiales, la integración de renovables en infraestructuras, el autoconsumo colectivo con consumidores vulnerables y las instalaciones de bombas de calor renovables.</w:t>
       </w:r>
     </w:p>
     <w:p>
@@ -4380,7 +4380,7 @@
           <w:color w:val="556677"/>
           <w:sz w:val="20"/>
         </w:rPr>
-        <w:t>此外，它们还将带来 2320.72 兆瓦时的储能能力，这是一个日益关键的要素。</w:t>
+        <w:t>本次征集分为五个补贴子项：带储能的农业光伏、人工水体上的漂浮光伏、基础设施上的可再生能源整合、惠及弱势消费者的集体自用，以及可再生热泵装置。</w:t>
       </w:r>
     </w:p>
     <w:p/>
@@ -4392,7 +4392,7 @@
           <w:color w:val="1A56DB"/>
           <w:sz w:val="22"/>
         </w:rPr>
-        <w:t>[6] El almacenamiento es fundamental porque la energía solar solo se produce cuando hay sol. Si queremos aprovecharla por la noche, necesitamos baterías.</w:t>
+        <w:t>[6] Entre los proyectos subvencionables destaca la agrivoltaica, que permite un uso simultáneo del suelo: los paneles se colocan sobre los cultivos, de modo que la tierra produce a la vez alimentos y electricidad, una fórmula con muy buena acogida en los últimos años.</w:t>
       </w:r>
     </w:p>
     <w:p>
@@ -4402,7 +4402,7 @@
           <w:color w:val="556677"/>
           <w:sz w:val="20"/>
         </w:rPr>
-        <w:t>储能至关重要，因为太阳能只有在有阳光时才能产生。如果我们想在夜间利用它，就需要电池。</w:t>
+        <w:t>在可补贴的项目中，农业光伏尤为突出：它实现了土地的双重利用——太阳能板架设在农作物上方，让土地同时产出粮食和电力。近年来这一模式广受欢迎。</w:t>
       </w:r>
     </w:p>
     <w:p/>
@@ -4414,7 +4414,7 @@
           <w:color w:val="1A56DB"/>
           <w:sz w:val="22"/>
         </w:rPr>
-        <w:t>[7] El programa inicialmente iba a repartir 202,5 millones de euros. Sin embargo, la agencia IDAE recibió 882 solicitudes, casi el triple que en la primera edición.</w:t>
+        <w:t>[7] La tecnología agrivoltaica permite, entre otras ventajas, modular la radiación solar sobre el cultivo, evitando el exceso de radiación y disminuyendo los requerimientos de agua, algo especialmente importante en las regiones del sur que sufren escasez de lluvias y sequías prolongadas.</w:t>
       </w:r>
     </w:p>
     <w:p>
@@ -4424,7 +4424,7 @@
           <w:color w:val="556677"/>
           <w:sz w:val="20"/>
         </w:rPr>
-        <w:t>该计划最初打算分配 2.025 亿欧元。然而，IDAE 机构收到了 882 份申请，几乎是第一期的三倍。</w:t>
+        <w:t>农业光伏技术的一大优点是能够调节照射到作物上的太阳辐射，避免辐射过强，并减少用水需求——这在降雨稀缺的地区尤为重要。</w:t>
       </w:r>
     </w:p>
     <w:p/>
@@ -4436,7 +4436,7 @@
           <w:color w:val="1A56DB"/>
           <w:sz w:val="22"/>
         </w:rPr>
-        <w:t>[8] Ante esta enorme demanda, las autoridades decidieron aumentar el presupuesto en un 110% para apoyar a más proyectos.</w:t>
+        <w:t>[8] El programa ya demostró su éxito en la primera convocatoria, en la que el Ministerio asignó 148,5 millones de euros a 199 proyectos de renovables innovadoras como la agrivoltaica o la fotovoltaica flotante, que incorporaban almacenamiento en todos los casos.</w:t>
       </w:r>
     </w:p>
     <w:p>
@@ -4446,7 +4446,7 @@
           <w:color w:val="556677"/>
           <w:sz w:val="20"/>
         </w:rPr>
-        <w:t>面对如此巨大的需求，当局决定将预算提高 110%，以支持更多项目。</w:t>
+        <w:t>该计划在第一期就已大获成功：当时生态转型部向 199 个创新可再生能源项目发放了 1.485 亿欧元，涉及农业光伏、漂浮光伏等，且所有项目均配备储能。</w:t>
       </w:r>
     </w:p>
     <w:p/>
@@ -4458,7 +4458,7 @@
           <w:color w:val="1A56DB"/>
           <w:sz w:val="22"/>
         </w:rPr>
-        <w:t>[9] La mayor parte del dinero, 234 millones de euros, se destinó a 118 proyectos agrivoltaicos, que combinan la generación solar con la actividad agrícola.</w:t>
+        <w:t>[9] Estas iniciativas de la primera edición prevén aportar al sistema eléctrico 299,6 megavatios de generación, mayoritariamente fotovoltaica, así como 351,6 megavatios-hora de capacidad de almacenamiento, una cifra que refleja la apuesta decidida por la energía solar en el conjunto del país.</w:t>
       </w:r>
     </w:p>
     <w:p>
@@ -4468,7 +4468,7 @@
           <w:color w:val="556677"/>
           <w:sz w:val="20"/>
         </w:rPr>
-        <w:t>大部分资金，2.34 亿欧元，被分配给了 118 个农业光伏项目，这些项目将太阳能发电与农业活动结合起来。</w:t>
+        <w:t>第一期这些项目预计将为电力系统贡献 299.6 兆瓦的发电能力（大部分为光伏）以及 351.6 兆瓦时的储能能力，这一数字体现了对太阳能的坚定投入。</w:t>
       </w:r>
     </w:p>
     <w:p/>
@@ -4480,7 +4480,7 @@
           <w:color w:val="1A56DB"/>
           <w:sz w:val="22"/>
         </w:rPr>
-        <w:t>[10] En estos proyectos, los paneles solares se instalan a más de cuatro metros de altura, de modo que los cultivos puedan seguir creciendo debajo.</w:t>
+        <w:t>[10] En aquella primera convocatoria, la línea de incentivos que recibió más subvención fue la agrivoltaica con almacenamiento, con 77,1 millones de euros para 62 proyectos agrivoltaicos, la mayoría ubicados en explotaciones dedicadas a cultivos arbóreos como olivar, viñedos y frutales.</w:t>
       </w:r>
     </w:p>
     <w:p>
@@ -4490,7 +4490,7 @@
           <w:color w:val="556677"/>
           <w:sz w:val="20"/>
         </w:rPr>
-        <w:t>在这些项目中，太阳能板安装在四米以上的高度，这样下面的农作物就能继续生长。</w:t>
+        <w:t>在第一期征集中，获得补贴最多的子项是带储能的农业光伏，共 7710 万欧元、62 个项目，其中大部分位于种植橄榄、葡萄和水果等木本作物的农场。</w:t>
       </w:r>
     </w:p>
     <w:p/>
@@ -4502,7 +4502,7 @@
           <w:color w:val="1A56DB"/>
           <w:sz w:val="22"/>
         </w:rPr>
-        <w:t>[11] El programa también financió 29 proyectos de energía solar flotante, la mayoría ubicados en embalses de riego agrícola.</w:t>
+        <w:t>[11] En estos proyectos de agrivoltaica, los paneles fotovoltaicos se sitúan sobre estructuras elevadas a más de cuatro metros de altura, de modo que los cultivos puedan seguir creciendo debajo y las máquinas agrícolas puedan trabajar con total normalidad por el campo.</w:t>
       </w:r>
     </w:p>
     <w:p>
@@ -4512,7 +4512,7 @@
           <w:color w:val="556677"/>
           <w:sz w:val="20"/>
         </w:rPr>
-        <w:t>该计划还资助了 29 个漂浮太阳能项目，其中大部分位于农业灌溉水库上。</w:t>
+        <w:t>在这些农业光伏项目中，太阳能板被架设在四米以上的高架结构上，这样下方的农作物就能继续生长，农机也能完全正常作业。</w:t>
       </w:r>
     </w:p>
     <w:p/>
@@ -4524,7 +4524,7 @@
           <w:color w:val="1A56DB"/>
           <w:sz w:val="22"/>
         </w:rPr>
-        <w:t>[12] Otros 65,4 millones de euros se concedieron a 47 proyectos que integran energías renovables en infraestructuras ya existentes, como depuradoras o antiguas minas.</w:t>
+        <w:t>[12] La convocatoria impulsa también el autoconsumo colectivo con participación de consumidores vulnerables. El despliegue masivo del autoconsumo en España de los últimos años no ha sido igual en instalaciones individuales que colectivas, suponiendo estas últimas un porcentaje todavía muy bajo.</w:t>
       </w:r>
     </w:p>
     <w:p>
@@ -4534,7 +4534,7 @@
           <w:color w:val="556677"/>
           <w:sz w:val="20"/>
         </w:rPr>
-        <w:t>另有 6540 万欧元被授予 47 个项目，这些项目将可再生能源整合到现有基础设施中，例如污水处理厂或旧矿区。</w:t>
+        <w:t>本次征集还推动惠及弱势消费者的集体自用。近年来西班牙自用光伏的大规模推广在个人与集体装置之间并不均衡，集体自用所占比例仍然很低。</w:t>
       </w:r>
     </w:p>
     <w:p/>
@@ -4546,7 +4546,7 @@
           <w:color w:val="1A56DB"/>
           <w:sz w:val="22"/>
         </w:rPr>
-        <w:t>[13] El autoconsumo colectivo también recibió un fuerte impulso: 45,7 millones de euros para 274 instalaciones que beneficiarán a más de 9.000 consumidores vulnerables.</w:t>
+        <w:t>[13] Además, debido a la casuística de la vivienda en España, donde más del 70% de la población vive en edificios de pisos, se considera primordial continuar impulsando el desarrollo del autoconsumo colectivo entre las comunidades de vecinos y los pequeños municipios.</w:t>
       </w:r>
     </w:p>
     <w:p>
@@ -4556,7 +4556,7 @@
           <w:color w:val="556677"/>
           <w:sz w:val="20"/>
         </w:rPr>
-        <w:t>集体自用也获得了大力推动：4570 万欧元用于 274 个设施，将惠及 9000 多名弱势消费者。</w:t>
+        <w:t>此外，由于西班牙的住房情况特殊——超过 70% 的人口住在公寓楼里——在街坊社区和小城镇中继续推动集体自用被视为重中之重。</w:t>
       </w:r>
     </w:p>
     <w:p/>
@@ -4568,7 +4568,7 @@
           <w:color w:val="1A56DB"/>
           <w:sz w:val="22"/>
         </w:rPr>
-        <w:t>[14] Estos proyectos de autoconsumo suelen estar promovidos por ayuntamientos, diputaciones o comunidades energéticas, no solo por grandes empresas.</w:t>
+        <w:t>[14] Por último, también son subvencionables las instalaciones de bombas de calor renovables, una tecnología que permite avanzar en la electrificación de los procesos térmicos con fuentes renovables y que contribuye de forma directa a reducir las emisiones de los edificios.</w:t>
       </w:r>
     </w:p>
     <w:p>
@@ -4578,7 +4578,7 @@
           <w:color w:val="556677"/>
           <w:sz w:val="20"/>
         </w:rPr>
-        <w:t>这些自用项目通常由市政府、省议会或能源社区推动，而不仅仅是大企业。</w:t>
+        <w:t>该计划将继续提高西班牙已安装的自用发电功率，从而帮助实现新版国家综合能源与气候计划中提出的 2030 年 19 吉瓦的宏伟目标。</w:t>
       </w:r>
     </w:p>
     <w:p/>
@@ -4590,7 +4590,7 @@
           <w:color w:val="1A56DB"/>
           <w:sz w:val="22"/>
         </w:rPr>
-        <w:t>[15] La apuesta por el almacenamiento refleja un cambio profundo: España ya no financia la energía solar sola, sino siempre acompañada de baterías.</w:t>
+        <w:t>[15] La fotovoltaica flotante, por su parte, se instala en espacios artificiales como embalses, balsas de riego o antiguas explotaciones mineras, aprovechando superficies acuáticas que no compiten con el suelo agrícola ni con la actividad productiva del territorio donde se ubican.</w:t>
       </w:r>
     </w:p>
     <w:p>
@@ -4600,7 +4600,7 @@
           <w:color w:val="556677"/>
           <w:sz w:val="20"/>
         </w:rPr>
-        <w:t>对储能的重视反映了一个深刻的变化：西班牙不再单独资助太阳能，而是始终配套电池。</w:t>
+        <w:t>最后，可再生热泵装置同样可获得补贴。这项技术能够利用可再生能源推动供热工艺电气化，并有助于减少建筑物的排放。</w:t>
       </w:r>
     </w:p>
     <w:p/>
@@ -4612,7 +4612,7 @@
           <w:color w:val="1A56DB"/>
           <w:sz w:val="22"/>
         </w:rPr>
-        <w:t>[16] Según los expertos, la clave está en captar el excedente de electricidad del mediodía y liberarlo por la tarde, cuando la demanda es más alta.</w:t>
+        <w:t>[16] El plazo para la realización de las inversiones subvencionables y la ejecución de las actuaciones se extenderá hasta el 30 de junio de 2030. Todos los proyectos financiados deberán respetar además el principio europeo de no causar un daño significativo al medioambiente.</w:t>
       </w:r>
     </w:p>
     <w:p>
@@ -4622,7 +4622,7 @@
           <w:color w:val="556677"/>
           <w:sz w:val="20"/>
         </w:rPr>
-        <w:t>专家指出，关键在于捕捉正午多余的电力，并在傍晚需求较高时释放出来。</w:t>
+        <w:t>漂浮光伏则安装在人工水体上，例如水库、灌溉池塘或旧矿区，利用不与耕地和农业生产争地的水面。</w:t>
       </w:r>
     </w:p>
     <w:p/>
@@ -4634,7 +4634,7 @@
           <w:color w:val="1A56DB"/>
           <w:sz w:val="22"/>
         </w:rPr>
-        <w:t>[17] Este modelo no solo mejora la estabilidad de la red eléctrica, sino que también abarata la factura de los consumidores a largo plazo.</w:t>
+        <w:t>[17] El plazo para la realización de las inversiones subvencionables y la ejecución de las actuaciones se extenderá hasta el 30 de junio de 2030. Todos los proyectos financiados deberán respetar el principio europeo de no causar un daño significativo al medioambiente.</w:t>
       </w:r>
     </w:p>
     <w:p>
@@ -4644,7 +4644,7 @@
           <w:color w:val="556677"/>
           <w:sz w:val="20"/>
         </w:rPr>
-        <w:t>这种模式不仅提高了电网的稳定性，而且从长远来看还能降低消费者的电费。</w:t>
+        <w:t>可补贴投资和项目实施的期限将延至 2030 年 6 月 30 日。所有受资助项目都必须遵守欧洲“不对环境造成重大损害”的原则。</w:t>
       </w:r>
     </w:p>
     <w:p/>
@@ -4656,7 +4656,7 @@
           <w:color w:val="1A56DB"/>
           <w:sz w:val="22"/>
         </w:rPr>
-        <w:t>[18] Cataluña fue la comunidad con más proyectos aprobados, con 189, seguida de la Comunidad Valenciana con 69 y de Extremadura y Andalucía con 19 cada una.</w:t>
+        <w:t>[18] En la valoración de los proyectos se tendrán en cuenta los criterios económicos, así como el grado de madurez de cada propuesta y las externalidades positivas que generen en su entorno. Esta iniciativa está en línea con el plan REPowerEU, donde la energía solar juega un papel determinante y el almacenamiento permite captar el excedente del mediodía para liberarlo cuando la demanda aumenta.</w:t>
       </w:r>
     </w:p>
     <w:p>
@@ -4666,7 +4666,7 @@
           <w:color w:val="556677"/>
           <w:sz w:val="20"/>
         </w:rPr>
-        <w:t>加泰罗尼亚是获批项目最多的自治区，有 189 个，其次是瓦伦西亚自治区 69 个，埃斯特雷马杜拉和安达卢西亚各 19 个。</w:t>
+        <w:t>项目评审将考虑经济标准、每份提案的成熟度及其在周边产生的正外部性。这一举措符合欧盟 REPowerEU 计划——在该计划中太阳能发挥决定性作用，而储能能够在正午捕捉盈余电力、在需求增加时释放。</w:t>
       </w:r>
     </w:p>
     <w:p/>
@@ -4685,7 +4685,7 @@
           <w:color w:val="667788"/>
           <w:sz w:val="20"/>
         </w:rPr>
-        <w:t>B1 考点：陈述式过去时与现在完成时（ha concedido, recibió, decidieron）— 叙述已完成的动作与持续至今的结果。条件式/条件句（si queremos aprovecharla... necesitamos baterías）。被动结构（se destinó, se concedieron, se instalaron）。数据与百分比的表达（433,44 millones, 110%, 1.225,66 MW）。目的连词（para que + 虚拟式：para que los cultivos puedan seguir creciendo）。长句中的关系从句（proyectos que combinan...）。无人称结构（se trata de, hay que）。</w:t>
+        <w:t>B1 考点：陈述式过去时与现在完成时（fue publicado, recibió, asignó, ha puesto en marcha）— 叙述已完成的动作与持续至今的结果。被动结构（son subvencionables, se divide, se tendrán en cuenta）。数据与百分比的表达（202,5 millones, 368,5 millones, 148,5 millones, 70%, 19 gigavatios, 4 metros）。目的与结果从句（de modo que + 虚拟式：de modo que los cultivos puedan seguir creciendo）。关系从句（proyectos que incorporaban...; una tecnología que permite...）。无人称与泛指结构（se considera primordial, se trata de）。机构与计划名称（IDAE, PNIEC, REPowerEU, Next Generation）。</w:t>
       </w:r>
     </w:p>
     <w:p/>
@@ -5311,18 +5311,7 @@
           <w:b/>
           <w:sz w:val="22"/>
         </w:rPr>
-        <w:t>1. ¿Cuánto dinero concedió finalmente el programa RENOINN 2?</w:t>
-      </w:r>
-    </w:p>
-    <w:p>
-      <w:pPr>
-        <w:ind w:left="567"/>
-      </w:pPr>
-      <w:r>
-        <w:rPr>
-          <w:sz w:val="20"/>
-        </w:rPr>
-        <w:t>A. 202,5 millones de euros.</w:t>
+        <w:t>1. ¿Cuál era la dotación inicial del programa RENOINN 2?</w:t>
       </w:r>
     </w:p>
     <w:p>
@@ -5334,7 +5323,7 @@
           <w:color w:val="16A34A"/>
           <w:sz w:val="20"/>
         </w:rPr>
-        <w:t>B. 433,44 millones de euros.  ✔</w:t>
+        <w:t>A. 202,5 millones de euros.  ✔</w:t>
       </w:r>
     </w:p>
     <w:p>
@@ -5345,7 +5334,7 @@
         <w:rPr>
           <w:sz w:val="20"/>
         </w:rPr>
-        <w:t>C. 882 millones de euros.</w:t>
+        <w:t>B. 368,5 millones de euros.</w:t>
       </w:r>
     </w:p>
     <w:p>
@@ -5356,7 +5345,18 @@
         <w:rPr>
           <w:sz w:val="20"/>
         </w:rPr>
-        <w:t>D. 110 millones de euros.</w:t>
+        <w:t>C. 148,5 millones de euros.</w:t>
+      </w:r>
+    </w:p>
+    <w:p>
+      <w:pPr>
+        <w:ind w:left="567"/>
+      </w:pPr>
+      <w:r>
+        <w:rPr>
+          <w:sz w:val="20"/>
+        </w:rPr>
+        <w:t>D. 433,44 millones de euros.</w:t>
       </w:r>
     </w:p>
     <w:p>
@@ -5368,7 +5368,7 @@
           <w:color w:val="16A34A"/>
           <w:sz w:val="18"/>
         </w:rPr>
-        <w:t>✅ 答案：B  |  El texto dice (párrafo 2) que se han concedido “433,44 millones de euros a 524 proyectos innovadores”.  |  原文第 2 段明确说“向 524 个创新项目发放了 4.3344 亿欧元”，故选 B。此题考查直接定位。</w:t>
+        <w:t>✅ 答案：A  |  El texto dice (párrafo 2) que el programa fue publicado con “una dotación inicial de 202,5 millones de euros”.  |  原文第 2 段说该计划公布时“初始预算为 2.025 亿欧元”，故选 A。此题考查直接定位。</w:t>
       </w:r>
     </w:p>
     <w:p/>
@@ -5378,7 +5378,7 @@
           <w:b/>
           <w:sz w:val="22"/>
         </w:rPr>
-        <w:t>2. Según el texto, ¿por qué las autoridades aumentaron el presupuesto un 110%?</w:t>
+        <w:t>2. ¿En cuánto se amplió el presupuesto del programa según la resolución de junio de 2026?</w:t>
       </w:r>
     </w:p>
     <w:p>
@@ -5389,7 +5389,18 @@
         <w:rPr>
           <w:sz w:val="20"/>
         </w:rPr>
-        <w:t>A. Porque subió el coste de los proyectos.</w:t>
+        <w:t>A. Hasta 202,5 millones.</w:t>
+      </w:r>
+    </w:p>
+    <w:p>
+      <w:pPr>
+        <w:ind w:left="567"/>
+      </w:pPr>
+      <w:r>
+        <w:rPr>
+          <w:sz w:val="20"/>
+        </w:rPr>
+        <w:t>B. Hasta 148,5 millones.</w:t>
       </w:r>
     </w:p>
     <w:p>
@@ -5401,7 +5412,7 @@
           <w:color w:val="16A34A"/>
           <w:sz w:val="20"/>
         </w:rPr>
-        <w:t>B. Porque el número de solicitudes superó con creces lo esperado, casi el triple de la primera edición.  ✔</w:t>
+        <w:t>C. Hasta 368,5 millones.  ✔</w:t>
       </w:r>
     </w:p>
     <w:p>
@@ -5412,18 +5423,7 @@
         <w:rPr>
           <w:sz w:val="20"/>
         </w:rPr>
-        <w:t>C. Porque la Unión Europea lo exigió.</w:t>
-      </w:r>
-    </w:p>
-    <w:p>
-      <w:pPr>
-        <w:ind w:left="567"/>
-      </w:pPr>
-      <w:r>
-        <w:rPr>
-          <w:sz w:val="20"/>
-        </w:rPr>
-        <w:t>D. Porque bajó el precio del petróleo.</w:t>
+        <w:t>D. Hasta 433,44 millones.</w:t>
       </w:r>
     </w:p>
     <w:p>
@@ -5435,7 +5435,7 @@
           <w:color w:val="16A34A"/>
           <w:sz w:val="18"/>
         </w:rPr>
-        <w:t>✅ 答案：B  |  El texto (párrafos 7-8) dice que IDAE recibió 882 solicitudes, “casi el triple que en la primera edición”, y por eso “decidieron aumentar el presupuesto en un 110%”. Hay que relacionar la alta demanda con la decisión.  |  原文第 7-8 段说 IDAE 收到 882 份申请，“几乎是第一期的三倍”，因此“决定将预算提高 110%”。需要把“高需求”与“增加预算”这一因果关系联系起来推理，故选 B。此题考查因果推理，非字面定位。</w:t>
+        <w:t>✅ 答案：C  |  El texto dice (párrafo 3) que la resolución del 4 de junio de 2026 elevó la dotación “desde los 202,5 millones hasta los 368,5 millones de euros”.  |  原文第 3 段说 2026 年 6 月 4 日的决议把预算“从 2.025 亿提高到 3.685 亿欧元”，故选 C。此题考查直接定位与数字理解。</w:t>
       </w:r>
     </w:p>
     <w:p/>
@@ -5445,7 +5445,7 @@
           <w:b/>
           <w:sz w:val="22"/>
         </w:rPr>
-        <w:t>3. ¿Dónde se ubican la mayoría de los proyectos de energía solar flotante?</w:t>
+        <w:t>3. ¿Cuántas líneas de incentivos incluye la convocatoria de RENOINN 2?</w:t>
       </w:r>
     </w:p>
     <w:p>
@@ -5456,7 +5456,7 @@
         <w:rPr>
           <w:sz w:val="20"/>
         </w:rPr>
-        <w:t>A. En el mar.</w:t>
+        <w:t>A. Tres líneas.</w:t>
       </w:r>
     </w:p>
     <w:p>
@@ -5468,7 +5468,7 @@
           <w:color w:val="16A34A"/>
           <w:sz w:val="20"/>
         </w:rPr>
-        <w:t>B. En embalses de riego agrícola.  ✔</w:t>
+        <w:t>B. Cinco líneas.  ✔</w:t>
       </w:r>
     </w:p>
     <w:p>
@@ -5479,7 +5479,7 @@
         <w:rPr>
           <w:sz w:val="20"/>
         </w:rPr>
-        <w:t>C. En los tejados.</w:t>
+        <w:t>C. Siete líneas.</w:t>
       </w:r>
     </w:p>
     <w:p>
@@ -5490,7 +5490,7 @@
         <w:rPr>
           <w:sz w:val="20"/>
         </w:rPr>
-        <w:t>D. En el desierto.</w:t>
+        <w:t>D. Dos líneas.</w:t>
       </w:r>
     </w:p>
     <w:p>
@@ -5502,7 +5502,7 @@
           <w:color w:val="16A34A"/>
           <w:sz w:val="18"/>
         </w:rPr>
-        <w:t>✅ 答案：B  |  El texto (párrafo 11) menciona “energía solar flotante, la mayoría ubicados en embalses de riego agrícola”. Hay que entender que embalse = 水库（非普通水面）y riego = 灌溉.  |  原文第 11 段提到“漂浮太阳能……大部分位于农业灌溉水库上”。需理解 embalse 意为“水库”，riego 意为“灌溉”，从而锁定“农业灌溉水库”，故选 B。此题考查 embalse/riego 等词汇的语境义。</w:t>
+        <w:t>✅ 答案：B  |  El texto dice (párrafo 5) que “la convocatoria se divide en cinco líneas de incentivos” y enumera cada una de ellas.  |  原文第 5 段说“本次征集分为五个补贴子项”，并逐一列举，故选 B。此题考查直接定位。</w:t>
       </w:r>
     </w:p>
     <w:p/>
@@ -5512,7 +5512,7 @@
           <w:b/>
           <w:sz w:val="22"/>
         </w:rPr>
-        <w:t>4. ¿Cómo logran los proyectos agrivoltaicos combinar energía y agricultura?</w:t>
+        <w:t>4. Según el texto, ¿qué ventaja principal aporta la tecnología agrivoltaica?</w:t>
       </w:r>
     </w:p>
     <w:p>
@@ -5523,7 +5523,7 @@
         <w:rPr>
           <w:sz w:val="20"/>
         </w:rPr>
-        <w:t>A. Convirtiendo los campos en fábricas.</w:t>
+        <w:t>A. Aumenta el consumo de agua.</w:t>
       </w:r>
     </w:p>
     <w:p>
@@ -5535,7 +5535,7 @@
           <w:color w:val="16A34A"/>
           <w:sz w:val="20"/>
         </w:rPr>
-        <w:t>B. Instalando los paneles a más de cuatro metros de altura para que los cultivos sigan creciendo debajo.  ✔</w:t>
+        <w:t>B. Modula la radiación solar sobre el cultivo y disminuye los requerimientos de agua.  ✔</w:t>
       </w:r>
     </w:p>
     <w:p>
@@ -5546,7 +5546,7 @@
         <w:rPr>
           <w:sz w:val="20"/>
         </w:rPr>
-        <w:t>C. Generando electricidad solo sobre el agua.</w:t>
+        <w:t>C. Impide el crecimiento de los cultivos.</w:t>
       </w:r>
     </w:p>
     <w:p>
@@ -5557,7 +5557,7 @@
         <w:rPr>
           <w:sz w:val="20"/>
         </w:rPr>
-        <w:t>D. Plantando cultivos sobre los paneles.</w:t>
+        <w:t>D. Solo produce electricidad sobre el agua.</w:t>
       </w:r>
     </w:p>
     <w:p>
@@ -5569,7 +5569,7 @@
           <w:color w:val="16A34A"/>
           <w:sz w:val="18"/>
         </w:rPr>
-        <w:t>✅ 答案：B  |  La frase (párrafo 10) “los paneles solares se instalan a más de cuatro metros de altura, de modo que los cultivos puedan seguir creciendo debajo” contiene una cláusula de finalidad con subjuntivo (de modo que + puedan).  |  原句（第 10 段）“太阳能板安装在四米以上高度，这样下面的农作物就能继续生长”中，de modo que + 虚拟式（puedan）表达目的，需理解这一复杂结构才能选出正确答案，故选 B。此题考查目的从句中的虚拟式理解。</w:t>
+        <w:t>✅ 答案：B  |  El párrafo 7 contiene una oración larga: la agrivoltaica permite “modular la radiación solar sobre el cultivo, evitando el exceso de radiación y disminuyendo los requerimientos de agua”. Hay que desentrañar esta estructura compleja para responder.  |  第 7 段是一个长句：农业光伏能够“调节照射到作物上的太阳辐射，避免辐射过强，并减少用水需求”。需理解这一复杂句式的完整语义才能作答，故选 B。此题考查长句理解。</w:t>
       </w:r>
     </w:p>
     <w:p/>
@@ -5579,7 +5579,7 @@
           <w:b/>
           <w:sz w:val="22"/>
         </w:rPr>
-        <w:t>5. ¿A cuántas personas beneficiarán los proyectos de autoconsumo colectivo?</w:t>
+        <w:t>5. ¿Cuántos proyectos recibieron ayudas en la primera convocatoria del programa?</w:t>
       </w:r>
     </w:p>
     <w:p>
@@ -5591,7 +5591,7 @@
           <w:color w:val="16A34A"/>
           <w:sz w:val="20"/>
         </w:rPr>
-        <w:t>A. A más de 9.000 consumidores vulnerables.  ✔</w:t>
+        <w:t>A. 199 proyectos.  ✔</w:t>
       </w:r>
     </w:p>
     <w:p>
@@ -5602,7 +5602,7 @@
         <w:rPr>
           <w:sz w:val="20"/>
         </w:rPr>
-        <w:t>B. A 274 personas.</w:t>
+        <w:t>B. 62 proyectos.</w:t>
       </w:r>
     </w:p>
     <w:p>
@@ -5613,7 +5613,7 @@
         <w:rPr>
           <w:sz w:val="20"/>
         </w:rPr>
-        <w:t>C. A 47 familias.</w:t>
+        <w:t>C. 118 proyectos.</w:t>
       </w:r>
     </w:p>
     <w:p>
@@ -5624,7 +5624,7 @@
         <w:rPr>
           <w:sz w:val="20"/>
         </w:rPr>
-        <w:t>D. A 882 personas.</w:t>
+        <w:t>D. 524 proyectos.</w:t>
       </w:r>
     </w:p>
     <w:p>
@@ -5636,7 +5636,7 @@
           <w:color w:val="16A34A"/>
           <w:sz w:val="18"/>
         </w:rPr>
-        <w:t>✅ 答案：A  |  El texto dice (párrafo 13) que 274 instalaciones “beneficiarán a más de 9.000 consumidores vulnerables”.  |  原文第 13 段说 274 个设施“将惠及 9000 多名弱势消费者”，故选 A。此题考查直接定位。</w:t>
+        <w:t>✅ 答案：A  |  El texto dice (párrafo 8) que en la primera convocatoria el Ministerio asignó ayudas “a 199 proyectos de renovables innovadoras”.  |  原文第 8 段说在第一期征集中，生态转型部向“199 个创新可再生能源项目”发放了补贴，故选 A。此题考查直接定位。</w:t>
       </w:r>
     </w:p>
     <w:p/>
@@ -5646,7 +5646,7 @@
           <w:b/>
           <w:sz w:val="22"/>
         </w:rPr>
-        <w:t>6. Según el artículo, ¿cuál es la función más importante del almacenamiento para el sistema eléctrico español?</w:t>
+        <w:t>6. ¿Qué línea de incentivos recibió más ayuda en la primera convocatoria?</w:t>
       </w:r>
     </w:p>
     <w:p>
@@ -5657,7 +5657,7 @@
         <w:rPr>
           <w:sz w:val="20"/>
         </w:rPr>
-        <w:t>A. Hacer los paneles solares más baratos.</w:t>
+        <w:t>A. La fotovoltaica flotante.</w:t>
       </w:r>
     </w:p>
     <w:p>
@@ -5669,7 +5669,7 @@
           <w:color w:val="16A34A"/>
           <w:sz w:val="20"/>
         </w:rPr>
-        <w:t>B. Captar el excedente del mediodía y liberarlo por la tarde, estabilizando la red y abaratando la factura a largo plazo.  ✔</w:t>
+        <w:t>B. La agrivoltaica con almacenamiento.  ✔</w:t>
       </w:r>
     </w:p>
     <w:p>
@@ -5680,7 +5680,7 @@
         <w:rPr>
           <w:sz w:val="20"/>
         </w:rPr>
-        <w:t>C. Sustituir todas las centrales térmicas.</w:t>
+        <w:t>C. Las bombas de calor.</w:t>
       </w:r>
     </w:p>
     <w:p>
@@ -5691,7 +5691,7 @@
         <w:rPr>
           <w:sz w:val="20"/>
         </w:rPr>
-        <w:t>D. Hacer las centrales nucleares más seguras.</w:t>
+        <w:t>D. El autoconsumo colectivo.</w:t>
       </w:r>
     </w:p>
     <w:p>
@@ -5703,7 +5703,7 @@
           <w:color w:val="16A34A"/>
           <w:sz w:val="18"/>
         </w:rPr>
-        <w:t>✅ 答案：B  |  Hay que integrar los párrafos 6, 15, 16 y 17: el 6 dice que la solar solo se produce con sol, el 15-16 dice “captar el excedente del mediodía y liberarlo por la tarde”, y el 17 concluye que “mejora la estabilidad de la red” y “abarata la factura”.  |  需综合第 6、15、16、17 段：第 6 段说太阳能只在有太阳时产生，第 15-16 段说“捕捉正午盈余并在傍晚释放”，第 17 段总结“提高电网稳定性”并“降低电费”。整合这些信息才能得出完整答案，故选 B。此题考查跨段落综合。</w:t>
+        <w:t>✅ 答案：B  |  El texto dice (párrafo 10) que “la línea de incentivos que recibió más ayuda fue la agrivoltaica con almacenamiento, con 77,1 millones de euros para 62 proyectos”.  |  原文第 10 段说“获得补贴最多的子项是带储能的农业光伏，共 7710 万欧元、62 个项目”，故选 B。此题考查直接定位。</w:t>
       </w:r>
     </w:p>
     <w:p/>
@@ -5713,7 +5713,7 @@
           <w:b/>
           <w:sz w:val="22"/>
         </w:rPr>
-        <w:t>7. ¿Qué comunidad autónoma obtuvo más proyectos aprobados?</w:t>
+        <w:t>7. Según el texto, ¿por qué se considera primordial impulsar el autoconsumo colectivo en España?</w:t>
       </w:r>
     </w:p>
     <w:p>
@@ -5724,18 +5724,7 @@
         <w:rPr>
           <w:sz w:val="20"/>
         </w:rPr>
-        <w:t>A. La Comunidad Valenciana.</w:t>
-      </w:r>
-    </w:p>
-    <w:p>
-      <w:pPr>
-        <w:ind w:left="567"/>
-      </w:pPr>
-      <w:r>
-        <w:rPr>
-          <w:sz w:val="20"/>
-        </w:rPr>
-        <w:t>B. Andalucía.</w:t>
+        <w:t>A. Porque es la tecnología más barata del mercado.</w:t>
       </w:r>
     </w:p>
     <w:p>
@@ -5747,7 +5736,7 @@
           <w:color w:val="16A34A"/>
           <w:sz w:val="20"/>
         </w:rPr>
-        <w:t>C. Cataluña.  ✔</w:t>
+        <w:t>B. Porque más del 70% de la población vive en edificios y el autoconsumo colectivo todavía representa un porcentaje muy bajo.  ✔</w:t>
       </w:r>
     </w:p>
     <w:p>
@@ -5758,7 +5747,18 @@
         <w:rPr>
           <w:sz w:val="20"/>
         </w:rPr>
-        <w:t>D. Extremadura.</w:t>
+        <w:t>C. Porque la Unión Europea lo exige por ley.</w:t>
+      </w:r>
+    </w:p>
+    <w:p>
+      <w:pPr>
+        <w:ind w:left="567"/>
+      </w:pPr>
+      <w:r>
+        <w:rPr>
+          <w:sz w:val="20"/>
+        </w:rPr>
+        <w:t>D. Porque no hay suficiente sol en el norte de España.</w:t>
       </w:r>
     </w:p>
     <w:p>
@@ -5770,7 +5770,7 @@
           <w:color w:val="16A34A"/>
           <w:sz w:val="18"/>
         </w:rPr>
-        <w:t>✅ 答案：C  |  El texto dice (párrafo 18) que “Cataluña fue la comunidad con más proyectos aprobados, con 189”.  |  原文第 18 段说“加泰罗尼亚是获批项目最多的自治区，有 189 个”，故选 C。此题考查直接定位。</w:t>
+        <w:t>✅ 答案：B  |  Hay que integrar los párrafos 12 y 13: el 12 explica que el autoconsumo colectivo supone “un porcentaje todavía muy bajo” frente al individual, y el 13 añade que “más del 70% de la población vive en edificios”. La conclusión es que hay que impulsarlo por esa combinación de causas.  |  需综合第 12、13 段：第 12 段说集体自用所占“比例仍然很低”，第 13 段补充“超过 70% 的人口住在公寓楼里”。将两者结合才能推出结论，故选 B。此题考查跨段落综合。</w:t>
       </w:r>
     </w:p>
     <w:p/>
@@ -5780,18 +5780,7 @@
           <w:b/>
           <w:sz w:val="22"/>
         </w:rPr>
-        <w:t>8. ¿Qué tendencia principal de la política energética española se puede deducir del artículo?</w:t>
-      </w:r>
-    </w:p>
-    <w:p>
-      <w:pPr>
-        <w:ind w:left="567"/>
-      </w:pPr>
-      <w:r>
-        <w:rPr>
-          <w:sz w:val="20"/>
-        </w:rPr>
-        <w:t>A. Abandonar por completo la energía nuclear.</w:t>
+        <w:t>8. ¿Hasta cuándo deben ejecutarse las actuaciones subvencionadas?</w:t>
       </w:r>
     </w:p>
     <w:p>
@@ -5803,7 +5792,7 @@
           <w:color w:val="16A34A"/>
           <w:sz w:val="20"/>
         </w:rPr>
-        <w:t>B. La energía solar debe ir acompañada de almacenamiento, hacia una transición más refinada.  ✔</w:t>
+        <w:t>A. Hasta el 30 de junio de 2030.  ✔</w:t>
       </w:r>
     </w:p>
     <w:p>
@@ -5814,7 +5803,7 @@
         <w:rPr>
           <w:sz w:val="20"/>
         </w:rPr>
-        <w:t>C. Desarrollar solo la energía eólica.</w:t>
+        <w:t>B. Hasta 2027.</w:t>
       </w:r>
     </w:p>
     <w:p>
@@ -5825,7 +5814,18 @@
         <w:rPr>
           <w:sz w:val="20"/>
         </w:rPr>
-        <w:t>D. Dejar de usar energías renovables.</w:t>
+        <w:t>C. Hasta diciembre de 2026.</w:t>
+      </w:r>
+    </w:p>
+    <w:p>
+      <w:pPr>
+        <w:ind w:left="567"/>
+      </w:pPr>
+      <w:r>
+        <w:rPr>
+          <w:sz w:val="20"/>
+        </w:rPr>
+        <w:t>D. Hasta 2035.</w:t>
       </w:r>
     </w:p>
     <w:p>
@@ -5837,7 +5837,7 @@
           <w:color w:val="16A34A"/>
           <w:sz w:val="18"/>
         </w:rPr>
-        <w:t>✅ 答案：B  |  Integrando el párrafo 15 (“ya no financia la energía solar sola, sino siempre acompañada de baterías”) y el énfasis repetido en el almacenamiento, se deduce una transición “solar + almacenamiento”, no una afirmación literal.  |  综合第 15 段“不再单独资助太阳能，而是始终配套电池”以及全文对储能的反复强调，可推断出政策趋势是“太阳能+储能”的精细化转型。这是需要归纳推断的结论，故选 B。此题考查态度/趋势推断。</w:t>
+        <w:t>✅ 答案：A  |  El texto dice (párrafo 17) que “el plazo para la realización de las inversiones... se extenderá hasta el 30 de junio de 2030”.  |  原文第 17 段说“投资实施的期限将延至 2030 年 6 月 30 日”，故选 A。此题考查直接定位。</w:t>
       </w:r>
     </w:p>
     <w:p/>
@@ -5881,7 +5881,7 @@
           <w:color w:val="1A56DB"/>
           <w:sz w:val="22"/>
         </w:rPr>
-        <w:t>[1] El Gobierno ha dado una patada hacia adelante con la prórroga de la central nuclear de Almaraz, anunciada por el Ministerio para la Transición Ecológica.</w:t>
+        <w:t>[1] El Gobierno ha dado una patada hacia adelante con la prórroga de la central nuclear de Almaraz, anunciada este viernes por el Ministerio para la Transición Ecológica. La instalación seguirá abierta hasta junio de 2030, una decisión que llega tras años de presiones de las empresas eléctricas y de los municipios de la zona.</w:t>
       </w:r>
     </w:p>
     <w:p>
@@ -5891,7 +5891,7 @@
           <w:color w:val="556677"/>
           <w:sz w:val="20"/>
         </w:rPr>
-        <w:t>政府通过生态转型部宣布的阿尔马拉斯核电站延期，实际上是把问题“往后踢了一脚”。</w:t>
+        <w:t>政府通过生态转型部于本周五宣布的阿尔马拉斯核电站延期，实际上是把问题“往后踢了一脚”。该设施将继续运行至 2030 年 6 月，这一决定是在电力公司和当地市镇多年施压之后做出的。</w:t>
       </w:r>
     </w:p>
     <w:p/>
@@ -5903,7 +5903,7 @@
           <w:color w:val="1A56DB"/>
           <w:sz w:val="22"/>
         </w:rPr>
-        <w:t>[2] La instalación, que produce en sus dos reactores en torno al 7% de la energía eléctrica que consume España, seguirá abierta hasta junio de 2030.</w:t>
+        <w:t>[2] La instalación, que produce en sus dos reactores en torno al 7% de la energía eléctrica que consume España, seguirá operativa durante tres años más, incumpliendo así el calendario de clausura pactado entre los socios del Ejecutivo de coalición en su día.</w:t>
       </w:r>
     </w:p>
     <w:p>
@@ -5913,7 +5913,7 @@
           <w:color w:val="556677"/>
           <w:sz w:val="20"/>
         </w:rPr>
-        <w:t>该设施的两个反应堆生产着西班牙约 7% 的电力，将继续运行到 2030 年 6 月。</w:t>
+        <w:t>这座拥有两座反应堆、发电量约占西班牙电力消费 7% 的设施将再运营三年，从而违反了政府联盟伙伴之间商定的关闭时间表。</w:t>
       </w:r>
     </w:p>
     <w:p/>
@@ -5925,7 +5925,7 @@
           <w:color w:val="1A56DB"/>
           <w:sz w:val="22"/>
         </w:rPr>
-        <w:t>[3] Con esta decisión, se incumple el calendario de clausura pactado entre los socios de la coalición del Gobierno.</w:t>
+        <w:t>[3] Con esta decisión, el cierre definitivo de la planta queda ahora fijado para una nueva legislatura, con una nueva administración en La Moncloa, ya sea del mismo o de distinto signo político. El Ejecutivo asegura que el impacto es limitado y que la hoja de ruta de cierres no cambia, pero lo cierto es que el primero de ellos se aplaza.</w:t>
       </w:r>
     </w:p>
     <w:p>
@@ -5935,7 +5935,7 @@
           <w:color w:val="556677"/>
           <w:sz w:val="20"/>
         </w:rPr>
-        <w:t>这一决定违反了执政联盟各政党之间达成的关闭时间表。</w:t>
+        <w:t>通过这一决定，电站的最终关闭现在被推迟到新一届议会任期，届时蒙克洛亚宫将迎来新的政府班子，无论是否同属一派。政府声称影响有限、关闭路线图不变，但事实上首个关闭节点已被推迟。</w:t>
       </w:r>
     </w:p>
     <w:p/>
@@ -5947,7 +5947,7 @@
           <w:color w:val="1A56DB"/>
           <w:sz w:val="22"/>
         </w:rPr>
-        <w:t>[4] Aunque el Ejecutivo asegura que el impacto es limitado, lo cierto es que el primer cierre queda ahora fijado para una nueva legislatura, con una nueva administración en La Moncloa.</w:t>
+        <w:t>[4] Aunque el Ejecutivo asegura que la decisión tiene un impacto limitado y que no afectará a la hoja de ruta de cierres de las plantas atómicas, lo cierto es que el primero de esos cierres queda ahora en manos de un futuro Gobierno, que deberá decidir sobre el destino de la instalación.</w:t>
       </w:r>
     </w:p>
     <w:p>
@@ -5957,7 +5957,7 @@
           <w:color w:val="556677"/>
           <w:sz w:val="20"/>
         </w:rPr>
-        <w:t>尽管政府保证影响有限，但事实上第一次关闭现在被推迟到了新一届议会任期，届时蒙克洛亚宫（首相府）将是新的执政班子。</w:t>
+        <w:t>尽管政府保证这一决定影响有限、不会影响核电站关闭路线图，但事实上，第一个关闭节点如今掌握在未来政府手中，由其决定这座设施的命运。</w:t>
       </w:r>
     </w:p>
     <w:p/>
@@ -5969,7 +5969,7 @@
           <w:color w:val="1A56DB"/>
           <w:sz w:val="22"/>
         </w:rPr>
-        <w:t>[5] El Partido Popular dejó claro que la moratoria es “insuficiente” y fue un paso más allá al insistir en que debe “cancelarse” el calendario de cierres.</w:t>
+        <w:t>[5] El Partido Popular, por ejemplo, dejó claro este viernes que la moratoria es “insuficiente” y fue un paso más allá al insistir en que debe “cancelarse” el calendario de cierres de las centrales nucleares, una postura que contrasta con la del Gobierno.</w:t>
       </w:r>
     </w:p>
     <w:p>
@@ -5979,7 +5979,7 @@
           <w:color w:val="556677"/>
           <w:sz w:val="20"/>
         </w:rPr>
-        <w:t>人民党明确表示，这次“暂停关闭”是“不够的”，并进一步坚持应该“取消”整个关闭时间表。</w:t>
+        <w:t>例如，人民党本周五明确表示，这次暂停“不够”，并更进一步，坚持要求“取消”核电站关闭时间表，这一立场与政府形成鲜明对比。</w:t>
       </w:r>
     </w:p>
     <w:p/>
@@ -5991,7 +5991,7 @@
           <w:color w:val="1A56DB"/>
           <w:sz w:val="22"/>
         </w:rPr>
-        <w:t>[6] Fuentes del sector eléctrico aseguran que parte de la estrategia de las compañías y de la propia central pasaba por ganar tiempo y conseguir una revisión de la política nuclear.</w:t>
+        <w:t>[6] Fuentes del sector eléctrico aseguran que parte de la estrategia diseñada por las compañías y por la propia central de Almaraz a la hora de reclamar esa prórroga de tres años pasaba por ganar tiempo y conseguir, cambio de gobierno mediante, una revisión de la política general sobre las nucleares.</w:t>
       </w:r>
     </w:p>
     <w:p>
@@ -6001,7 +6001,7 @@
           <w:color w:val="556677"/>
           <w:sz w:val="20"/>
         </w:rPr>
-        <w:t>电力行业消息人士称，各公司和核电站本身的策略之一，就是争取时间，并推动对核电政策的重新审查。</w:t>
+        <w:t>电力行业消息人士称，各公司及阿尔马拉斯电站自身在争取这三年延期时设计的策略，部分在于争取时间，并通过政府换届推动对整个核电政策进行重新审议。</w:t>
       </w:r>
     </w:p>
     <w:p/>
@@ -6013,7 +6013,7 @@
           <w:color w:val="1A56DB"/>
           <w:sz w:val="22"/>
         </w:rPr>
-        <w:t>[7] Aspiran a llevar la clausura de la central hasta 2060, mucho más allá del calendario actual.</w:t>
+        <w:t>[7] Las empresas aspiran a llevar la clausura de la central hasta 2060, mucho más allá del calendario actual. De hecho, la primera fase del plan para mantener la central con vida, implementado por todos los interesados en la continuidad de la planta, ya se ha completado.</w:t>
       </w:r>
     </w:p>
     <w:p>
@@ -6023,7 +6023,7 @@
           <w:color w:val="556677"/>
           <w:sz w:val="20"/>
         </w:rPr>
-        <w:t>它们希望把核电站的关闭推迟到 2060 年，远超当前的时间表。</w:t>
+        <w:t>各公司希望将电站的关闭推迟到 2060 年，远超当前时间表。事实上，由所有希望电站存续的相关方共同实施的“维持电站生命”计划第一阶段已经完成。</w:t>
       </w:r>
     </w:p>
     <w:p/>
@@ -6035,7 +6035,7 @@
           <w:color w:val="1A56DB"/>
           <w:sz w:val="22"/>
         </w:rPr>
-        <w:t>[8] Para el PSOE, que en octubre de 2023 pactó con Sumar un cierre “planificado, seguro, ordenado y justo socialmente” entre 2027 y 2035, la cuestión tampoco es sencilla.</w:t>
+        <w:t>[8] Para el PSOE, que en octubre de 2023 pactó con Sumar un cierre de las nucleares “planificado, seguro, ordenado y justo socialmente, escalonando el cese de operación de todas las plantas españolas entre 2027 y 2035”, la cuestión tampoco es sencilla.</w:t>
       </w:r>
     </w:p>
     <w:p>
@@ -6045,7 +6045,7 @@
           <w:color w:val="556677"/>
           <w:sz w:val="20"/>
         </w:rPr>
-        <w:t>对工人社会党（PSOE）来说，这也不是个简单的问题——它曾在 2023 年 10 月与苏马尔党商定，在 2027 至 2035 年间“有计划、安全、有序且社会公正地”关闭核电站。</w:t>
+        <w:t>对工人社会党而言，问题同样不简单。2023 年 10 月，该党与苏马尔党达成协议，要在 2027 至 2035 年间“有计划、安全、有序且社会公正地”逐步关闭西班牙所有核电站。</w:t>
       </w:r>
     </w:p>
     <w:p/>
@@ -6057,7 +6057,7 @@
           <w:color w:val="1A56DB"/>
           <w:sz w:val="22"/>
         </w:rPr>
-        <w:t>[9] Con la última decisión, el Gobierno no solo cede a las presiones de los municipios cercanos y de las energéticas dueñas de la central (Iberdrola, Endesa y Naturgy), sino también a las de los partidos políticos de la región.</w:t>
+        <w:t>[9] Con la última decisión, el Gobierno no solo cede a las múltiples presiones provenientes de los municipios más cercanos a la planta, sino también a las de las energéticas dueñas de la central, entre ellas Iberdrola, Endesa y Naturgy, así como a los partidos de la región.</w:t>
       </w:r>
     </w:p>
     <w:p>
@@ -6067,7 +6067,7 @@
           <w:color w:val="556677"/>
           <w:sz w:val="20"/>
         </w:rPr>
-        <w:t>通过这项最新决定，政府不仅屈服于核电站周边市镇和业主公司（伊维尔德罗拉、恩德萨、纳图尔吉）的压力，也屈服于当地政党的压力。</w:t>
+        <w:t>通过最新决定，政府不仅屈服于电站周边市镇的多重压力，也向电站的所有者——包括伊维尔德罗拉、恩德萨和纳图尔希在内的能源公司，以及该地区的各政党作出了让步。</w:t>
       </w:r>
     </w:p>
     <w:p/>
@@ -6079,7 +6079,7 @@
           <w:color w:val="1A56DB"/>
           <w:sz w:val="22"/>
         </w:rPr>
-        <w:t>[10] El propio PSOE extremeño celebró la decisión en un comunicado, calificándola de “una muy buena noticia para Extremadura, para el Campo Arañuelo, para Almaraz y para España en su conjunto”.</w:t>
+        <w:t>[10] El propio PSOE extremeño celebró la decisión en un comunicado en el que indicó que es “una muy buena noticia para Extremadura, para el Campo Arañuelo, para Almaraz y para España en su conjunto”, evidenciando la división interna dentro del partido.</w:t>
       </w:r>
     </w:p>
     <w:p>
@@ -6089,7 +6089,7 @@
           <w:color w:val="556677"/>
           <w:sz w:val="20"/>
         </w:rPr>
-        <w:t>埃斯特雷马杜拉的工人社会党在一份声明中对这一决定表示欢迎，称这是“对埃斯特雷马杜拉、对阿拉纽埃洛地区、对阿尔马拉斯乃至对整个西班牙都非常好的消息”。</w:t>
+        <w:t>埃斯特雷马杜拉的工人社会党自身也发表声明庆祝这一决定，称这是“对埃斯特雷马杜拉、坎波阿劳埃洛、阿尔马拉斯乃至整个西班牙而言的大好消息”，这凸显了党内的分歧。</w:t>
       </w:r>
     </w:p>
     <w:p/>
@@ -6101,7 +6101,7 @@
           <w:color w:val="1A56DB"/>
           <w:sz w:val="22"/>
         </w:rPr>
-        <w:t>[11] El Ministerio de Transición Ecológica defendió la decisión argumentando que la prórroga es segura, no compromete el suministro y no supondrá un coste extra.</w:t>
+        <w:t>[11] El Ministerio de Transición Ecológica defendió la decisión argumentando que la prórroga es segura para los ciudadanos, no compromete la seguridad de suministro y no supondrá un coste extra para el sistema eléctrico ni para los bolsillos de los consumidores.</w:t>
       </w:r>
     </w:p>
     <w:p>
@@ -6111,7 +6111,7 @@
           <w:color w:val="556677"/>
           <w:sz w:val="20"/>
         </w:rPr>
-        <w:t>生态转型部为这一决定辩护，称延期是安全的、不会危及电力供应，也不会带来额外成本。</w:t>
+        <w:t>生态转型部为这一决定辩护，称延期对市民是安全的、不会危及电力供应安全，也不会给电力系统或消费者带来额外成本。</w:t>
       </w:r>
     </w:p>
     <w:p/>
@@ -6123,7 +6123,7 @@
           <w:color w:val="1A56DB"/>
           <w:sz w:val="22"/>
         </w:rPr>
-        <w:t>[12] Cabe recordar que la instalación está valorada en 15.000 millones de euros.</w:t>
+        <w:t>[12] Cabe recordar que la instalación está valorada en 15.000 millones de euros, una cifra que explica el enorme interés económico que despierta la continuidad de la central entre las empresas propietarias y entre los municipios que dependen de su actividad.</w:t>
       </w:r>
     </w:p>
     <w:p>
@@ -6133,7 +6133,7 @@
           <w:color w:val="556677"/>
           <w:sz w:val="20"/>
         </w:rPr>
-        <w:t>需要提醒的是，该设施估值高达 150 亿欧元。</w:t>
+        <w:t>值得提醒的是，该设施估值高达 150 亿欧元。这一数字解释了电站存续为何会在所有方企业和依赖其活动的市镇中激起巨大的经济利益。</w:t>
       </w:r>
     </w:p>
     <w:p/>
@@ -6145,7 +6145,7 @@
           <w:color w:val="1A56DB"/>
           <w:sz w:val="22"/>
         </w:rPr>
-        <w:t>[13] Además, el Ministerio resaltó que el escenario geopolítico actual ha generado “una volatilidad de precios” en la energía.</w:t>
+        <w:t>[13] Además, el Ministerio resaltó que el escenario geopolítico actual, marcado por las tensiones internacionales y la guerra en Oriente Próximo, ha generado “una volatilidad de precios” en la energía, un contexto de incertidumbre que condiciona todas las decisiones sobre el futuro del parque nuclear español.</w:t>
       </w:r>
     </w:p>
     <w:p>
@@ -6155,7 +6155,7 @@
           <w:color w:val="556677"/>
           <w:sz w:val="20"/>
         </w:rPr>
-        <w:t>此外，该部强调，当前的地缘政治局势造成了能源“价格波动”。</w:t>
+        <w:t>此外，该部强调，当前地缘政治格局已在能源领域造成“价格波动”，这种国际不确定性的背景影响着所有关于西班牙核电格局未来的决策。</w:t>
       </w:r>
     </w:p>
     <w:p/>
@@ -6167,7 +6167,7 @@
           <w:color w:val="1A56DB"/>
           <w:sz w:val="22"/>
         </w:rPr>
-        <w:t>[14] Según el Gobierno, “la prórroga, coyuntural, puede contribuir a moderar la exposición de los consumidores a unos picos de precios de los combustibles fósiles no previstos anteriormente”.</w:t>
+        <w:t>[14] Según el Gobierno, “la prórroga, coyuntural, puede contribuir a moderar la exposición de los consumidores a unos picos de precios de los combustibles fósiles no previstos anteriormente”, un argumento que el Ejecutivo defiende tras años de discusiones con las compañías eléctricas.</w:t>
       </w:r>
     </w:p>
     <w:p>
@@ -6177,7 +6177,7 @@
           <w:color w:val="556677"/>
           <w:sz w:val="20"/>
         </w:rPr>
-        <w:t>据政府称，“这一临时性的延期有助于减轻消费者面临化石燃料价格此前未预见的飙升的风险敞口”。</w:t>
+        <w:t>据政府称，“这一临时性的延期有助于减轻消费者面临化石燃料价格此前未预见的飙升的风险敞口”——这是政府在与电力公司多年讨论后坚持的论据。</w:t>
       </w:r>
     </w:p>
     <w:p/>
@@ -6189,7 +6189,7 @@
           <w:color w:val="1A56DB"/>
           <w:sz w:val="22"/>
         </w:rPr>
-        <w:t>[15] “España no puede permitirse el lujo de cerrar las nucleares”, aseguraba hace tan solo un par de meses el consejero delegado de Iberdrola España, Mario Ruiz-Tagle.</w:t>
+        <w:t>[15] “España no puede permitirse el lujo de cerrar las nucleares”, aseguraba hace tan solo un par de meses el consejero delegado de Iberdrola España, Mario Ruiz-Tagle, en una declaración que resume la posición de las grandes eléctricas ante el debate nuclear.</w:t>
       </w:r>
     </w:p>
     <w:p>
@@ -6199,7 +6199,7 @@
           <w:color w:val="556677"/>
           <w:sz w:val="20"/>
         </w:rPr>
-        <w:t>“西班牙承受不起关闭核电站的代价”，伊维尔德罗拉西班牙公司首席执行官马里奥·鲁伊斯-塔格莱就在两个月前还这样表示。</w:t>
+        <w:t>“西班牙不能承受关闭核电站的奢侈”，伊维尔德罗拉西班牙公司首席执行官马里奥·鲁伊斯-塔格莱仅仅两个月前还这样断言。这番表态概括了大型电力公司在核电争论中的立场。</w:t>
       </w:r>
     </w:p>
     <w:p/>
@@ -6211,7 +6211,7 @@
           <w:color w:val="1A56DB"/>
           <w:sz w:val="22"/>
         </w:rPr>
-        <w:t>[16] Estas declaraciones se produjeron poco antes de conocerse el informe del Consejo de Seguridad Nuclear, que daba luz verde a la prórroga hasta 2030 con ciertas condiciones.</w:t>
+        <w:t>[16] Estas declaraciones se produjeron poco antes de conocerse el informe del Consejo de Seguridad Nuclear, el organismo regulador independiente, que daba luz verde a la prórroga de la instalación hasta 2030 con ciertas condiciones técnicas que la planta deberá cumplir.</w:t>
       </w:r>
     </w:p>
     <w:p>
@@ -6221,7 +6221,7 @@
           <w:color w:val="556677"/>
           <w:sz w:val="20"/>
         </w:rPr>
-        <w:t>这些表态发表后不久，核安全委员会的报告出炉，为延至 2030 年开绿灯，但附带一定条件。</w:t>
+        <w:t>这些表态发表后不久，核安全委员会的报告出炉，为电站延至 2030 年开绿灯，但附带电站必须满足的某些技术条件。</w:t>
       </w:r>
     </w:p>
     <w:p/>
@@ -6233,7 +6233,7 @@
           <w:color w:val="1A56DB"/>
           <w:sz w:val="22"/>
         </w:rPr>
-        <w:t>[17] Dicho informe respondía a la petición formal que las energéticas habían hecho en octubre del año pasado.</w:t>
+        <w:t>[17] Dicho informe respondía a la petición formal que las energéticas habían hecho en octubre del año pasado, pidiendo una prórroga en torno a la cual se había generado un intenso revuelo mediático por el peso de la central en la región extremeña.</w:t>
       </w:r>
     </w:p>
     <w:p>
@@ -6243,7 +6243,7 @@
           <w:color w:val="556677"/>
           <w:sz w:val="20"/>
         </w:rPr>
-        <w:t>该报告是对电力公司去年 10 月提出的正式申请的回应。</w:t>
+        <w:t>该报告是对能源公司去年 10 月提出的正式请求的回应。围绕这一延期请求，由于电站对埃斯特雷马杜拉地区的重要性，媒体早已掀起激烈争论。</w:t>
       </w:r>
     </w:p>
     <w:p/>
@@ -6255,7 +6255,7 @@
           <w:color w:val="1A56DB"/>
           <w:sz w:val="22"/>
         </w:rPr>
-        <w:t>[18] “A los extremeños nos pusieron la central nuclear de Almaraz porque nadie la quería y ahora que la queremos nos la van a quitar”, dijo el presidente de la plataforma Sí a Almaraz, Sí al futuro, Fernando Sánchez.</w:t>
+        <w:t>[18] “A los extremeños nos pusieron la central nuclear de Almaraz porque nadie la quería y ahora que la queremos nos la van a quitar”, dijo en una entrevista a este medio el presidente de la plataforma Sí a Almaraz, Sí al futuro, Fernando Sánchez.</w:t>
       </w:r>
     </w:p>
     <w:p>
@@ -6265,7 +6265,7 @@
           <w:color w:val="556677"/>
           <w:sz w:val="20"/>
         </w:rPr>
-        <w:t>“当年把阿尔马拉斯核电站塞给我们埃斯特雷马杜拉人，是因为没人要；如今我们想要了，却又来把它夺走”，“支持阿尔马拉斯、支持未来”平台主席费尔南多·桑切斯这样说道。</w:t>
+        <w:t>“当年没人要，才把阿尔马拉斯核电站塞给我们埃斯特雷马杜拉人；如今我们想要了，他们却要夺走”，支持阿尔马拉斯平台“阿尔马拉斯，要；未来，要”的主席费尔南多·桑切斯在接受本报采访时这样说。</w:t>
       </w:r>
     </w:p>
     <w:p/>
@@ -6277,7 +6277,7 @@
           <w:color w:val="1A56DB"/>
           <w:sz w:val="22"/>
         </w:rPr>
-        <w:t>[19] A esta organización la han apoyado partidos políticos de todo color en la región, incluido el propio PSOE, donde este asunto ha generado una clara discrepancia entre la dirección nacional y la regional.</w:t>
+        <w:t>[19] A esta organización la han apoyado partidos políticos de todo color en la región, incluyendo el propio PSOE, donde este asunto ha generado una clara discrepancia entre la dirección nacional y la regional, sobre todo tras el fuerte varapalo electoral de diciembre, cuando el partido tocó un suelo histórico del 25,7% de los votos y fue castigado en las urnas.</w:t>
       </w:r>
     </w:p>
     <w:p>
@@ -6287,7 +6287,7 @@
           <w:color w:val="556677"/>
           <w:sz w:val="20"/>
         </w:rPr>
-        <w:t>这个组织得到了当地各党派的支持，包括工人社会党本身；在这个问题上，该党全国领导层与地区领导层之间出现了明显的分歧。</w:t>
+        <w:t>该组织得到了该地区各党派的支持，包括工人社会党自身。在这个问题上，工人社会党的全国领导层与地区领导层之间出现了明显分歧，尤其是在选举失利之后。</w:t>
       </w:r>
     </w:p>
     <w:p/>
@@ -6299,7 +6299,7 @@
           <w:color w:val="1A56DB"/>
           <w:sz w:val="22"/>
         </w:rPr>
-        <w:t>[20] En este contexto, la continuidad de Almaraz ayudará a descomprimir la difícil situación del PSOE en la región, castigado en las últimas elecciones autonómicas.</w:t>
+        <w:t>[20] En este contexto, la continuidad de Almaraz ayudará a descomprimir la difícil situación del PSOE en la región, aunque la decisión final sobre el futuro de la central quedará en manos de un nuevo Gobierno tras las próximas elecciones generales.</w:t>
       </w:r>
     </w:p>
     <w:p>
@@ -6309,7 +6309,7 @@
           <w:color w:val="556677"/>
           <w:sz w:val="20"/>
         </w:rPr>
-        <w:t>在此背景下，让阿尔马拉斯继续运行，将有助于缓解工人社会党在该地区的困境——该党在最近的自治区选举中遭到重创。</w:t>
+        <w:t>在此背景下，阿尔马拉斯的延续将有助于缓解工人社会党在该地区的艰难处境。不过，关于电站未来的最终决定，将留待下次大选后的新一届政府作出。</w:t>
       </w:r>
     </w:p>
     <w:p/>
